--- a/Online_Retail_Dataset_Summary.docx
+++ b/Online_Retail_Dataset_Summary.docx
@@ -6,1238 +6,3246 @@
       <w:pPr>
         <w:jc w:val="center"/>
         <w:rPr>
+          <w:rFonts w:ascii="Times New Roman" w:hAnsi="Times New Roman" w:cs="Times New Roman"/>
           <w:b/>
           <w:bCs/>
-        </w:rPr>
-      </w:pPr>
-      <w:r>
-        <w:rPr>
+          <w:sz w:val="24"/>
+          <w:szCs w:val="24"/>
+        </w:rPr>
+      </w:pPr>
+      <w:r>
+        <w:rPr>
+          <w:rFonts w:ascii="Times New Roman" w:hAnsi="Times New Roman" w:cs="Times New Roman"/>
           <w:b/>
           <w:bCs/>
-        </w:rPr>
-        <w:t>Online Retail Data Analysis Report</w:t>
-      </w:r>
-    </w:p>
-    <w:p>
-      <w:pPr>
-        <w:rPr>
+          <w:sz w:val="24"/>
+          <w:szCs w:val="24"/>
+        </w:rPr>
+        <w:t>DATA ANALYSIS REPORT</w:t>
+      </w:r>
+    </w:p>
+    <w:p>
+      <w:pPr>
+        <w:rPr>
+          <w:rFonts w:ascii="Times New Roman" w:hAnsi="Times New Roman" w:cs="Times New Roman"/>
           <w:b/>
           <w:bCs/>
-        </w:rPr>
-      </w:pPr>
-      <w:r>
-        <w:rPr>
+          <w:sz w:val="24"/>
+          <w:szCs w:val="24"/>
+        </w:rPr>
+      </w:pPr>
+      <w:r>
+        <w:rPr>
+          <w:rFonts w:ascii="Times New Roman" w:hAnsi="Times New Roman" w:cs="Times New Roman"/>
           <w:b/>
           <w:bCs/>
-        </w:rPr>
-        <w:t>1. Introduction</w:t>
-      </w:r>
-    </w:p>
-    <w:p>
-      <w:r>
-        <w:t xml:space="preserve">In today’s data-driven business environment, organizations rely heavily on transactional data to understand customer </w:t>
-      </w:r>
-      <w:proofErr w:type="spellStart"/>
-      <w:r>
-        <w:t>behavior</w:t>
-      </w:r>
-      <w:proofErr w:type="spellEnd"/>
-      <w:r>
-        <w:t xml:space="preserve">, optimize operations, and increase profitability. This project </w:t>
-      </w:r>
-      <w:proofErr w:type="spellStart"/>
-      <w:r>
-        <w:t>analyzes</w:t>
-      </w:r>
-      <w:proofErr w:type="spellEnd"/>
-      <w:r>
-        <w:t xml:space="preserve"> an online retail dataset containing customer transactions, product details, quantities, prices, and purchase dates.</w:t>
-      </w:r>
-    </w:p>
-    <w:p>
-      <w:r>
-        <w:t>The primary objective of this analysis is to clean and preprocess the data, perform exploratory data analysis (EDA), visualize trends, and derive actionable business insights that can support decision-making.</w:t>
-      </w:r>
-    </w:p>
-    <w:p>
-      <w:r>
-        <w:pict w14:anchorId="0933285D">
-          <v:rect id="_x0000_i1025" style="width:0;height:1.5pt" o:hralign="center" o:hrstd="t" o:hr="t" fillcolor="#a0a0a0" stroked="f"/>
+          <w:sz w:val="24"/>
+          <w:szCs w:val="24"/>
+        </w:rPr>
+        <w:t>Online Retail Dataset – Visualization &amp; Insights</w:t>
+      </w:r>
+    </w:p>
+    <w:p>
+      <w:pPr>
+        <w:rPr>
+          <w:rFonts w:ascii="Times New Roman" w:hAnsi="Times New Roman" w:cs="Times New Roman"/>
+          <w:sz w:val="24"/>
+          <w:szCs w:val="24"/>
+        </w:rPr>
+      </w:pPr>
+      <w:r>
+        <w:rPr>
+          <w:rFonts w:ascii="Times New Roman" w:hAnsi="Times New Roman" w:cs="Times New Roman"/>
+          <w:sz w:val="24"/>
+          <w:szCs w:val="24"/>
+        </w:rPr>
+        <w:pict w14:anchorId="496E6DDC">
+          <v:rect id="_x0000_i1155" style="width:0;height:1.5pt" o:hralign="center" o:hrstd="t" o:hr="t" fillcolor="#a0a0a0" stroked="f"/>
         </w:pict>
       </w:r>
     </w:p>
     <w:p>
       <w:pPr>
         <w:rPr>
+          <w:rFonts w:ascii="Times New Roman" w:hAnsi="Times New Roman" w:cs="Times New Roman"/>
           <w:b/>
           <w:bCs/>
-        </w:rPr>
-      </w:pPr>
-      <w:r>
-        <w:rPr>
+          <w:sz w:val="24"/>
+          <w:szCs w:val="24"/>
+        </w:rPr>
+      </w:pPr>
+      <w:r>
+        <w:rPr>
+          <w:rFonts w:ascii="Times New Roman" w:hAnsi="Times New Roman" w:cs="Times New Roman"/>
           <w:b/>
           <w:bCs/>
-        </w:rPr>
-        <w:t>2. Objectives</w:t>
-      </w:r>
-    </w:p>
-    <w:p>
-      <w:r>
-        <w:t>The key objectives of this project are:</w:t>
+          <w:sz w:val="24"/>
+          <w:szCs w:val="24"/>
+        </w:rPr>
+        <w:t>1. Introduction</w:t>
+      </w:r>
+    </w:p>
+    <w:p>
+      <w:pPr>
+        <w:rPr>
+          <w:rFonts w:ascii="Times New Roman" w:hAnsi="Times New Roman" w:cs="Times New Roman"/>
+          <w:sz w:val="24"/>
+          <w:szCs w:val="24"/>
+        </w:rPr>
+      </w:pPr>
+      <w:r>
+        <w:rPr>
+          <w:rFonts w:ascii="Times New Roman" w:hAnsi="Times New Roman" w:cs="Times New Roman"/>
+          <w:sz w:val="24"/>
+          <w:szCs w:val="24"/>
+        </w:rPr>
+        <w:t xml:space="preserve">In today’s data-driven business environment, </w:t>
+      </w:r>
+      <w:proofErr w:type="spellStart"/>
+      <w:r>
+        <w:rPr>
+          <w:rFonts w:ascii="Times New Roman" w:hAnsi="Times New Roman" w:cs="Times New Roman"/>
+          <w:sz w:val="24"/>
+          <w:szCs w:val="24"/>
+        </w:rPr>
+        <w:t>analyzing</w:t>
+      </w:r>
+      <w:proofErr w:type="spellEnd"/>
+      <w:r>
+        <w:rPr>
+          <w:rFonts w:ascii="Times New Roman" w:hAnsi="Times New Roman" w:cs="Times New Roman"/>
+          <w:sz w:val="24"/>
+          <w:szCs w:val="24"/>
+        </w:rPr>
+        <w:t xml:space="preserve"> customer transactions is essential for understanding sales patterns, customer </w:t>
+      </w:r>
+      <w:proofErr w:type="spellStart"/>
+      <w:r>
+        <w:rPr>
+          <w:rFonts w:ascii="Times New Roman" w:hAnsi="Times New Roman" w:cs="Times New Roman"/>
+          <w:sz w:val="24"/>
+          <w:szCs w:val="24"/>
+        </w:rPr>
+        <w:t>behavior</w:t>
+      </w:r>
+      <w:proofErr w:type="spellEnd"/>
+      <w:r>
+        <w:rPr>
+          <w:rFonts w:ascii="Times New Roman" w:hAnsi="Times New Roman" w:cs="Times New Roman"/>
+          <w:sz w:val="24"/>
+          <w:szCs w:val="24"/>
+        </w:rPr>
+        <w:t xml:space="preserve">, and product performance. This project focuses on </w:t>
+      </w:r>
+      <w:proofErr w:type="spellStart"/>
+      <w:r>
+        <w:rPr>
+          <w:rFonts w:ascii="Times New Roman" w:hAnsi="Times New Roman" w:cs="Times New Roman"/>
+          <w:sz w:val="24"/>
+          <w:szCs w:val="24"/>
+        </w:rPr>
+        <w:t>analyzing</w:t>
+      </w:r>
+      <w:proofErr w:type="spellEnd"/>
+      <w:r>
+        <w:rPr>
+          <w:rFonts w:ascii="Times New Roman" w:hAnsi="Times New Roman" w:cs="Times New Roman"/>
+          <w:sz w:val="24"/>
+          <w:szCs w:val="24"/>
+        </w:rPr>
+        <w:t xml:space="preserve"> an online retail dataset containing transaction-level data such as product details, quantities, prices, and purchase dates.</w:t>
+      </w:r>
+    </w:p>
+    <w:p>
+      <w:pPr>
+        <w:rPr>
+          <w:rFonts w:ascii="Times New Roman" w:hAnsi="Times New Roman" w:cs="Times New Roman"/>
+          <w:sz w:val="24"/>
+          <w:szCs w:val="24"/>
+        </w:rPr>
+      </w:pPr>
+      <w:r>
+        <w:rPr>
+          <w:rFonts w:ascii="Times New Roman" w:hAnsi="Times New Roman" w:cs="Times New Roman"/>
+          <w:sz w:val="24"/>
+          <w:szCs w:val="24"/>
+        </w:rPr>
+        <w:t>The objective of this analysis is to:</w:t>
       </w:r>
     </w:p>
     <w:p>
       <w:pPr>
         <w:numPr>
           <w:ilvl w:val="0"/>
-          <w:numId w:val="1"/>
+          <w:numId w:val="9"/>
         </w:numPr>
-      </w:pPr>
-      <w:r>
-        <w:t>To clean and preprocess raw retail data</w:t>
+        <w:rPr>
+          <w:rFonts w:ascii="Times New Roman" w:hAnsi="Times New Roman" w:cs="Times New Roman"/>
+          <w:sz w:val="24"/>
+          <w:szCs w:val="24"/>
+        </w:rPr>
+      </w:pPr>
+      <w:r>
+        <w:rPr>
+          <w:rFonts w:ascii="Times New Roman" w:hAnsi="Times New Roman" w:cs="Times New Roman"/>
+          <w:sz w:val="24"/>
+          <w:szCs w:val="24"/>
+        </w:rPr>
+        <w:t xml:space="preserve">Clean and preprocess raw retail data </w:t>
       </w:r>
     </w:p>
     <w:p>
       <w:pPr>
         <w:numPr>
           <w:ilvl w:val="0"/>
-          <w:numId w:val="1"/>
+          <w:numId w:val="9"/>
         </w:numPr>
-      </w:pPr>
-      <w:r>
-        <w:t>To perform exploratory data analysis (EDA)</w:t>
+        <w:rPr>
+          <w:rFonts w:ascii="Times New Roman" w:hAnsi="Times New Roman" w:cs="Times New Roman"/>
+          <w:sz w:val="24"/>
+          <w:szCs w:val="24"/>
+        </w:rPr>
+      </w:pPr>
+      <w:r>
+        <w:rPr>
+          <w:rFonts w:ascii="Times New Roman" w:hAnsi="Times New Roman" w:cs="Times New Roman"/>
+          <w:sz w:val="24"/>
+          <w:szCs w:val="24"/>
+        </w:rPr>
+        <w:t xml:space="preserve">Perform exploratory data analysis (EDA) </w:t>
       </w:r>
     </w:p>
     <w:p>
       <w:pPr>
         <w:numPr>
           <w:ilvl w:val="0"/>
-          <w:numId w:val="1"/>
+          <w:numId w:val="9"/>
         </w:numPr>
-      </w:pPr>
-      <w:r>
-        <w:t>To engineer new features for better analysis</w:t>
+        <w:rPr>
+          <w:rFonts w:ascii="Times New Roman" w:hAnsi="Times New Roman" w:cs="Times New Roman"/>
+          <w:sz w:val="24"/>
+          <w:szCs w:val="24"/>
+        </w:rPr>
+      </w:pPr>
+      <w:r>
+        <w:rPr>
+          <w:rFonts w:ascii="Times New Roman" w:hAnsi="Times New Roman" w:cs="Times New Roman"/>
+          <w:sz w:val="24"/>
+          <w:szCs w:val="24"/>
+        </w:rPr>
+        <w:t xml:space="preserve">Visualize trends and patterns using charts </w:t>
       </w:r>
     </w:p>
     <w:p>
       <w:pPr>
         <w:numPr>
           <w:ilvl w:val="0"/>
-          <w:numId w:val="1"/>
+          <w:numId w:val="9"/>
         </w:numPr>
-      </w:pPr>
-      <w:r>
-        <w:t xml:space="preserve">To visualize sales and customer </w:t>
-      </w:r>
-      <w:proofErr w:type="spellStart"/>
-      <w:r>
-        <w:t>behavior</w:t>
-      </w:r>
-      <w:proofErr w:type="spellEnd"/>
-      <w:r>
-        <w:t xml:space="preserve"> trends</w:t>
+        <w:rPr>
+          <w:rFonts w:ascii="Times New Roman" w:hAnsi="Times New Roman" w:cs="Times New Roman"/>
+          <w:sz w:val="24"/>
+          <w:szCs w:val="24"/>
+        </w:rPr>
+      </w:pPr>
+      <w:r>
+        <w:rPr>
+          <w:rFonts w:ascii="Times New Roman" w:hAnsi="Times New Roman" w:cs="Times New Roman"/>
+          <w:sz w:val="24"/>
+          <w:szCs w:val="24"/>
+        </w:rPr>
+        <w:t xml:space="preserve">Generate actionable business insights </w:t>
+      </w:r>
+    </w:p>
+    <w:p>
+      <w:pPr>
+        <w:rPr>
+          <w:rFonts w:ascii="Times New Roman" w:hAnsi="Times New Roman" w:cs="Times New Roman"/>
+          <w:sz w:val="24"/>
+          <w:szCs w:val="24"/>
+        </w:rPr>
+      </w:pPr>
+      <w:r>
+        <w:rPr>
+          <w:rFonts w:ascii="Times New Roman" w:hAnsi="Times New Roman" w:cs="Times New Roman"/>
+          <w:sz w:val="24"/>
+          <w:szCs w:val="24"/>
+        </w:rPr>
+        <w:pict w14:anchorId="2C797C85">
+          <v:rect id="_x0000_i1156" style="width:0;height:1.5pt" o:hralign="center" o:hrstd="t" o:hr="t" fillcolor="#a0a0a0" stroked="f"/>
+        </w:pict>
+      </w:r>
+    </w:p>
+    <w:p>
+      <w:pPr>
+        <w:rPr>
+          <w:rFonts w:ascii="Times New Roman" w:hAnsi="Times New Roman" w:cs="Times New Roman"/>
+          <w:b/>
+          <w:bCs/>
+          <w:sz w:val="24"/>
+          <w:szCs w:val="24"/>
+        </w:rPr>
+      </w:pPr>
+      <w:r>
+        <w:rPr>
+          <w:rFonts w:ascii="Times New Roman" w:hAnsi="Times New Roman" w:cs="Times New Roman"/>
+          <w:b/>
+          <w:bCs/>
+          <w:sz w:val="24"/>
+          <w:szCs w:val="24"/>
+        </w:rPr>
+        <w:t>2. Tools and Technologies Used</w:t>
       </w:r>
     </w:p>
     <w:p>
       <w:pPr>
         <w:numPr>
           <w:ilvl w:val="0"/>
-          <w:numId w:val="1"/>
+          <w:numId w:val="10"/>
         </w:numPr>
-      </w:pPr>
-      <w:r>
-        <w:t>To generate actionable business insights</w:t>
-      </w:r>
-    </w:p>
-    <w:p>
-      <w:r>
-        <w:pict w14:anchorId="0AA02C3D">
-          <v:rect id="_x0000_i1026" style="width:0;height:1.5pt" o:hralign="center" o:hrstd="t" o:hr="t" fillcolor="#a0a0a0" stroked="f"/>
-        </w:pict>
-      </w:r>
-    </w:p>
-    <w:p>
-      <w:pPr>
-        <w:rPr>
+        <w:rPr>
+          <w:rFonts w:ascii="Times New Roman" w:hAnsi="Times New Roman" w:cs="Times New Roman"/>
+          <w:sz w:val="24"/>
+          <w:szCs w:val="24"/>
+        </w:rPr>
+      </w:pPr>
+      <w:r>
+        <w:rPr>
+          <w:rFonts w:ascii="Times New Roman" w:hAnsi="Times New Roman" w:cs="Times New Roman"/>
           <w:b/>
           <w:bCs/>
-        </w:rPr>
-      </w:pPr>
-      <w:r>
-        <w:rPr>
+          <w:sz w:val="24"/>
+          <w:szCs w:val="24"/>
+        </w:rPr>
+        <w:t>Python</w:t>
+      </w:r>
+      <w:r>
+        <w:rPr>
+          <w:rFonts w:ascii="Times New Roman" w:hAnsi="Times New Roman" w:cs="Times New Roman"/>
+          <w:sz w:val="24"/>
+          <w:szCs w:val="24"/>
+        </w:rPr>
+        <w:t xml:space="preserve"> </w:t>
+      </w:r>
+    </w:p>
+    <w:p>
+      <w:pPr>
+        <w:numPr>
+          <w:ilvl w:val="0"/>
+          <w:numId w:val="10"/>
+        </w:numPr>
+        <w:rPr>
+          <w:rFonts w:ascii="Times New Roman" w:hAnsi="Times New Roman" w:cs="Times New Roman"/>
+          <w:sz w:val="24"/>
+          <w:szCs w:val="24"/>
+        </w:rPr>
+      </w:pPr>
+      <w:r>
+        <w:rPr>
+          <w:rFonts w:ascii="Times New Roman" w:hAnsi="Times New Roman" w:cs="Times New Roman"/>
           <w:b/>
           <w:bCs/>
-        </w:rPr>
-        <w:t>3. Dataset Description</w:t>
-      </w:r>
-    </w:p>
-    <w:p>
-      <w:r>
-        <w:t>The dataset used in this project is the Online Retail Dataset from the UCI Repository. It contains transactional records of an online retail store.</w:t>
-      </w:r>
-    </w:p>
-    <w:p>
-      <w:pPr>
-        <w:rPr>
+          <w:sz w:val="24"/>
+          <w:szCs w:val="24"/>
+        </w:rPr>
+        <w:t>NumPy</w:t>
+      </w:r>
+      <w:r>
+        <w:rPr>
+          <w:rFonts w:ascii="Times New Roman" w:hAnsi="Times New Roman" w:cs="Times New Roman"/>
+          <w:sz w:val="24"/>
+          <w:szCs w:val="24"/>
+        </w:rPr>
+        <w:t xml:space="preserve"> – Numerical computations </w:t>
+      </w:r>
+    </w:p>
+    <w:p>
+      <w:pPr>
+        <w:numPr>
+          <w:ilvl w:val="0"/>
+          <w:numId w:val="10"/>
+        </w:numPr>
+        <w:rPr>
+          <w:rFonts w:ascii="Times New Roman" w:hAnsi="Times New Roman" w:cs="Times New Roman"/>
+          <w:sz w:val="24"/>
+          <w:szCs w:val="24"/>
+        </w:rPr>
+      </w:pPr>
+      <w:r>
+        <w:rPr>
+          <w:rFonts w:ascii="Times New Roman" w:hAnsi="Times New Roman" w:cs="Times New Roman"/>
           <w:b/>
           <w:bCs/>
-        </w:rPr>
-      </w:pPr>
-      <w:r>
-        <w:rPr>
+          <w:sz w:val="24"/>
+          <w:szCs w:val="24"/>
+        </w:rPr>
+        <w:t>Pandas</w:t>
+      </w:r>
+      <w:r>
+        <w:rPr>
+          <w:rFonts w:ascii="Times New Roman" w:hAnsi="Times New Roman" w:cs="Times New Roman"/>
+          <w:sz w:val="24"/>
+          <w:szCs w:val="24"/>
+        </w:rPr>
+        <w:t xml:space="preserve"> – Data cleaning and manipulation </w:t>
+      </w:r>
+    </w:p>
+    <w:p>
+      <w:pPr>
+        <w:numPr>
+          <w:ilvl w:val="0"/>
+          <w:numId w:val="10"/>
+        </w:numPr>
+        <w:rPr>
+          <w:rFonts w:ascii="Times New Roman" w:hAnsi="Times New Roman" w:cs="Times New Roman"/>
+          <w:sz w:val="24"/>
+          <w:szCs w:val="24"/>
+        </w:rPr>
+      </w:pPr>
+      <w:r>
+        <w:rPr>
+          <w:rFonts w:ascii="Times New Roman" w:hAnsi="Times New Roman" w:cs="Times New Roman"/>
           <w:b/>
           <w:bCs/>
-        </w:rPr>
-        <w:t>Key Attributes:</w:t>
+          <w:sz w:val="24"/>
+          <w:szCs w:val="24"/>
+        </w:rPr>
+        <w:t>Matplotlib</w:t>
+      </w:r>
+      <w:r>
+        <w:rPr>
+          <w:rFonts w:ascii="Times New Roman" w:hAnsi="Times New Roman" w:cs="Times New Roman"/>
+          <w:sz w:val="24"/>
+          <w:szCs w:val="24"/>
+        </w:rPr>
+        <w:t xml:space="preserve"> – Basic data visualization </w:t>
       </w:r>
     </w:p>
     <w:p>
       <w:pPr>
         <w:numPr>
           <w:ilvl w:val="0"/>
-          <w:numId w:val="2"/>
+          <w:numId w:val="10"/>
         </w:numPr>
-      </w:pPr>
-      <w:proofErr w:type="spellStart"/>
-      <w:r>
-        <w:rPr>
+        <w:rPr>
+          <w:rFonts w:ascii="Times New Roman" w:hAnsi="Times New Roman" w:cs="Times New Roman"/>
+          <w:sz w:val="24"/>
+          <w:szCs w:val="24"/>
+        </w:rPr>
+      </w:pPr>
+      <w:r>
+        <w:rPr>
+          <w:rFonts w:ascii="Times New Roman" w:hAnsi="Times New Roman" w:cs="Times New Roman"/>
           <w:b/>
           <w:bCs/>
-        </w:rPr>
-        <w:t>InvoiceNo</w:t>
-      </w:r>
-      <w:proofErr w:type="spellEnd"/>
-      <w:r>
-        <w:t>: Unique transaction identifier</w:t>
+          <w:sz w:val="24"/>
+          <w:szCs w:val="24"/>
+        </w:rPr>
+        <w:t>Seaborn</w:t>
+      </w:r>
+      <w:r>
+        <w:rPr>
+          <w:rFonts w:ascii="Times New Roman" w:hAnsi="Times New Roman" w:cs="Times New Roman"/>
+          <w:sz w:val="24"/>
+          <w:szCs w:val="24"/>
+        </w:rPr>
+        <w:t xml:space="preserve"> – Advanced statistical visualization </w:t>
+      </w:r>
+    </w:p>
+    <w:p>
+      <w:pPr>
+        <w:rPr>
+          <w:rFonts w:ascii="Times New Roman" w:hAnsi="Times New Roman" w:cs="Times New Roman"/>
+          <w:sz w:val="24"/>
+          <w:szCs w:val="24"/>
+        </w:rPr>
+      </w:pPr>
+      <w:r>
+        <w:rPr>
+          <w:rFonts w:ascii="Times New Roman" w:hAnsi="Times New Roman" w:cs="Times New Roman"/>
+          <w:sz w:val="24"/>
+          <w:szCs w:val="24"/>
+        </w:rPr>
+        <w:pict w14:anchorId="4BAACDDC">
+          <v:rect id="_x0000_i1157" style="width:0;height:1.5pt" o:hralign="center" o:hrstd="t" o:hr="t" fillcolor="#a0a0a0" stroked="f"/>
+        </w:pict>
+      </w:r>
+    </w:p>
+    <w:p>
+      <w:pPr>
+        <w:rPr>
+          <w:rFonts w:ascii="Times New Roman" w:hAnsi="Times New Roman" w:cs="Times New Roman"/>
+          <w:b/>
+          <w:bCs/>
+          <w:sz w:val="24"/>
+          <w:szCs w:val="24"/>
+        </w:rPr>
+      </w:pPr>
+      <w:r>
+        <w:rPr>
+          <w:rFonts w:ascii="Times New Roman" w:hAnsi="Times New Roman" w:cs="Times New Roman"/>
+          <w:b/>
+          <w:bCs/>
+          <w:sz w:val="24"/>
+          <w:szCs w:val="24"/>
+        </w:rPr>
+        <w:t>3. Dataset Description</w:t>
+      </w:r>
+    </w:p>
+    <w:p>
+      <w:pPr>
+        <w:rPr>
+          <w:rFonts w:ascii="Times New Roman" w:hAnsi="Times New Roman" w:cs="Times New Roman"/>
+          <w:sz w:val="24"/>
+          <w:szCs w:val="24"/>
+        </w:rPr>
+      </w:pPr>
+      <w:r>
+        <w:rPr>
+          <w:rFonts w:ascii="Times New Roman" w:hAnsi="Times New Roman" w:cs="Times New Roman"/>
+          <w:sz w:val="24"/>
+          <w:szCs w:val="24"/>
+        </w:rPr>
+        <w:t>The dataset contains transactional records of an online retail store. Key features include:</w:t>
       </w:r>
     </w:p>
     <w:p>
       <w:pPr>
         <w:numPr>
           <w:ilvl w:val="0"/>
-          <w:numId w:val="2"/>
+          <w:numId w:val="11"/>
         </w:numPr>
+        <w:rPr>
+          <w:rFonts w:ascii="Times New Roman" w:hAnsi="Times New Roman" w:cs="Times New Roman"/>
+          <w:sz w:val="24"/>
+          <w:szCs w:val="24"/>
+        </w:rPr>
       </w:pPr>
       <w:proofErr w:type="spellStart"/>
       <w:r>
         <w:rPr>
+          <w:rFonts w:ascii="Times New Roman" w:hAnsi="Times New Roman" w:cs="Times New Roman"/>
           <w:b/>
           <w:bCs/>
-        </w:rPr>
-        <w:t>StockCode</w:t>
+          <w:sz w:val="24"/>
+          <w:szCs w:val="24"/>
+        </w:rPr>
+        <w:t>InvoiceNo</w:t>
       </w:r>
       <w:proofErr w:type="spellEnd"/>
       <w:r>
-        <w:t>: Product/item code</w:t>
+        <w:rPr>
+          <w:rFonts w:ascii="Times New Roman" w:hAnsi="Times New Roman" w:cs="Times New Roman"/>
+          <w:sz w:val="24"/>
+          <w:szCs w:val="24"/>
+        </w:rPr>
+        <w:t xml:space="preserve"> – Unique transaction ID </w:t>
       </w:r>
     </w:p>
     <w:p>
       <w:pPr>
         <w:numPr>
           <w:ilvl w:val="0"/>
-          <w:numId w:val="2"/>
+          <w:numId w:val="11"/>
         </w:numPr>
-      </w:pPr>
-      <w:r>
-        <w:rPr>
+        <w:rPr>
+          <w:rFonts w:ascii="Times New Roman" w:hAnsi="Times New Roman" w:cs="Times New Roman"/>
+          <w:sz w:val="24"/>
+          <w:szCs w:val="24"/>
+        </w:rPr>
+      </w:pPr>
+      <w:proofErr w:type="spellStart"/>
+      <w:r>
+        <w:rPr>
+          <w:rFonts w:ascii="Times New Roman" w:hAnsi="Times New Roman" w:cs="Times New Roman"/>
           <w:b/>
           <w:bCs/>
-        </w:rPr>
-        <w:t>Description</w:t>
-      </w:r>
-      <w:r>
-        <w:t>: Product name</w:t>
+          <w:sz w:val="24"/>
+          <w:szCs w:val="24"/>
+        </w:rPr>
+        <w:t>StockCode</w:t>
+      </w:r>
+      <w:proofErr w:type="spellEnd"/>
+      <w:r>
+        <w:rPr>
+          <w:rFonts w:ascii="Times New Roman" w:hAnsi="Times New Roman" w:cs="Times New Roman"/>
+          <w:sz w:val="24"/>
+          <w:szCs w:val="24"/>
+        </w:rPr>
+        <w:t xml:space="preserve"> – Product code </w:t>
       </w:r>
     </w:p>
     <w:p>
       <w:pPr>
         <w:numPr>
           <w:ilvl w:val="0"/>
-          <w:numId w:val="2"/>
+          <w:numId w:val="11"/>
         </w:numPr>
-      </w:pPr>
-      <w:r>
-        <w:rPr>
+        <w:rPr>
+          <w:rFonts w:ascii="Times New Roman" w:hAnsi="Times New Roman" w:cs="Times New Roman"/>
+          <w:sz w:val="24"/>
+          <w:szCs w:val="24"/>
+        </w:rPr>
+      </w:pPr>
+      <w:r>
+        <w:rPr>
+          <w:rFonts w:ascii="Times New Roman" w:hAnsi="Times New Roman" w:cs="Times New Roman"/>
           <w:b/>
           <w:bCs/>
-        </w:rPr>
-        <w:t>Quantity</w:t>
-      </w:r>
-      <w:r>
-        <w:t>: Number of items purchased</w:t>
+          <w:sz w:val="24"/>
+          <w:szCs w:val="24"/>
+        </w:rPr>
+        <w:t>Description</w:t>
+      </w:r>
+      <w:r>
+        <w:rPr>
+          <w:rFonts w:ascii="Times New Roman" w:hAnsi="Times New Roman" w:cs="Times New Roman"/>
+          <w:sz w:val="24"/>
+          <w:szCs w:val="24"/>
+        </w:rPr>
+        <w:t xml:space="preserve"> – Product name </w:t>
       </w:r>
     </w:p>
     <w:p>
       <w:pPr>
         <w:numPr>
           <w:ilvl w:val="0"/>
-          <w:numId w:val="2"/>
+          <w:numId w:val="11"/>
         </w:numPr>
-      </w:pPr>
-      <w:proofErr w:type="spellStart"/>
-      <w:r>
-        <w:rPr>
+        <w:rPr>
+          <w:rFonts w:ascii="Times New Roman" w:hAnsi="Times New Roman" w:cs="Times New Roman"/>
+          <w:sz w:val="24"/>
+          <w:szCs w:val="24"/>
+        </w:rPr>
+      </w:pPr>
+      <w:r>
+        <w:rPr>
+          <w:rFonts w:ascii="Times New Roman" w:hAnsi="Times New Roman" w:cs="Times New Roman"/>
           <w:b/>
           <w:bCs/>
-        </w:rPr>
-        <w:t>InvoiceDate</w:t>
-      </w:r>
-      <w:proofErr w:type="spellEnd"/>
-      <w:r>
-        <w:t>: Date and time of transaction</w:t>
+          <w:sz w:val="24"/>
+          <w:szCs w:val="24"/>
+        </w:rPr>
+        <w:t>Quantity</w:t>
+      </w:r>
+      <w:r>
+        <w:rPr>
+          <w:rFonts w:ascii="Times New Roman" w:hAnsi="Times New Roman" w:cs="Times New Roman"/>
+          <w:sz w:val="24"/>
+          <w:szCs w:val="24"/>
+        </w:rPr>
+        <w:t xml:space="preserve"> – Number of items purchased </w:t>
       </w:r>
     </w:p>
     <w:p>
       <w:pPr>
         <w:numPr>
           <w:ilvl w:val="0"/>
-          <w:numId w:val="2"/>
+          <w:numId w:val="11"/>
         </w:numPr>
+        <w:rPr>
+          <w:rFonts w:ascii="Times New Roman" w:hAnsi="Times New Roman" w:cs="Times New Roman"/>
+          <w:sz w:val="24"/>
+          <w:szCs w:val="24"/>
+        </w:rPr>
       </w:pPr>
       <w:proofErr w:type="spellStart"/>
       <w:r>
         <w:rPr>
+          <w:rFonts w:ascii="Times New Roman" w:hAnsi="Times New Roman" w:cs="Times New Roman"/>
           <w:b/>
           <w:bCs/>
-        </w:rPr>
-        <w:t>UnitPrice</w:t>
+          <w:sz w:val="24"/>
+          <w:szCs w:val="24"/>
+        </w:rPr>
+        <w:t>InvoiceDate</w:t>
       </w:r>
       <w:proofErr w:type="spellEnd"/>
       <w:r>
-        <w:t>: Price per unit</w:t>
+        <w:rPr>
+          <w:rFonts w:ascii="Times New Roman" w:hAnsi="Times New Roman" w:cs="Times New Roman"/>
+          <w:sz w:val="24"/>
+          <w:szCs w:val="24"/>
+        </w:rPr>
+        <w:t xml:space="preserve"> – Date of transaction </w:t>
       </w:r>
     </w:p>
     <w:p>
       <w:pPr>
         <w:numPr>
           <w:ilvl w:val="0"/>
-          <w:numId w:val="2"/>
+          <w:numId w:val="11"/>
         </w:numPr>
+        <w:rPr>
+          <w:rFonts w:ascii="Times New Roman" w:hAnsi="Times New Roman" w:cs="Times New Roman"/>
+          <w:sz w:val="24"/>
+          <w:szCs w:val="24"/>
+        </w:rPr>
       </w:pPr>
       <w:proofErr w:type="spellStart"/>
       <w:r>
         <w:rPr>
+          <w:rFonts w:ascii="Times New Roman" w:hAnsi="Times New Roman" w:cs="Times New Roman"/>
           <w:b/>
           <w:bCs/>
-        </w:rPr>
-        <w:t>CustomerID</w:t>
+          <w:sz w:val="24"/>
+          <w:szCs w:val="24"/>
+        </w:rPr>
+        <w:t>UnitPrice</w:t>
       </w:r>
       <w:proofErr w:type="spellEnd"/>
       <w:r>
-        <w:t>: Unique customer identifier</w:t>
+        <w:rPr>
+          <w:rFonts w:ascii="Times New Roman" w:hAnsi="Times New Roman" w:cs="Times New Roman"/>
+          <w:sz w:val="24"/>
+          <w:szCs w:val="24"/>
+        </w:rPr>
+        <w:t xml:space="preserve"> – Price per unit </w:t>
       </w:r>
     </w:p>
     <w:p>
       <w:pPr>
         <w:numPr>
           <w:ilvl w:val="0"/>
-          <w:numId w:val="2"/>
+          <w:numId w:val="11"/>
         </w:numPr>
-      </w:pPr>
-      <w:r>
-        <w:rPr>
+        <w:rPr>
+          <w:rFonts w:ascii="Times New Roman" w:hAnsi="Times New Roman" w:cs="Times New Roman"/>
+          <w:sz w:val="24"/>
+          <w:szCs w:val="24"/>
+        </w:rPr>
+      </w:pPr>
+      <w:proofErr w:type="spellStart"/>
+      <w:r>
+        <w:rPr>
+          <w:rFonts w:ascii="Times New Roman" w:hAnsi="Times New Roman" w:cs="Times New Roman"/>
           <w:b/>
           <w:bCs/>
-        </w:rPr>
-        <w:t>Country</w:t>
-      </w:r>
-      <w:r>
-        <w:t>: Customer location</w:t>
-      </w:r>
-    </w:p>
-    <w:p>
-      <w:r>
-        <w:pict w14:anchorId="3DCDD955">
-          <v:rect id="_x0000_i1027" style="width:0;height:1.5pt" o:hralign="center" o:hrstd="t" o:hr="t" fillcolor="#a0a0a0" stroked="f"/>
-        </w:pict>
-      </w:r>
-    </w:p>
-    <w:p>
-      <w:pPr>
-        <w:rPr>
+          <w:sz w:val="24"/>
+          <w:szCs w:val="24"/>
+        </w:rPr>
+        <w:t>CustomerID</w:t>
+      </w:r>
+      <w:proofErr w:type="spellEnd"/>
+      <w:r>
+        <w:rPr>
+          <w:rFonts w:ascii="Times New Roman" w:hAnsi="Times New Roman" w:cs="Times New Roman"/>
+          <w:sz w:val="24"/>
+          <w:szCs w:val="24"/>
+        </w:rPr>
+        <w:t xml:space="preserve"> – Unique customer identifier </w:t>
+      </w:r>
+    </w:p>
+    <w:p>
+      <w:pPr>
+        <w:numPr>
+          <w:ilvl w:val="0"/>
+          <w:numId w:val="11"/>
+        </w:numPr>
+        <w:rPr>
+          <w:rFonts w:ascii="Times New Roman" w:hAnsi="Times New Roman" w:cs="Times New Roman"/>
+          <w:sz w:val="24"/>
+          <w:szCs w:val="24"/>
+        </w:rPr>
+      </w:pPr>
+      <w:r>
+        <w:rPr>
+          <w:rFonts w:ascii="Times New Roman" w:hAnsi="Times New Roman" w:cs="Times New Roman"/>
           <w:b/>
           <w:bCs/>
-        </w:rPr>
-      </w:pPr>
-      <w:r>
-        <w:rPr>
+          <w:sz w:val="24"/>
+          <w:szCs w:val="24"/>
+        </w:rPr>
+        <w:t>Country</w:t>
+      </w:r>
+      <w:r>
+        <w:rPr>
+          <w:rFonts w:ascii="Times New Roman" w:hAnsi="Times New Roman" w:cs="Times New Roman"/>
+          <w:sz w:val="24"/>
+          <w:szCs w:val="24"/>
+        </w:rPr>
+        <w:t xml:space="preserve"> – Customer location </w:t>
+      </w:r>
+    </w:p>
+    <w:p>
+      <w:pPr>
+        <w:rPr>
+          <w:rFonts w:ascii="Times New Roman" w:hAnsi="Times New Roman" w:cs="Times New Roman"/>
+          <w:sz w:val="24"/>
+          <w:szCs w:val="24"/>
+        </w:rPr>
+      </w:pPr>
+      <w:r>
+        <w:rPr>
+          <w:rFonts w:ascii="Times New Roman" w:hAnsi="Times New Roman" w:cs="Times New Roman"/>
+          <w:sz w:val="24"/>
+          <w:szCs w:val="24"/>
+        </w:rPr>
+        <w:lastRenderedPageBreak/>
+        <w:pict w14:anchorId="72A85F10">
+          <v:rect id="_x0000_i1158" style="width:0;height:1.5pt" o:hralign="center" o:hrstd="t" o:hr="t" fillcolor="#a0a0a0" stroked="f"/>
+        </w:pict>
+      </w:r>
+    </w:p>
+    <w:p>
+      <w:pPr>
+        <w:rPr>
+          <w:rFonts w:ascii="Times New Roman" w:hAnsi="Times New Roman" w:cs="Times New Roman"/>
           <w:b/>
           <w:bCs/>
-        </w:rPr>
-        <w:t>4. Data Cleaning and Preprocessing</w:t>
-      </w:r>
-    </w:p>
-    <w:p>
-      <w:r>
-        <w:t>Data preprocessing is a critical step to ensure accuracy and reliability of analysis.</w:t>
-      </w:r>
-    </w:p>
-    <w:p>
-      <w:pPr>
-        <w:rPr>
+          <w:sz w:val="24"/>
+          <w:szCs w:val="24"/>
+        </w:rPr>
+      </w:pPr>
+      <w:r>
+        <w:rPr>
+          <w:rFonts w:ascii="Times New Roman" w:hAnsi="Times New Roman" w:cs="Times New Roman"/>
           <w:b/>
           <w:bCs/>
-        </w:rPr>
-      </w:pPr>
-      <w:r>
-        <w:rPr>
+          <w:sz w:val="24"/>
+          <w:szCs w:val="24"/>
+        </w:rPr>
+        <w:t>4. Data Preprocessing</w:t>
+      </w:r>
+    </w:p>
+    <w:p>
+      <w:pPr>
+        <w:rPr>
+          <w:rFonts w:ascii="Times New Roman" w:hAnsi="Times New Roman" w:cs="Times New Roman"/>
+          <w:sz w:val="24"/>
+          <w:szCs w:val="24"/>
+        </w:rPr>
+      </w:pPr>
+      <w:r>
+        <w:rPr>
+          <w:rFonts w:ascii="Times New Roman" w:hAnsi="Times New Roman" w:cs="Times New Roman"/>
+          <w:sz w:val="24"/>
+          <w:szCs w:val="24"/>
+        </w:rPr>
+        <w:t>Before visualization, the dataset was cleaned and prepared:</w:t>
+      </w:r>
+    </w:p>
+    <w:p>
+      <w:pPr>
+        <w:numPr>
+          <w:ilvl w:val="0"/>
+          <w:numId w:val="12"/>
+        </w:numPr>
+        <w:rPr>
+          <w:rFonts w:ascii="Times New Roman" w:hAnsi="Times New Roman" w:cs="Times New Roman"/>
+          <w:sz w:val="24"/>
+          <w:szCs w:val="24"/>
+        </w:rPr>
+      </w:pPr>
+      <w:r>
+        <w:rPr>
+          <w:rFonts w:ascii="Times New Roman" w:hAnsi="Times New Roman" w:cs="Times New Roman"/>
+          <w:sz w:val="24"/>
+          <w:szCs w:val="24"/>
+        </w:rPr>
+        <w:t xml:space="preserve">Removed missing values </w:t>
+      </w:r>
+    </w:p>
+    <w:p>
+      <w:pPr>
+        <w:numPr>
+          <w:ilvl w:val="0"/>
+          <w:numId w:val="12"/>
+        </w:numPr>
+        <w:rPr>
+          <w:rFonts w:ascii="Times New Roman" w:hAnsi="Times New Roman" w:cs="Times New Roman"/>
+          <w:sz w:val="24"/>
+          <w:szCs w:val="24"/>
+        </w:rPr>
+      </w:pPr>
+      <w:r>
+        <w:rPr>
+          <w:rFonts w:ascii="Times New Roman" w:hAnsi="Times New Roman" w:cs="Times New Roman"/>
+          <w:sz w:val="24"/>
+          <w:szCs w:val="24"/>
+        </w:rPr>
+        <w:t xml:space="preserve">Filtered out negative quantities and prices (returns/cancellations) </w:t>
+      </w:r>
+    </w:p>
+    <w:p>
+      <w:pPr>
+        <w:numPr>
+          <w:ilvl w:val="0"/>
+          <w:numId w:val="12"/>
+        </w:numPr>
+        <w:rPr>
+          <w:rFonts w:ascii="Times New Roman" w:hAnsi="Times New Roman" w:cs="Times New Roman"/>
+          <w:sz w:val="24"/>
+          <w:szCs w:val="24"/>
+        </w:rPr>
+      </w:pPr>
+      <w:r>
+        <w:rPr>
+          <w:rFonts w:ascii="Times New Roman" w:hAnsi="Times New Roman" w:cs="Times New Roman"/>
+          <w:sz w:val="24"/>
+          <w:szCs w:val="24"/>
+        </w:rPr>
+        <w:t xml:space="preserve">Converted </w:t>
+      </w:r>
+      <w:proofErr w:type="spellStart"/>
+      <w:r>
+        <w:rPr>
+          <w:rFonts w:ascii="Times New Roman" w:hAnsi="Times New Roman" w:cs="Times New Roman"/>
+          <w:sz w:val="24"/>
+          <w:szCs w:val="24"/>
+        </w:rPr>
+        <w:t>InvoiceDate</w:t>
+      </w:r>
+      <w:proofErr w:type="spellEnd"/>
+      <w:r>
+        <w:rPr>
+          <w:rFonts w:ascii="Times New Roman" w:hAnsi="Times New Roman" w:cs="Times New Roman"/>
+          <w:sz w:val="24"/>
+          <w:szCs w:val="24"/>
+        </w:rPr>
+        <w:t xml:space="preserve"> to datetime format </w:t>
+      </w:r>
+    </w:p>
+    <w:p>
+      <w:pPr>
+        <w:numPr>
+          <w:ilvl w:val="0"/>
+          <w:numId w:val="12"/>
+        </w:numPr>
+        <w:rPr>
+          <w:rFonts w:ascii="Times New Roman" w:hAnsi="Times New Roman" w:cs="Times New Roman"/>
+          <w:sz w:val="24"/>
+          <w:szCs w:val="24"/>
+        </w:rPr>
+      </w:pPr>
+      <w:r>
+        <w:rPr>
+          <w:rFonts w:ascii="Times New Roman" w:hAnsi="Times New Roman" w:cs="Times New Roman"/>
+          <w:sz w:val="24"/>
+          <w:szCs w:val="24"/>
+        </w:rPr>
+        <w:t>Created a new feature:</w:t>
+      </w:r>
+      <w:r>
+        <w:rPr>
+          <w:rFonts w:ascii="Times New Roman" w:hAnsi="Times New Roman" w:cs="Times New Roman"/>
+          <w:sz w:val="24"/>
+          <w:szCs w:val="24"/>
+        </w:rPr>
+        <w:br/>
+      </w:r>
+      <w:proofErr w:type="spellStart"/>
+      <w:r>
+        <w:rPr>
+          <w:rFonts w:ascii="Times New Roman" w:hAnsi="Times New Roman" w:cs="Times New Roman"/>
           <w:b/>
           <w:bCs/>
-        </w:rPr>
-        <w:lastRenderedPageBreak/>
-        <w:t>Steps Performed:</w:t>
+          <w:sz w:val="24"/>
+          <w:szCs w:val="24"/>
+        </w:rPr>
+        <w:t>TotalPrice</w:t>
+      </w:r>
+      <w:proofErr w:type="spellEnd"/>
+      <w:r>
+        <w:rPr>
+          <w:rFonts w:ascii="Times New Roman" w:hAnsi="Times New Roman" w:cs="Times New Roman"/>
+          <w:b/>
+          <w:bCs/>
+          <w:sz w:val="24"/>
+          <w:szCs w:val="24"/>
+        </w:rPr>
+        <w:t xml:space="preserve"> = Quantity × </w:t>
+      </w:r>
+      <w:proofErr w:type="spellStart"/>
+      <w:r>
+        <w:rPr>
+          <w:rFonts w:ascii="Times New Roman" w:hAnsi="Times New Roman" w:cs="Times New Roman"/>
+          <w:b/>
+          <w:bCs/>
+          <w:sz w:val="24"/>
+          <w:szCs w:val="24"/>
+        </w:rPr>
+        <w:t>UnitPrice</w:t>
+      </w:r>
+      <w:proofErr w:type="spellEnd"/>
+      <w:r>
+        <w:rPr>
+          <w:rFonts w:ascii="Times New Roman" w:hAnsi="Times New Roman" w:cs="Times New Roman"/>
+          <w:sz w:val="24"/>
+          <w:szCs w:val="24"/>
+        </w:rPr>
+        <w:t xml:space="preserve"> </w:t>
+      </w:r>
+    </w:p>
+    <w:p>
+      <w:pPr>
+        <w:rPr>
+          <w:rFonts w:ascii="Times New Roman" w:hAnsi="Times New Roman" w:cs="Times New Roman"/>
+          <w:sz w:val="24"/>
+          <w:szCs w:val="24"/>
+        </w:rPr>
+      </w:pPr>
+      <w:r>
+        <w:rPr>
+          <w:rFonts w:ascii="Times New Roman" w:hAnsi="Times New Roman" w:cs="Times New Roman"/>
+          <w:sz w:val="24"/>
+          <w:szCs w:val="24"/>
+        </w:rPr>
+        <w:t>This ensured accurate and meaningful analysis.</w:t>
+      </w:r>
+    </w:p>
+    <w:p>
+      <w:pPr>
+        <w:rPr>
+          <w:rFonts w:ascii="Times New Roman" w:hAnsi="Times New Roman" w:cs="Times New Roman"/>
+          <w:sz w:val="24"/>
+          <w:szCs w:val="24"/>
+        </w:rPr>
+      </w:pPr>
+      <w:r>
+        <w:rPr>
+          <w:rFonts w:ascii="Times New Roman" w:hAnsi="Times New Roman" w:cs="Times New Roman"/>
+          <w:sz w:val="24"/>
+          <w:szCs w:val="24"/>
+        </w:rPr>
+        <w:pict w14:anchorId="4053E977">
+          <v:rect id="_x0000_i1159" style="width:0;height:1.5pt" o:hralign="center" o:hrstd="t" o:hr="t" fillcolor="#a0a0a0" stroked="f"/>
+        </w:pict>
+      </w:r>
+    </w:p>
+    <w:p>
+      <w:pPr>
+        <w:rPr>
+          <w:rFonts w:ascii="Times New Roman" w:hAnsi="Times New Roman" w:cs="Times New Roman"/>
+          <w:b/>
+          <w:bCs/>
+          <w:sz w:val="24"/>
+          <w:szCs w:val="24"/>
+        </w:rPr>
+      </w:pPr>
+      <w:r>
+        <w:rPr>
+          <w:rFonts w:ascii="Times New Roman" w:hAnsi="Times New Roman" w:cs="Times New Roman"/>
+          <w:b/>
+          <w:bCs/>
+          <w:sz w:val="24"/>
+          <w:szCs w:val="24"/>
+        </w:rPr>
+        <w:t>5. Data Visualization &amp; Insights</w:t>
+      </w:r>
+    </w:p>
+    <w:p>
+      <w:pPr>
+        <w:rPr>
+          <w:rFonts w:ascii="Times New Roman" w:hAnsi="Times New Roman" w:cs="Times New Roman"/>
+          <w:sz w:val="24"/>
+          <w:szCs w:val="24"/>
+        </w:rPr>
+      </w:pPr>
+      <w:r>
+        <w:rPr>
+          <w:rFonts w:ascii="Times New Roman" w:hAnsi="Times New Roman" w:cs="Times New Roman"/>
+          <w:sz w:val="24"/>
+          <w:szCs w:val="24"/>
+        </w:rPr>
+        <w:pict w14:anchorId="6E304F6C">
+          <v:rect id="_x0000_i1160" style="width:0;height:1.5pt" o:hralign="center" o:hrstd="t" o:hr="t" fillcolor="#a0a0a0" stroked="f"/>
+        </w:pict>
+      </w:r>
+    </w:p>
+    <w:p>
+      <w:pPr>
+        <w:rPr>
+          <w:rFonts w:ascii="Times New Roman" w:hAnsi="Times New Roman" w:cs="Times New Roman"/>
+          <w:b/>
+          <w:bCs/>
+          <w:sz w:val="24"/>
+          <w:szCs w:val="24"/>
+        </w:rPr>
+      </w:pPr>
+      <w:r>
+        <w:rPr>
+          <w:rFonts w:ascii="Times New Roman" w:hAnsi="Times New Roman" w:cs="Times New Roman"/>
+          <w:b/>
+          <w:bCs/>
+          <w:sz w:val="24"/>
+          <w:szCs w:val="24"/>
+        </w:rPr>
+        <w:t>5.1 Line Chart – Daily Sales Trend</w:t>
+      </w:r>
+    </w:p>
+    <w:p>
+      <w:pPr>
+        <w:rPr>
+          <w:rFonts w:ascii="Times New Roman" w:hAnsi="Times New Roman" w:cs="Times New Roman"/>
+          <w:sz w:val="24"/>
+          <w:szCs w:val="24"/>
+        </w:rPr>
+      </w:pPr>
+      <w:r>
+        <w:rPr>
+          <w:rFonts w:ascii="Times New Roman" w:hAnsi="Times New Roman" w:cs="Times New Roman"/>
+          <w:b/>
+          <w:bCs/>
+          <w:sz w:val="24"/>
+          <w:szCs w:val="24"/>
+        </w:rPr>
+        <w:t>Description:</w:t>
+      </w:r>
+      <w:r>
+        <w:rPr>
+          <w:rFonts w:ascii="Times New Roman" w:hAnsi="Times New Roman" w:cs="Times New Roman"/>
+          <w:sz w:val="24"/>
+          <w:szCs w:val="24"/>
+        </w:rPr>
+        <w:br/>
+        <w:t>A line chart was used to visualize total daily sales over time.</w:t>
+      </w:r>
+    </w:p>
+    <w:p>
+      <w:pPr>
+        <w:rPr>
+          <w:rFonts w:ascii="Times New Roman" w:hAnsi="Times New Roman" w:cs="Times New Roman"/>
+          <w:sz w:val="24"/>
+          <w:szCs w:val="24"/>
+        </w:rPr>
+      </w:pPr>
+      <w:r>
+        <w:rPr>
+          <w:rFonts w:ascii="Times New Roman" w:hAnsi="Times New Roman" w:cs="Times New Roman"/>
+          <w:b/>
+          <w:bCs/>
+          <w:sz w:val="24"/>
+          <w:szCs w:val="24"/>
+        </w:rPr>
+        <w:t>Insights:</w:t>
       </w:r>
     </w:p>
     <w:p>
       <w:pPr>
         <w:numPr>
           <w:ilvl w:val="0"/>
-          <w:numId w:val="3"/>
+          <w:numId w:val="13"/>
         </w:numPr>
-      </w:pPr>
-      <w:r>
-        <w:t xml:space="preserve">Removed missing values, especially in the </w:t>
-      </w:r>
-      <w:proofErr w:type="spellStart"/>
-      <w:r>
-        <w:t>CustomerID</w:t>
-      </w:r>
-      <w:proofErr w:type="spellEnd"/>
-      <w:r>
-        <w:t xml:space="preserve"> field</w:t>
+        <w:rPr>
+          <w:rFonts w:ascii="Times New Roman" w:hAnsi="Times New Roman" w:cs="Times New Roman"/>
+          <w:sz w:val="24"/>
+          <w:szCs w:val="24"/>
+        </w:rPr>
+      </w:pPr>
+      <w:r>
+        <w:rPr>
+          <w:rFonts w:ascii="Times New Roman" w:hAnsi="Times New Roman" w:cs="Times New Roman"/>
+          <w:sz w:val="24"/>
+          <w:szCs w:val="24"/>
+        </w:rPr>
+        <w:t xml:space="preserve">Sales fluctuate across different days </w:t>
       </w:r>
     </w:p>
     <w:p>
       <w:pPr>
         <w:numPr>
           <w:ilvl w:val="0"/>
-          <w:numId w:val="3"/>
+          <w:numId w:val="13"/>
         </w:numPr>
-      </w:pPr>
-      <w:r>
-        <w:t>Eliminated duplicate records</w:t>
+        <w:rPr>
+          <w:rFonts w:ascii="Times New Roman" w:hAnsi="Times New Roman" w:cs="Times New Roman"/>
+          <w:sz w:val="24"/>
+          <w:szCs w:val="24"/>
+        </w:rPr>
+      </w:pPr>
+      <w:r>
+        <w:rPr>
+          <w:rFonts w:ascii="Times New Roman" w:hAnsi="Times New Roman" w:cs="Times New Roman"/>
+          <w:sz w:val="24"/>
+          <w:szCs w:val="24"/>
+        </w:rPr>
+        <w:t xml:space="preserve">Peak periods indicate high customer activity </w:t>
       </w:r>
     </w:p>
     <w:p>
       <w:pPr>
         <w:numPr>
           <w:ilvl w:val="0"/>
-          <w:numId w:val="3"/>
+          <w:numId w:val="13"/>
         </w:numPr>
-      </w:pPr>
-      <w:r>
-        <w:t xml:space="preserve">Filtered out negative and zero values in Quantity and </w:t>
-      </w:r>
-      <w:proofErr w:type="spellStart"/>
-      <w:r>
-        <w:t>UnitPrice</w:t>
-      </w:r>
-      <w:proofErr w:type="spellEnd"/>
+        <w:rPr>
+          <w:rFonts w:ascii="Times New Roman" w:hAnsi="Times New Roman" w:cs="Times New Roman"/>
+          <w:sz w:val="24"/>
+          <w:szCs w:val="24"/>
+        </w:rPr>
+      </w:pPr>
+      <w:r>
+        <w:rPr>
+          <w:rFonts w:ascii="Times New Roman" w:hAnsi="Times New Roman" w:cs="Times New Roman"/>
+          <w:sz w:val="24"/>
+          <w:szCs w:val="24"/>
+        </w:rPr>
+        <w:t xml:space="preserve">Low sales periods highlight reduced engagement </w:t>
+      </w:r>
+    </w:p>
+    <w:p>
+      <w:pPr>
+        <w:rPr>
+          <w:rFonts w:ascii="Times New Roman" w:hAnsi="Times New Roman" w:cs="Times New Roman"/>
+          <w:sz w:val="24"/>
+          <w:szCs w:val="24"/>
+        </w:rPr>
+      </w:pPr>
+      <w:r>
+        <w:rPr>
+          <w:rFonts w:ascii="Times New Roman" w:hAnsi="Times New Roman" w:cs="Times New Roman"/>
+          <w:b/>
+          <w:bCs/>
+          <w:sz w:val="24"/>
+          <w:szCs w:val="24"/>
+        </w:rPr>
+        <w:t>Business Impact:</w:t>
+      </w:r>
     </w:p>
     <w:p>
       <w:pPr>
         <w:numPr>
           <w:ilvl w:val="0"/>
-          <w:numId w:val="3"/>
+          <w:numId w:val="14"/>
         </w:numPr>
-      </w:pPr>
-      <w:r>
-        <w:t xml:space="preserve">Converted </w:t>
-      </w:r>
-      <w:proofErr w:type="spellStart"/>
-      <w:r>
-        <w:t>InvoiceDate</w:t>
-      </w:r>
-      <w:proofErr w:type="spellEnd"/>
-      <w:r>
-        <w:t xml:space="preserve"> to datetime format</w:t>
-      </w:r>
-    </w:p>
-    <w:p>
-      <w:r>
-        <w:t>These steps helped improve data quality and ensured meaningful analysis.</w:t>
-      </w:r>
-    </w:p>
-    <w:p>
-      <w:r>
-        <w:pict w14:anchorId="1D175C0F">
-          <v:rect id="_x0000_i1028" style="width:0;height:1.5pt" o:hralign="center" o:hrstd="t" o:hr="t" fillcolor="#a0a0a0" stroked="f"/>
+        <w:rPr>
+          <w:rFonts w:ascii="Times New Roman" w:hAnsi="Times New Roman" w:cs="Times New Roman"/>
+          <w:sz w:val="24"/>
+          <w:szCs w:val="24"/>
+        </w:rPr>
+      </w:pPr>
+      <w:r>
+        <w:rPr>
+          <w:rFonts w:ascii="Times New Roman" w:hAnsi="Times New Roman" w:cs="Times New Roman"/>
+          <w:sz w:val="24"/>
+          <w:szCs w:val="24"/>
+        </w:rPr>
+        <w:t xml:space="preserve">Identify peak seasons for promotions </w:t>
+      </w:r>
+    </w:p>
+    <w:p>
+      <w:pPr>
+        <w:numPr>
+          <w:ilvl w:val="0"/>
+          <w:numId w:val="14"/>
+        </w:numPr>
+        <w:rPr>
+          <w:rFonts w:ascii="Times New Roman" w:hAnsi="Times New Roman" w:cs="Times New Roman"/>
+          <w:sz w:val="24"/>
+          <w:szCs w:val="24"/>
+        </w:rPr>
+      </w:pPr>
+      <w:r>
+        <w:rPr>
+          <w:rFonts w:ascii="Times New Roman" w:hAnsi="Times New Roman" w:cs="Times New Roman"/>
+          <w:sz w:val="24"/>
+          <w:szCs w:val="24"/>
+        </w:rPr>
+        <w:t xml:space="preserve">Plan marketing campaigns during low-demand periods </w:t>
+      </w:r>
+    </w:p>
+    <w:p>
+      <w:pPr>
+        <w:numPr>
+          <w:ilvl w:val="0"/>
+          <w:numId w:val="14"/>
+        </w:numPr>
+        <w:rPr>
+          <w:rFonts w:ascii="Times New Roman" w:hAnsi="Times New Roman" w:cs="Times New Roman"/>
+          <w:sz w:val="24"/>
+          <w:szCs w:val="24"/>
+        </w:rPr>
+      </w:pPr>
+      <w:r>
+        <w:rPr>
+          <w:rFonts w:ascii="Times New Roman" w:hAnsi="Times New Roman" w:cs="Times New Roman"/>
+          <w:sz w:val="24"/>
+          <w:szCs w:val="24"/>
+        </w:rPr>
+        <w:t xml:space="preserve">Improve inventory planning </w:t>
+      </w:r>
+    </w:p>
+    <w:p>
+      <w:pPr>
+        <w:rPr>
+          <w:rFonts w:ascii="Times New Roman" w:hAnsi="Times New Roman" w:cs="Times New Roman"/>
+          <w:sz w:val="24"/>
+          <w:szCs w:val="24"/>
+        </w:rPr>
+      </w:pPr>
+      <w:r>
+        <w:rPr>
+          <w:rFonts w:ascii="Times New Roman" w:hAnsi="Times New Roman" w:cs="Times New Roman"/>
+          <w:sz w:val="24"/>
+          <w:szCs w:val="24"/>
+        </w:rPr>
+        <w:pict w14:anchorId="4E63D03B">
+          <v:rect id="_x0000_i1161" style="width:0;height:1.5pt" o:hralign="center" o:hrstd="t" o:hr="t" fillcolor="#a0a0a0" stroked="f"/>
         </w:pict>
       </w:r>
     </w:p>
     <w:p>
       <w:pPr>
         <w:rPr>
+          <w:rFonts w:ascii="Times New Roman" w:hAnsi="Times New Roman" w:cs="Times New Roman"/>
           <w:b/>
           <w:bCs/>
-        </w:rPr>
-      </w:pPr>
-      <w:r>
-        <w:rPr>
+          <w:sz w:val="24"/>
+          <w:szCs w:val="24"/>
+        </w:rPr>
+      </w:pPr>
+      <w:r>
+        <w:rPr>
+          <w:rFonts w:ascii="Times New Roman" w:hAnsi="Times New Roman" w:cs="Times New Roman"/>
           <w:b/>
           <w:bCs/>
-        </w:rPr>
-        <w:t>5. Feature Engineering</w:t>
-      </w:r>
-    </w:p>
-    <w:p>
-      <w:r>
-        <w:t>New features were created to enhance analytical capabilities:</w:t>
+          <w:sz w:val="24"/>
+          <w:szCs w:val="24"/>
+        </w:rPr>
+        <w:t>5.2 Bar Chart – Top 10 Selling Products</w:t>
+      </w:r>
+    </w:p>
+    <w:p>
+      <w:pPr>
+        <w:rPr>
+          <w:rFonts w:ascii="Times New Roman" w:hAnsi="Times New Roman" w:cs="Times New Roman"/>
+          <w:sz w:val="24"/>
+          <w:szCs w:val="24"/>
+        </w:rPr>
+      </w:pPr>
+      <w:r>
+        <w:rPr>
+          <w:rFonts w:ascii="Times New Roman" w:hAnsi="Times New Roman" w:cs="Times New Roman"/>
+          <w:b/>
+          <w:bCs/>
+          <w:sz w:val="24"/>
+          <w:szCs w:val="24"/>
+        </w:rPr>
+        <w:t>Description:</w:t>
+      </w:r>
+      <w:r>
+        <w:rPr>
+          <w:rFonts w:ascii="Times New Roman" w:hAnsi="Times New Roman" w:cs="Times New Roman"/>
+          <w:sz w:val="24"/>
+          <w:szCs w:val="24"/>
+        </w:rPr>
+        <w:br/>
+        <w:t>A bar chart shows the top 10 products based on quantity sold.</w:t>
+      </w:r>
+    </w:p>
+    <w:p>
+      <w:pPr>
+        <w:rPr>
+          <w:rFonts w:ascii="Times New Roman" w:hAnsi="Times New Roman" w:cs="Times New Roman"/>
+          <w:sz w:val="24"/>
+          <w:szCs w:val="24"/>
+        </w:rPr>
+      </w:pPr>
+      <w:r>
+        <w:rPr>
+          <w:rFonts w:ascii="Times New Roman" w:hAnsi="Times New Roman" w:cs="Times New Roman"/>
+          <w:b/>
+          <w:bCs/>
+          <w:sz w:val="24"/>
+          <w:szCs w:val="24"/>
+        </w:rPr>
+        <w:t>Insights:</w:t>
       </w:r>
     </w:p>
     <w:p>
       <w:pPr>
         <w:numPr>
           <w:ilvl w:val="0"/>
-          <w:numId w:val="4"/>
+          <w:numId w:val="15"/>
         </w:numPr>
-      </w:pPr>
-      <w:proofErr w:type="spellStart"/>
-      <w:r>
-        <w:rPr>
+        <w:rPr>
+          <w:rFonts w:ascii="Times New Roman" w:hAnsi="Times New Roman" w:cs="Times New Roman"/>
+          <w:sz w:val="24"/>
+          <w:szCs w:val="24"/>
+        </w:rPr>
+      </w:pPr>
+      <w:r>
+        <w:rPr>
+          <w:rFonts w:ascii="Times New Roman" w:hAnsi="Times New Roman" w:cs="Times New Roman"/>
+          <w:sz w:val="24"/>
+          <w:szCs w:val="24"/>
+        </w:rPr>
+        <w:t xml:space="preserve">A few products dominate total sales </w:t>
+      </w:r>
+    </w:p>
+    <w:p>
+      <w:pPr>
+        <w:numPr>
+          <w:ilvl w:val="0"/>
+          <w:numId w:val="15"/>
+        </w:numPr>
+        <w:rPr>
+          <w:rFonts w:ascii="Times New Roman" w:hAnsi="Times New Roman" w:cs="Times New Roman"/>
+          <w:sz w:val="24"/>
+          <w:szCs w:val="24"/>
+        </w:rPr>
+      </w:pPr>
+      <w:r>
+        <w:rPr>
+          <w:rFonts w:ascii="Times New Roman" w:hAnsi="Times New Roman" w:cs="Times New Roman"/>
+          <w:sz w:val="24"/>
+          <w:szCs w:val="24"/>
+        </w:rPr>
+        <w:t xml:space="preserve">Significant gap between top and lower-ranked products </w:t>
+      </w:r>
+    </w:p>
+    <w:p>
+      <w:pPr>
+        <w:rPr>
+          <w:rFonts w:ascii="Times New Roman" w:hAnsi="Times New Roman" w:cs="Times New Roman"/>
+          <w:sz w:val="24"/>
+          <w:szCs w:val="24"/>
+        </w:rPr>
+      </w:pPr>
+      <w:r>
+        <w:rPr>
+          <w:rFonts w:ascii="Times New Roman" w:hAnsi="Times New Roman" w:cs="Times New Roman"/>
           <w:b/>
           <w:bCs/>
-        </w:rPr>
-        <w:t>TotalPrice</w:t>
-      </w:r>
-      <w:proofErr w:type="spellEnd"/>
-      <w:r>
-        <w:t xml:space="preserve"> = Quantity × </w:t>
-      </w:r>
-      <w:proofErr w:type="spellStart"/>
-      <w:r>
-        <w:t>UnitPrice</w:t>
-      </w:r>
-      <w:proofErr w:type="spellEnd"/>
+          <w:sz w:val="24"/>
+          <w:szCs w:val="24"/>
+        </w:rPr>
+        <w:t>Business Impact:</w:t>
+      </w:r>
     </w:p>
     <w:p>
       <w:pPr>
         <w:numPr>
           <w:ilvl w:val="0"/>
-          <w:numId w:val="4"/>
+          <w:numId w:val="16"/>
         </w:numPr>
-      </w:pPr>
-      <w:r>
-        <w:t xml:space="preserve">Extracted </w:t>
-      </w:r>
-      <w:r>
-        <w:rPr>
+        <w:rPr>
+          <w:rFonts w:ascii="Times New Roman" w:hAnsi="Times New Roman" w:cs="Times New Roman"/>
+          <w:sz w:val="24"/>
+          <w:szCs w:val="24"/>
+        </w:rPr>
+      </w:pPr>
+      <w:r>
+        <w:rPr>
+          <w:rFonts w:ascii="Times New Roman" w:hAnsi="Times New Roman" w:cs="Times New Roman"/>
+          <w:sz w:val="24"/>
+          <w:szCs w:val="24"/>
+        </w:rPr>
+        <w:lastRenderedPageBreak/>
+        <w:t xml:space="preserve">Ensure availability of high-demand products </w:t>
+      </w:r>
+    </w:p>
+    <w:p>
+      <w:pPr>
+        <w:numPr>
+          <w:ilvl w:val="0"/>
+          <w:numId w:val="16"/>
+        </w:numPr>
+        <w:rPr>
+          <w:rFonts w:ascii="Times New Roman" w:hAnsi="Times New Roman" w:cs="Times New Roman"/>
+          <w:sz w:val="24"/>
+          <w:szCs w:val="24"/>
+        </w:rPr>
+      </w:pPr>
+      <w:r>
+        <w:rPr>
+          <w:rFonts w:ascii="Times New Roman" w:hAnsi="Times New Roman" w:cs="Times New Roman"/>
+          <w:sz w:val="24"/>
+          <w:szCs w:val="24"/>
+        </w:rPr>
+        <w:t xml:space="preserve">Use top products for cross-selling strategies </w:t>
+      </w:r>
+    </w:p>
+    <w:p>
+      <w:pPr>
+        <w:numPr>
+          <w:ilvl w:val="0"/>
+          <w:numId w:val="16"/>
+        </w:numPr>
+        <w:rPr>
+          <w:rFonts w:ascii="Times New Roman" w:hAnsi="Times New Roman" w:cs="Times New Roman"/>
+          <w:sz w:val="24"/>
+          <w:szCs w:val="24"/>
+        </w:rPr>
+      </w:pPr>
+      <w:r>
+        <w:rPr>
+          <w:rFonts w:ascii="Times New Roman" w:hAnsi="Times New Roman" w:cs="Times New Roman"/>
+          <w:sz w:val="24"/>
+          <w:szCs w:val="24"/>
+        </w:rPr>
+        <w:t xml:space="preserve">Review or discontinue low-performing products </w:t>
+      </w:r>
+    </w:p>
+    <w:p>
+      <w:pPr>
+        <w:rPr>
+          <w:rFonts w:ascii="Times New Roman" w:hAnsi="Times New Roman" w:cs="Times New Roman"/>
+          <w:sz w:val="24"/>
+          <w:szCs w:val="24"/>
+        </w:rPr>
+      </w:pPr>
+      <w:r>
+        <w:rPr>
+          <w:rFonts w:ascii="Times New Roman" w:hAnsi="Times New Roman" w:cs="Times New Roman"/>
+          <w:sz w:val="24"/>
+          <w:szCs w:val="24"/>
+        </w:rPr>
+        <w:pict w14:anchorId="663833C9">
+          <v:rect id="_x0000_i1162" style="width:0;height:1.5pt" o:hralign="center" o:hrstd="t" o:hr="t" fillcolor="#a0a0a0" stroked="f"/>
+        </w:pict>
+      </w:r>
+    </w:p>
+    <w:p>
+      <w:pPr>
+        <w:rPr>
+          <w:rFonts w:ascii="Times New Roman" w:hAnsi="Times New Roman" w:cs="Times New Roman"/>
           <w:b/>
           <w:bCs/>
-        </w:rPr>
-        <w:t>Year</w:t>
-      </w:r>
-      <w:r>
-        <w:t xml:space="preserve">, </w:t>
-      </w:r>
-      <w:r>
-        <w:rPr>
+          <w:sz w:val="24"/>
+          <w:szCs w:val="24"/>
+        </w:rPr>
+      </w:pPr>
+      <w:r>
+        <w:rPr>
+          <w:rFonts w:ascii="Times New Roman" w:hAnsi="Times New Roman" w:cs="Times New Roman"/>
           <w:b/>
           <w:bCs/>
-        </w:rPr>
-        <w:t>Month</w:t>
-      </w:r>
-      <w:r>
-        <w:t xml:space="preserve">, and </w:t>
-      </w:r>
-      <w:r>
-        <w:rPr>
+          <w:sz w:val="24"/>
+          <w:szCs w:val="24"/>
+        </w:rPr>
+        <w:t>5.3 Histogram – Distribution of Unit Price</w:t>
+      </w:r>
+    </w:p>
+    <w:p>
+      <w:pPr>
+        <w:rPr>
+          <w:rFonts w:ascii="Times New Roman" w:hAnsi="Times New Roman" w:cs="Times New Roman"/>
+          <w:sz w:val="24"/>
+          <w:szCs w:val="24"/>
+        </w:rPr>
+      </w:pPr>
+      <w:r>
+        <w:rPr>
+          <w:rFonts w:ascii="Times New Roman" w:hAnsi="Times New Roman" w:cs="Times New Roman"/>
           <w:b/>
           <w:bCs/>
-        </w:rPr>
-        <w:t>Day</w:t>
-      </w:r>
-      <w:r>
-        <w:t xml:space="preserve"> from </w:t>
-      </w:r>
-      <w:proofErr w:type="spellStart"/>
-      <w:r>
-        <w:t>InvoiceDate</w:t>
-      </w:r>
-      <w:proofErr w:type="spellEnd"/>
-    </w:p>
-    <w:p>
-      <w:r>
-        <w:t>These features enabled time-based and revenue-based analysis.</w:t>
-      </w:r>
-    </w:p>
-    <w:p>
-      <w:r>
-        <w:pict w14:anchorId="24337E8C">
-          <v:rect id="_x0000_i1029" style="width:0;height:1.5pt" o:hralign="center" o:hrstd="t" o:hr="t" fillcolor="#a0a0a0" stroked="f"/>
-        </w:pict>
-      </w:r>
-    </w:p>
-    <w:p>
-      <w:pPr>
-        <w:rPr>
+          <w:sz w:val="24"/>
+          <w:szCs w:val="24"/>
+        </w:rPr>
+        <w:t>Description:</w:t>
+      </w:r>
+      <w:r>
+        <w:rPr>
+          <w:rFonts w:ascii="Times New Roman" w:hAnsi="Times New Roman" w:cs="Times New Roman"/>
+          <w:sz w:val="24"/>
+          <w:szCs w:val="24"/>
+        </w:rPr>
+        <w:br/>
+        <w:t>A histogram displays how product prices are distributed.</w:t>
+      </w:r>
+    </w:p>
+    <w:p>
+      <w:pPr>
+        <w:rPr>
+          <w:rFonts w:ascii="Times New Roman" w:hAnsi="Times New Roman" w:cs="Times New Roman"/>
+          <w:sz w:val="24"/>
+          <w:szCs w:val="24"/>
+        </w:rPr>
+      </w:pPr>
+      <w:r>
+        <w:rPr>
+          <w:rFonts w:ascii="Times New Roman" w:hAnsi="Times New Roman" w:cs="Times New Roman"/>
           <w:b/>
           <w:bCs/>
-        </w:rPr>
-      </w:pPr>
-      <w:r>
-        <w:rPr>
+          <w:sz w:val="24"/>
+          <w:szCs w:val="24"/>
+        </w:rPr>
+        <w:t>Insights:</w:t>
+      </w:r>
+    </w:p>
+    <w:p>
+      <w:pPr>
+        <w:numPr>
+          <w:ilvl w:val="0"/>
+          <w:numId w:val="17"/>
+        </w:numPr>
+        <w:rPr>
+          <w:rFonts w:ascii="Times New Roman" w:hAnsi="Times New Roman" w:cs="Times New Roman"/>
+          <w:sz w:val="24"/>
+          <w:szCs w:val="24"/>
+        </w:rPr>
+      </w:pPr>
+      <w:r>
+        <w:rPr>
+          <w:rFonts w:ascii="Times New Roman" w:hAnsi="Times New Roman" w:cs="Times New Roman"/>
+          <w:sz w:val="24"/>
+          <w:szCs w:val="24"/>
+        </w:rPr>
+        <w:t xml:space="preserve">Most products fall in a lower price range </w:t>
+      </w:r>
+    </w:p>
+    <w:p>
+      <w:pPr>
+        <w:numPr>
+          <w:ilvl w:val="0"/>
+          <w:numId w:val="17"/>
+        </w:numPr>
+        <w:rPr>
+          <w:rFonts w:ascii="Times New Roman" w:hAnsi="Times New Roman" w:cs="Times New Roman"/>
+          <w:sz w:val="24"/>
+          <w:szCs w:val="24"/>
+        </w:rPr>
+      </w:pPr>
+      <w:r>
+        <w:rPr>
+          <w:rFonts w:ascii="Times New Roman" w:hAnsi="Times New Roman" w:cs="Times New Roman"/>
+          <w:sz w:val="24"/>
+          <w:szCs w:val="24"/>
+        </w:rPr>
+        <w:t xml:space="preserve">Few high-priced items create a right-skewed distribution </w:t>
+      </w:r>
+    </w:p>
+    <w:p>
+      <w:pPr>
+        <w:rPr>
+          <w:rFonts w:ascii="Times New Roman" w:hAnsi="Times New Roman" w:cs="Times New Roman"/>
+          <w:sz w:val="24"/>
+          <w:szCs w:val="24"/>
+        </w:rPr>
+      </w:pPr>
+      <w:r>
+        <w:rPr>
+          <w:rFonts w:ascii="Times New Roman" w:hAnsi="Times New Roman" w:cs="Times New Roman"/>
           <w:b/>
           <w:bCs/>
-        </w:rPr>
-        <w:t>6. Exploratory Data Analysis (EDA)</w:t>
-      </w:r>
-    </w:p>
-    <w:p>
-      <w:r>
-        <w:t>EDA was conducted to identify patterns and trends in the dataset.</w:t>
-      </w:r>
-    </w:p>
-    <w:p>
-      <w:pPr>
-        <w:rPr>
+          <w:sz w:val="24"/>
+          <w:szCs w:val="24"/>
+        </w:rPr>
+        <w:t>Business Impact:</w:t>
+      </w:r>
+    </w:p>
+    <w:p>
+      <w:pPr>
+        <w:numPr>
+          <w:ilvl w:val="0"/>
+          <w:numId w:val="18"/>
+        </w:numPr>
+        <w:rPr>
+          <w:rFonts w:ascii="Times New Roman" w:hAnsi="Times New Roman" w:cs="Times New Roman"/>
+          <w:sz w:val="24"/>
+          <w:szCs w:val="24"/>
+        </w:rPr>
+      </w:pPr>
+      <w:r>
+        <w:rPr>
+          <w:rFonts w:ascii="Times New Roman" w:hAnsi="Times New Roman" w:cs="Times New Roman"/>
+          <w:sz w:val="24"/>
+          <w:szCs w:val="24"/>
+        </w:rPr>
+        <w:t xml:space="preserve">Focus on competitive pricing strategies </w:t>
+      </w:r>
+    </w:p>
+    <w:p>
+      <w:pPr>
+        <w:numPr>
+          <w:ilvl w:val="0"/>
+          <w:numId w:val="18"/>
+        </w:numPr>
+        <w:rPr>
+          <w:rFonts w:ascii="Times New Roman" w:hAnsi="Times New Roman" w:cs="Times New Roman"/>
+          <w:sz w:val="24"/>
+          <w:szCs w:val="24"/>
+        </w:rPr>
+      </w:pPr>
+      <w:r>
+        <w:rPr>
+          <w:rFonts w:ascii="Times New Roman" w:hAnsi="Times New Roman" w:cs="Times New Roman"/>
+          <w:sz w:val="24"/>
+          <w:szCs w:val="24"/>
+        </w:rPr>
+        <w:t xml:space="preserve">Introduce mid-range products to maximize revenue </w:t>
+      </w:r>
+    </w:p>
+    <w:p>
+      <w:pPr>
+        <w:numPr>
+          <w:ilvl w:val="0"/>
+          <w:numId w:val="18"/>
+        </w:numPr>
+        <w:rPr>
+          <w:rFonts w:ascii="Times New Roman" w:hAnsi="Times New Roman" w:cs="Times New Roman"/>
+          <w:sz w:val="24"/>
+          <w:szCs w:val="24"/>
+        </w:rPr>
+      </w:pPr>
+      <w:r>
+        <w:rPr>
+          <w:rFonts w:ascii="Times New Roman" w:hAnsi="Times New Roman" w:cs="Times New Roman"/>
+          <w:sz w:val="24"/>
+          <w:szCs w:val="24"/>
+        </w:rPr>
+        <w:t xml:space="preserve">Target niche markets with premium products </w:t>
+      </w:r>
+    </w:p>
+    <w:p>
+      <w:pPr>
+        <w:rPr>
+          <w:rFonts w:ascii="Times New Roman" w:hAnsi="Times New Roman" w:cs="Times New Roman"/>
+          <w:sz w:val="24"/>
+          <w:szCs w:val="24"/>
+        </w:rPr>
+      </w:pPr>
+      <w:r>
+        <w:rPr>
+          <w:rFonts w:ascii="Times New Roman" w:hAnsi="Times New Roman" w:cs="Times New Roman"/>
+          <w:sz w:val="24"/>
+          <w:szCs w:val="24"/>
+        </w:rPr>
+        <w:pict w14:anchorId="15278362">
+          <v:rect id="_x0000_i1163" style="width:0;height:1.5pt" o:hralign="center" o:hrstd="t" o:hr="t" fillcolor="#a0a0a0" stroked="f"/>
+        </w:pict>
+      </w:r>
+    </w:p>
+    <w:p>
+      <w:pPr>
+        <w:rPr>
+          <w:rFonts w:ascii="Times New Roman" w:hAnsi="Times New Roman" w:cs="Times New Roman"/>
           <w:b/>
           <w:bCs/>
-        </w:rPr>
-      </w:pPr>
-      <w:r>
-        <w:rPr>
+          <w:sz w:val="24"/>
+          <w:szCs w:val="24"/>
+        </w:rPr>
+      </w:pPr>
+      <w:r>
+        <w:rPr>
+          <w:rFonts w:ascii="Times New Roman" w:hAnsi="Times New Roman" w:cs="Times New Roman"/>
           <w:b/>
           <w:bCs/>
-        </w:rPr>
-        <w:t>Key Analyses:</w:t>
+          <w:sz w:val="24"/>
+          <w:szCs w:val="24"/>
+        </w:rPr>
+        <w:t>5.4 Box Plot – Quantity Distribution</w:t>
+      </w:r>
+    </w:p>
+    <w:p>
+      <w:pPr>
+        <w:rPr>
+          <w:rFonts w:ascii="Times New Roman" w:hAnsi="Times New Roman" w:cs="Times New Roman"/>
+          <w:sz w:val="24"/>
+          <w:szCs w:val="24"/>
+        </w:rPr>
+      </w:pPr>
+      <w:r>
+        <w:rPr>
+          <w:rFonts w:ascii="Times New Roman" w:hAnsi="Times New Roman" w:cs="Times New Roman"/>
+          <w:b/>
+          <w:bCs/>
+          <w:sz w:val="24"/>
+          <w:szCs w:val="24"/>
+        </w:rPr>
+        <w:t>Description:</w:t>
+      </w:r>
+      <w:r>
+        <w:rPr>
+          <w:rFonts w:ascii="Times New Roman" w:hAnsi="Times New Roman" w:cs="Times New Roman"/>
+          <w:sz w:val="24"/>
+          <w:szCs w:val="24"/>
+        </w:rPr>
+        <w:br/>
+        <w:t>A box plot identifies distribution and outliers in purchase quantities.</w:t>
+      </w:r>
+    </w:p>
+    <w:p>
+      <w:pPr>
+        <w:rPr>
+          <w:rFonts w:ascii="Times New Roman" w:hAnsi="Times New Roman" w:cs="Times New Roman"/>
+          <w:sz w:val="24"/>
+          <w:szCs w:val="24"/>
+        </w:rPr>
+      </w:pPr>
+      <w:r>
+        <w:rPr>
+          <w:rFonts w:ascii="Times New Roman" w:hAnsi="Times New Roman" w:cs="Times New Roman"/>
+          <w:b/>
+          <w:bCs/>
+          <w:sz w:val="24"/>
+          <w:szCs w:val="24"/>
+        </w:rPr>
+        <w:t>Insights:</w:t>
       </w:r>
     </w:p>
     <w:p>
       <w:pPr>
         <w:numPr>
           <w:ilvl w:val="0"/>
-          <w:numId w:val="5"/>
+          <w:numId w:val="19"/>
         </w:numPr>
-      </w:pPr>
-      <w:r>
-        <w:t>Total revenue generated</w:t>
+        <w:rPr>
+          <w:rFonts w:ascii="Times New Roman" w:hAnsi="Times New Roman" w:cs="Times New Roman"/>
+          <w:sz w:val="24"/>
+          <w:szCs w:val="24"/>
+        </w:rPr>
+      </w:pPr>
+      <w:r>
+        <w:rPr>
+          <w:rFonts w:ascii="Times New Roman" w:hAnsi="Times New Roman" w:cs="Times New Roman"/>
+          <w:sz w:val="24"/>
+          <w:szCs w:val="24"/>
+        </w:rPr>
+        <w:t xml:space="preserve">Most purchases are in small quantities </w:t>
       </w:r>
     </w:p>
     <w:p>
       <w:pPr>
         <w:numPr>
           <w:ilvl w:val="0"/>
-          <w:numId w:val="5"/>
+          <w:numId w:val="19"/>
         </w:numPr>
-      </w:pPr>
-      <w:r>
-        <w:t>Monthly sales trends</w:t>
+        <w:rPr>
+          <w:rFonts w:ascii="Times New Roman" w:hAnsi="Times New Roman" w:cs="Times New Roman"/>
+          <w:sz w:val="24"/>
+          <w:szCs w:val="24"/>
+        </w:rPr>
+      </w:pPr>
+      <w:r>
+        <w:rPr>
+          <w:rFonts w:ascii="Times New Roman" w:hAnsi="Times New Roman" w:cs="Times New Roman"/>
+          <w:sz w:val="24"/>
+          <w:szCs w:val="24"/>
+        </w:rPr>
+        <w:t xml:space="preserve">Presence of extreme outliers (bulk purchases) </w:t>
+      </w:r>
+    </w:p>
+    <w:p>
+      <w:pPr>
+        <w:rPr>
+          <w:rFonts w:ascii="Times New Roman" w:hAnsi="Times New Roman" w:cs="Times New Roman"/>
+          <w:sz w:val="24"/>
+          <w:szCs w:val="24"/>
+        </w:rPr>
+      </w:pPr>
+      <w:r>
+        <w:rPr>
+          <w:rFonts w:ascii="Times New Roman" w:hAnsi="Times New Roman" w:cs="Times New Roman"/>
+          <w:b/>
+          <w:bCs/>
+          <w:sz w:val="24"/>
+          <w:szCs w:val="24"/>
+        </w:rPr>
+        <w:t>Business Impact:</w:t>
       </w:r>
     </w:p>
     <w:p>
       <w:pPr>
         <w:numPr>
           <w:ilvl w:val="0"/>
-          <w:numId w:val="5"/>
+          <w:numId w:val="20"/>
         </w:numPr>
-      </w:pPr>
-      <w:r>
-        <w:t>Top-selling products</w:t>
+        <w:rPr>
+          <w:rFonts w:ascii="Times New Roman" w:hAnsi="Times New Roman" w:cs="Times New Roman"/>
+          <w:sz w:val="24"/>
+          <w:szCs w:val="24"/>
+        </w:rPr>
+      </w:pPr>
+      <w:r>
+        <w:rPr>
+          <w:rFonts w:ascii="Times New Roman" w:hAnsi="Times New Roman" w:cs="Times New Roman"/>
+          <w:sz w:val="24"/>
+          <w:szCs w:val="24"/>
+        </w:rPr>
+        <w:t xml:space="preserve">Identify wholesale or bulk buyers </w:t>
       </w:r>
     </w:p>
     <w:p>
       <w:pPr>
         <w:numPr>
           <w:ilvl w:val="0"/>
-          <w:numId w:val="5"/>
+          <w:numId w:val="20"/>
         </w:numPr>
-      </w:pPr>
-      <w:r>
-        <w:t>Country-wise sales distribution</w:t>
+        <w:rPr>
+          <w:rFonts w:ascii="Times New Roman" w:hAnsi="Times New Roman" w:cs="Times New Roman"/>
+          <w:sz w:val="24"/>
+          <w:szCs w:val="24"/>
+        </w:rPr>
+      </w:pPr>
+      <w:r>
+        <w:rPr>
+          <w:rFonts w:ascii="Times New Roman" w:hAnsi="Times New Roman" w:cs="Times New Roman"/>
+          <w:sz w:val="24"/>
+          <w:szCs w:val="24"/>
+        </w:rPr>
+        <w:t xml:space="preserve">Offer bulk discounts or loyalty programs </w:t>
       </w:r>
     </w:p>
     <w:p>
       <w:pPr>
         <w:numPr>
           <w:ilvl w:val="0"/>
-          <w:numId w:val="5"/>
+          <w:numId w:val="20"/>
         </w:numPr>
-      </w:pPr>
-      <w:r>
-        <w:t>Top customers based on revenue</w:t>
-      </w:r>
-    </w:p>
-    <w:p>
-      <w:r>
-        <w:t>Visualizations such as line charts, bar plots, and distribution graphs were used to support analysis.</w:t>
-      </w:r>
-    </w:p>
-    <w:p>
-      <w:r>
-        <w:pict w14:anchorId="668A8531">
-          <v:rect id="_x0000_i1030" style="width:0;height:1.5pt" o:hralign="center" o:hrstd="t" o:hr="t" fillcolor="#a0a0a0" stroked="f"/>
+        <w:rPr>
+          <w:rFonts w:ascii="Times New Roman" w:hAnsi="Times New Roman" w:cs="Times New Roman"/>
+          <w:sz w:val="24"/>
+          <w:szCs w:val="24"/>
+        </w:rPr>
+      </w:pPr>
+      <w:r>
+        <w:rPr>
+          <w:rFonts w:ascii="Times New Roman" w:hAnsi="Times New Roman" w:cs="Times New Roman"/>
+          <w:sz w:val="24"/>
+          <w:szCs w:val="24"/>
+        </w:rPr>
+        <w:t xml:space="preserve">Monitor anomalies for fraud detection </w:t>
+      </w:r>
+    </w:p>
+    <w:p>
+      <w:pPr>
+        <w:rPr>
+          <w:rFonts w:ascii="Times New Roman" w:hAnsi="Times New Roman" w:cs="Times New Roman"/>
+          <w:sz w:val="24"/>
+          <w:szCs w:val="24"/>
+        </w:rPr>
+      </w:pPr>
+      <w:r>
+        <w:rPr>
+          <w:rFonts w:ascii="Times New Roman" w:hAnsi="Times New Roman" w:cs="Times New Roman"/>
+          <w:sz w:val="24"/>
+          <w:szCs w:val="24"/>
+        </w:rPr>
+        <w:pict w14:anchorId="27E80684">
+          <v:rect id="_x0000_i1164" style="width:0;height:1.5pt" o:hralign="center" o:hrstd="t" o:hr="t" fillcolor="#a0a0a0" stroked="f"/>
         </w:pict>
       </w:r>
     </w:p>
     <w:p>
       <w:pPr>
         <w:rPr>
+          <w:rFonts w:ascii="Times New Roman" w:hAnsi="Times New Roman" w:cs="Times New Roman"/>
           <w:b/>
           <w:bCs/>
-        </w:rPr>
-      </w:pPr>
-      <w:r>
-        <w:rPr>
+          <w:sz w:val="24"/>
+          <w:szCs w:val="24"/>
+        </w:rPr>
+      </w:pPr>
+      <w:r>
+        <w:rPr>
+          <w:rFonts w:ascii="Times New Roman" w:hAnsi="Times New Roman" w:cs="Times New Roman"/>
           <w:b/>
           <w:bCs/>
-        </w:rPr>
-        <w:t>7. Key Business Insights</w:t>
-      </w:r>
-    </w:p>
-    <w:p>
-      <w:pPr>
-        <w:rPr>
+          <w:sz w:val="24"/>
+          <w:szCs w:val="24"/>
+        </w:rPr>
+        <w:t>5.5 Count Plot – Orders by Country</w:t>
+      </w:r>
+    </w:p>
+    <w:p>
+      <w:pPr>
+        <w:rPr>
+          <w:rFonts w:ascii="Times New Roman" w:hAnsi="Times New Roman" w:cs="Times New Roman"/>
+          <w:sz w:val="24"/>
+          <w:szCs w:val="24"/>
+        </w:rPr>
+      </w:pPr>
+      <w:r>
+        <w:rPr>
+          <w:rFonts w:ascii="Times New Roman" w:hAnsi="Times New Roman" w:cs="Times New Roman"/>
           <w:b/>
           <w:bCs/>
-        </w:rPr>
-      </w:pPr>
-      <w:r>
-        <w:rPr>
+          <w:sz w:val="24"/>
+          <w:szCs w:val="24"/>
+        </w:rPr>
+        <w:t>Description:</w:t>
+      </w:r>
+      <w:r>
+        <w:rPr>
+          <w:rFonts w:ascii="Times New Roman" w:hAnsi="Times New Roman" w:cs="Times New Roman"/>
+          <w:sz w:val="24"/>
+          <w:szCs w:val="24"/>
+        </w:rPr>
+        <w:br/>
+        <w:t>A count plot shows transaction distribution across countries.</w:t>
+      </w:r>
+    </w:p>
+    <w:p>
+      <w:pPr>
+        <w:rPr>
+          <w:rFonts w:ascii="Times New Roman" w:hAnsi="Times New Roman" w:cs="Times New Roman"/>
+          <w:sz w:val="24"/>
+          <w:szCs w:val="24"/>
+        </w:rPr>
+      </w:pPr>
+      <w:r>
+        <w:rPr>
+          <w:rFonts w:ascii="Times New Roman" w:hAnsi="Times New Roman" w:cs="Times New Roman"/>
           <w:b/>
           <w:bCs/>
-        </w:rPr>
-        <w:t>7.1 Revenue Concentration</w:t>
-      </w:r>
-    </w:p>
-    <w:p>
-      <w:r>
-        <w:t>A small percentage of products and customers contribute to the majority of revenue, reflecting the Pareto principle.</w:t>
-      </w:r>
-    </w:p>
-    <w:p>
-      <w:r>
-        <w:rPr>
+          <w:sz w:val="24"/>
+          <w:szCs w:val="24"/>
+        </w:rPr>
+        <w:t>Insights:</w:t>
+      </w:r>
+    </w:p>
+    <w:p>
+      <w:pPr>
+        <w:numPr>
+          <w:ilvl w:val="0"/>
+          <w:numId w:val="21"/>
+        </w:numPr>
+        <w:rPr>
+          <w:rFonts w:ascii="Times New Roman" w:hAnsi="Times New Roman" w:cs="Times New Roman"/>
+          <w:sz w:val="24"/>
+          <w:szCs w:val="24"/>
+        </w:rPr>
+      </w:pPr>
+      <w:r>
+        <w:rPr>
+          <w:rFonts w:ascii="Times New Roman" w:hAnsi="Times New Roman" w:cs="Times New Roman"/>
+          <w:sz w:val="24"/>
+          <w:szCs w:val="24"/>
+        </w:rPr>
+        <w:t xml:space="preserve">One country dominates sales volume </w:t>
+      </w:r>
+    </w:p>
+    <w:p>
+      <w:pPr>
+        <w:numPr>
+          <w:ilvl w:val="0"/>
+          <w:numId w:val="21"/>
+        </w:numPr>
+        <w:rPr>
+          <w:rFonts w:ascii="Times New Roman" w:hAnsi="Times New Roman" w:cs="Times New Roman"/>
+          <w:sz w:val="24"/>
+          <w:szCs w:val="24"/>
+        </w:rPr>
+      </w:pPr>
+      <w:r>
+        <w:rPr>
+          <w:rFonts w:ascii="Times New Roman" w:hAnsi="Times New Roman" w:cs="Times New Roman"/>
+          <w:sz w:val="24"/>
+          <w:szCs w:val="24"/>
+        </w:rPr>
+        <w:lastRenderedPageBreak/>
+        <w:t xml:space="preserve">Other countries contribute less significantly </w:t>
+      </w:r>
+    </w:p>
+    <w:p>
+      <w:pPr>
+        <w:rPr>
+          <w:rFonts w:ascii="Times New Roman" w:hAnsi="Times New Roman" w:cs="Times New Roman"/>
+          <w:sz w:val="24"/>
+          <w:szCs w:val="24"/>
+        </w:rPr>
+      </w:pPr>
+      <w:r>
+        <w:rPr>
+          <w:rFonts w:ascii="Times New Roman" w:hAnsi="Times New Roman" w:cs="Times New Roman"/>
           <w:b/>
           <w:bCs/>
-        </w:rPr>
-        <w:t>Implication:</w:t>
-      </w:r>
-      <w:r>
-        <w:br/>
-        <w:t>Businesses should prioritize high-performing products and valuable customers.</w:t>
-      </w:r>
-    </w:p>
-    <w:p>
-      <w:r>
-        <w:pict w14:anchorId="6B249BD0">
-          <v:rect id="_x0000_i1031" style="width:0;height:1.5pt" o:hralign="center" o:hrstd="t" o:hr="t" fillcolor="#a0a0a0" stroked="f"/>
+          <w:sz w:val="24"/>
+          <w:szCs w:val="24"/>
+        </w:rPr>
+        <w:t>Business Impact:</w:t>
+      </w:r>
+    </w:p>
+    <w:p>
+      <w:pPr>
+        <w:numPr>
+          <w:ilvl w:val="0"/>
+          <w:numId w:val="22"/>
+        </w:numPr>
+        <w:rPr>
+          <w:rFonts w:ascii="Times New Roman" w:hAnsi="Times New Roman" w:cs="Times New Roman"/>
+          <w:sz w:val="24"/>
+          <w:szCs w:val="24"/>
+        </w:rPr>
+      </w:pPr>
+      <w:r>
+        <w:rPr>
+          <w:rFonts w:ascii="Times New Roman" w:hAnsi="Times New Roman" w:cs="Times New Roman"/>
+          <w:sz w:val="24"/>
+          <w:szCs w:val="24"/>
+        </w:rPr>
+        <w:t xml:space="preserve">Reduce dependency on a single market </w:t>
+      </w:r>
+    </w:p>
+    <w:p>
+      <w:pPr>
+        <w:numPr>
+          <w:ilvl w:val="0"/>
+          <w:numId w:val="22"/>
+        </w:numPr>
+        <w:rPr>
+          <w:rFonts w:ascii="Times New Roman" w:hAnsi="Times New Roman" w:cs="Times New Roman"/>
+          <w:sz w:val="24"/>
+          <w:szCs w:val="24"/>
+        </w:rPr>
+      </w:pPr>
+      <w:r>
+        <w:rPr>
+          <w:rFonts w:ascii="Times New Roman" w:hAnsi="Times New Roman" w:cs="Times New Roman"/>
+          <w:sz w:val="24"/>
+          <w:szCs w:val="24"/>
+        </w:rPr>
+        <w:t xml:space="preserve">Expand into international markets </w:t>
+      </w:r>
+    </w:p>
+    <w:p>
+      <w:pPr>
+        <w:numPr>
+          <w:ilvl w:val="0"/>
+          <w:numId w:val="22"/>
+        </w:numPr>
+        <w:rPr>
+          <w:rFonts w:ascii="Times New Roman" w:hAnsi="Times New Roman" w:cs="Times New Roman"/>
+          <w:sz w:val="24"/>
+          <w:szCs w:val="24"/>
+        </w:rPr>
+      </w:pPr>
+      <w:r>
+        <w:rPr>
+          <w:rFonts w:ascii="Times New Roman" w:hAnsi="Times New Roman" w:cs="Times New Roman"/>
+          <w:sz w:val="24"/>
+          <w:szCs w:val="24"/>
+        </w:rPr>
+        <w:t xml:space="preserve">Develop region-specific marketing strategies </w:t>
+      </w:r>
+    </w:p>
+    <w:p>
+      <w:pPr>
+        <w:rPr>
+          <w:rFonts w:ascii="Times New Roman" w:hAnsi="Times New Roman" w:cs="Times New Roman"/>
+          <w:sz w:val="24"/>
+          <w:szCs w:val="24"/>
+        </w:rPr>
+      </w:pPr>
+      <w:r>
+        <w:rPr>
+          <w:rFonts w:ascii="Times New Roman" w:hAnsi="Times New Roman" w:cs="Times New Roman"/>
+          <w:sz w:val="24"/>
+          <w:szCs w:val="24"/>
+        </w:rPr>
+        <w:pict w14:anchorId="0B4ECD79">
+          <v:rect id="_x0000_i1165" style="width:0;height:1.5pt" o:hralign="center" o:hrstd="t" o:hr="t" fillcolor="#a0a0a0" stroked="f"/>
         </w:pict>
       </w:r>
     </w:p>
     <w:p>
       <w:pPr>
         <w:rPr>
+          <w:rFonts w:ascii="Times New Roman" w:hAnsi="Times New Roman" w:cs="Times New Roman"/>
           <w:b/>
           <w:bCs/>
-        </w:rPr>
-      </w:pPr>
-      <w:r>
-        <w:rPr>
+          <w:sz w:val="24"/>
+          <w:szCs w:val="24"/>
+        </w:rPr>
+      </w:pPr>
+      <w:r>
+        <w:rPr>
+          <w:rFonts w:ascii="Times New Roman" w:hAnsi="Times New Roman" w:cs="Times New Roman"/>
           <w:b/>
           <w:bCs/>
-        </w:rPr>
-        <w:t>7.2 Seasonal Sales Trends</w:t>
-      </w:r>
-    </w:p>
-    <w:p>
-      <w:r>
-        <w:t>Sales show clear peaks during certain months, indicating seasonal demand patterns.</w:t>
-      </w:r>
-    </w:p>
-    <w:p>
-      <w:r>
-        <w:rPr>
+          <w:sz w:val="24"/>
+          <w:szCs w:val="24"/>
+        </w:rPr>
+        <w:t>5.6 Violin Plot – Price Distribution by Country</w:t>
+      </w:r>
+    </w:p>
+    <w:p>
+      <w:pPr>
+        <w:rPr>
+          <w:rFonts w:ascii="Times New Roman" w:hAnsi="Times New Roman" w:cs="Times New Roman"/>
+          <w:sz w:val="24"/>
+          <w:szCs w:val="24"/>
+        </w:rPr>
+      </w:pPr>
+      <w:r>
+        <w:rPr>
+          <w:rFonts w:ascii="Times New Roman" w:hAnsi="Times New Roman" w:cs="Times New Roman"/>
           <w:b/>
           <w:bCs/>
-        </w:rPr>
-        <w:lastRenderedPageBreak/>
-        <w:t>Implication:</w:t>
-      </w:r>
-      <w:r>
+          <w:sz w:val="24"/>
+          <w:szCs w:val="24"/>
+        </w:rPr>
+        <w:t>Description:</w:t>
+      </w:r>
+      <w:r>
+        <w:rPr>
+          <w:rFonts w:ascii="Times New Roman" w:hAnsi="Times New Roman" w:cs="Times New Roman"/>
+          <w:sz w:val="24"/>
+          <w:szCs w:val="24"/>
+        </w:rPr>
         <w:br/>
-        <w:t>Inventory and marketing strategies should be aligned with peak seasons.</w:t>
-      </w:r>
-    </w:p>
-    <w:p>
-      <w:r>
-        <w:pict w14:anchorId="767A73CB">
-          <v:rect id="_x0000_i1032" style="width:0;height:1.5pt" o:hralign="center" o:hrstd="t" o:hr="t" fillcolor="#a0a0a0" stroked="f"/>
-        </w:pict>
-      </w:r>
-    </w:p>
-    <w:p>
-      <w:pPr>
-        <w:rPr>
+        <w:t>A violin plot compares price distributions across countries.</w:t>
+      </w:r>
+    </w:p>
+    <w:p>
+      <w:pPr>
+        <w:rPr>
+          <w:rFonts w:ascii="Times New Roman" w:hAnsi="Times New Roman" w:cs="Times New Roman"/>
+          <w:sz w:val="24"/>
+          <w:szCs w:val="24"/>
+        </w:rPr>
+      </w:pPr>
+      <w:r>
+        <w:rPr>
+          <w:rFonts w:ascii="Times New Roman" w:hAnsi="Times New Roman" w:cs="Times New Roman"/>
           <w:b/>
           <w:bCs/>
-        </w:rPr>
-      </w:pPr>
-      <w:r>
-        <w:rPr>
+          <w:sz w:val="24"/>
+          <w:szCs w:val="24"/>
+        </w:rPr>
+        <w:t>Insights:</w:t>
+      </w:r>
+    </w:p>
+    <w:p>
+      <w:pPr>
+        <w:numPr>
+          <w:ilvl w:val="0"/>
+          <w:numId w:val="23"/>
+        </w:numPr>
+        <w:rPr>
+          <w:rFonts w:ascii="Times New Roman" w:hAnsi="Times New Roman" w:cs="Times New Roman"/>
+          <w:sz w:val="24"/>
+          <w:szCs w:val="24"/>
+        </w:rPr>
+      </w:pPr>
+      <w:r>
+        <w:rPr>
+          <w:rFonts w:ascii="Times New Roman" w:hAnsi="Times New Roman" w:cs="Times New Roman"/>
+          <w:sz w:val="24"/>
+          <w:szCs w:val="24"/>
+        </w:rPr>
+        <w:t xml:space="preserve">Variation in price ranges across regions </w:t>
+      </w:r>
+    </w:p>
+    <w:p>
+      <w:pPr>
+        <w:numPr>
+          <w:ilvl w:val="0"/>
+          <w:numId w:val="23"/>
+        </w:numPr>
+        <w:rPr>
+          <w:rFonts w:ascii="Times New Roman" w:hAnsi="Times New Roman" w:cs="Times New Roman"/>
+          <w:sz w:val="24"/>
+          <w:szCs w:val="24"/>
+        </w:rPr>
+      </w:pPr>
+      <w:r>
+        <w:rPr>
+          <w:rFonts w:ascii="Times New Roman" w:hAnsi="Times New Roman" w:cs="Times New Roman"/>
+          <w:sz w:val="24"/>
+          <w:szCs w:val="24"/>
+        </w:rPr>
+        <w:t xml:space="preserve">Some countries show higher purchasing flexibility </w:t>
+      </w:r>
+    </w:p>
+    <w:p>
+      <w:pPr>
+        <w:rPr>
+          <w:rFonts w:ascii="Times New Roman" w:hAnsi="Times New Roman" w:cs="Times New Roman"/>
+          <w:sz w:val="24"/>
+          <w:szCs w:val="24"/>
+        </w:rPr>
+      </w:pPr>
+      <w:r>
+        <w:rPr>
+          <w:rFonts w:ascii="Times New Roman" w:hAnsi="Times New Roman" w:cs="Times New Roman"/>
           <w:b/>
           <w:bCs/>
-        </w:rPr>
-        <w:t>7.3 Product Performance</w:t>
-      </w:r>
-    </w:p>
-    <w:p>
-      <w:r>
-        <w:t>There is a significant variation in product demand, with some items consistently outperforming others.</w:t>
-      </w:r>
-    </w:p>
-    <w:p>
-      <w:r>
-        <w:rPr>
+          <w:sz w:val="24"/>
+          <w:szCs w:val="24"/>
+        </w:rPr>
+        <w:t>Business Impact:</w:t>
+      </w:r>
+    </w:p>
+    <w:p>
+      <w:pPr>
+        <w:numPr>
+          <w:ilvl w:val="0"/>
+          <w:numId w:val="24"/>
+        </w:numPr>
+        <w:rPr>
+          <w:rFonts w:ascii="Times New Roman" w:hAnsi="Times New Roman" w:cs="Times New Roman"/>
+          <w:sz w:val="24"/>
+          <w:szCs w:val="24"/>
+        </w:rPr>
+      </w:pPr>
+      <w:r>
+        <w:rPr>
+          <w:rFonts w:ascii="Times New Roman" w:hAnsi="Times New Roman" w:cs="Times New Roman"/>
+          <w:sz w:val="24"/>
+          <w:szCs w:val="24"/>
+        </w:rPr>
+        <w:t xml:space="preserve">Implement region-based pricing strategies </w:t>
+      </w:r>
+    </w:p>
+    <w:p>
+      <w:pPr>
+        <w:numPr>
+          <w:ilvl w:val="0"/>
+          <w:numId w:val="24"/>
+        </w:numPr>
+        <w:rPr>
+          <w:rFonts w:ascii="Times New Roman" w:hAnsi="Times New Roman" w:cs="Times New Roman"/>
+          <w:sz w:val="24"/>
+          <w:szCs w:val="24"/>
+        </w:rPr>
+      </w:pPr>
+      <w:r>
+        <w:rPr>
+          <w:rFonts w:ascii="Times New Roman" w:hAnsi="Times New Roman" w:cs="Times New Roman"/>
+          <w:sz w:val="24"/>
+          <w:szCs w:val="24"/>
+        </w:rPr>
+        <w:t xml:space="preserve">Target high-value markets with premium products </w:t>
+      </w:r>
+    </w:p>
+    <w:p>
+      <w:pPr>
+        <w:numPr>
+          <w:ilvl w:val="0"/>
+          <w:numId w:val="24"/>
+        </w:numPr>
+        <w:rPr>
+          <w:rFonts w:ascii="Times New Roman" w:hAnsi="Times New Roman" w:cs="Times New Roman"/>
+          <w:sz w:val="24"/>
+          <w:szCs w:val="24"/>
+        </w:rPr>
+      </w:pPr>
+      <w:r>
+        <w:rPr>
+          <w:rFonts w:ascii="Times New Roman" w:hAnsi="Times New Roman" w:cs="Times New Roman"/>
+          <w:sz w:val="24"/>
+          <w:szCs w:val="24"/>
+        </w:rPr>
+        <w:t xml:space="preserve">Customize product offerings by region </w:t>
+      </w:r>
+    </w:p>
+    <w:p>
+      <w:pPr>
+        <w:rPr>
+          <w:rFonts w:ascii="Times New Roman" w:hAnsi="Times New Roman" w:cs="Times New Roman"/>
+          <w:sz w:val="24"/>
+          <w:szCs w:val="24"/>
+        </w:rPr>
+      </w:pPr>
+      <w:r>
+        <w:rPr>
+          <w:rFonts w:ascii="Times New Roman" w:hAnsi="Times New Roman" w:cs="Times New Roman"/>
+          <w:sz w:val="24"/>
+          <w:szCs w:val="24"/>
+        </w:rPr>
+        <w:pict w14:anchorId="692D546D">
+          <v:rect id="_x0000_i1166" style="width:0;height:1.5pt" o:hralign="center" o:hrstd="t" o:hr="t" fillcolor="#a0a0a0" stroked="f"/>
+        </w:pict>
+      </w:r>
+    </w:p>
+    <w:p>
+      <w:pPr>
+        <w:rPr>
+          <w:rFonts w:ascii="Times New Roman" w:hAnsi="Times New Roman" w:cs="Times New Roman"/>
           <w:b/>
           <w:bCs/>
-        </w:rPr>
-        <w:t>Implication:</w:t>
-      </w:r>
-      <w:r>
-        <w:br/>
-        <w:t>Low-performing products should be reviewed or discontinued, while top products should be promoted.</w:t>
-      </w:r>
-    </w:p>
-    <w:p>
-      <w:r>
-        <w:pict w14:anchorId="52B92F0D">
-          <v:rect id="_x0000_i1033" style="width:0;height:1.5pt" o:hralign="center" o:hrstd="t" o:hr="t" fillcolor="#a0a0a0" stroked="f"/>
-        </w:pict>
-      </w:r>
-    </w:p>
-    <w:p>
-      <w:pPr>
-        <w:rPr>
+          <w:sz w:val="24"/>
+          <w:szCs w:val="24"/>
+        </w:rPr>
+      </w:pPr>
+      <w:r>
+        <w:rPr>
+          <w:rFonts w:ascii="Times New Roman" w:hAnsi="Times New Roman" w:cs="Times New Roman"/>
           <w:b/>
           <w:bCs/>
-        </w:rPr>
-      </w:pPr>
-      <w:r>
-        <w:rPr>
+          <w:sz w:val="24"/>
+          <w:szCs w:val="24"/>
+        </w:rPr>
+        <w:t>5.7 Heatmap – Correlation Matrix</w:t>
+      </w:r>
+    </w:p>
+    <w:p>
+      <w:pPr>
+        <w:rPr>
+          <w:rFonts w:ascii="Times New Roman" w:hAnsi="Times New Roman" w:cs="Times New Roman"/>
+          <w:sz w:val="24"/>
+          <w:szCs w:val="24"/>
+        </w:rPr>
+      </w:pPr>
+      <w:r>
+        <w:rPr>
+          <w:rFonts w:ascii="Times New Roman" w:hAnsi="Times New Roman" w:cs="Times New Roman"/>
           <w:b/>
           <w:bCs/>
-        </w:rPr>
-        <w:t>7.4 Geographic Distribution</w:t>
-      </w:r>
-    </w:p>
-    <w:p>
-      <w:r>
-        <w:t>Sales are concentrated in a limited number of countries.</w:t>
-      </w:r>
-    </w:p>
-    <w:p>
-      <w:r>
-        <w:rPr>
+          <w:sz w:val="24"/>
+          <w:szCs w:val="24"/>
+        </w:rPr>
+        <w:t>Description:</w:t>
+      </w:r>
+      <w:r>
+        <w:rPr>
+          <w:rFonts w:ascii="Times New Roman" w:hAnsi="Times New Roman" w:cs="Times New Roman"/>
+          <w:sz w:val="24"/>
+          <w:szCs w:val="24"/>
+        </w:rPr>
+        <w:br/>
+        <w:t>A heatmap visualizes relationships between numerical variables.</w:t>
+      </w:r>
+    </w:p>
+    <w:p>
+      <w:pPr>
+        <w:rPr>
+          <w:rFonts w:ascii="Times New Roman" w:hAnsi="Times New Roman" w:cs="Times New Roman"/>
+          <w:sz w:val="24"/>
+          <w:szCs w:val="24"/>
+        </w:rPr>
+      </w:pPr>
+      <w:r>
+        <w:rPr>
+          <w:rFonts w:ascii="Times New Roman" w:hAnsi="Times New Roman" w:cs="Times New Roman"/>
           <w:b/>
           <w:bCs/>
-        </w:rPr>
-        <w:t>Implication:</w:t>
-      </w:r>
-      <w:r>
-        <w:br/>
-        <w:t>Businesses should strengthen operations in high-performing regions and explore growth opportunities in emerging markets.</w:t>
-      </w:r>
-    </w:p>
-    <w:p>
-      <w:r>
-        <w:pict w14:anchorId="254EECC0">
-          <v:rect id="_x0000_i1034" style="width:0;height:1.5pt" o:hralign="center" o:hrstd="t" o:hr="t" fillcolor="#a0a0a0" stroked="f"/>
-        </w:pict>
-      </w:r>
-    </w:p>
-    <w:p>
-      <w:pPr>
-        <w:rPr>
+          <w:sz w:val="24"/>
+          <w:szCs w:val="24"/>
+        </w:rPr>
+        <w:t>Insights:</w:t>
+      </w:r>
+    </w:p>
+    <w:p>
+      <w:pPr>
+        <w:numPr>
+          <w:ilvl w:val="0"/>
+          <w:numId w:val="25"/>
+        </w:numPr>
+        <w:rPr>
+          <w:rFonts w:ascii="Times New Roman" w:hAnsi="Times New Roman" w:cs="Times New Roman"/>
+          <w:sz w:val="24"/>
+          <w:szCs w:val="24"/>
+        </w:rPr>
+      </w:pPr>
+      <w:r>
+        <w:rPr>
+          <w:rFonts w:ascii="Times New Roman" w:hAnsi="Times New Roman" w:cs="Times New Roman"/>
+          <w:sz w:val="24"/>
+          <w:szCs w:val="24"/>
+        </w:rPr>
+        <w:t xml:space="preserve">Strong positive correlation between Total Price and Quantity </w:t>
+      </w:r>
+    </w:p>
+    <w:p>
+      <w:pPr>
+        <w:numPr>
+          <w:ilvl w:val="0"/>
+          <w:numId w:val="25"/>
+        </w:numPr>
+        <w:rPr>
+          <w:rFonts w:ascii="Times New Roman" w:hAnsi="Times New Roman" w:cs="Times New Roman"/>
+          <w:sz w:val="24"/>
+          <w:szCs w:val="24"/>
+        </w:rPr>
+      </w:pPr>
+      <w:r>
+        <w:rPr>
+          <w:rFonts w:ascii="Times New Roman" w:hAnsi="Times New Roman" w:cs="Times New Roman"/>
+          <w:sz w:val="24"/>
+          <w:szCs w:val="24"/>
+        </w:rPr>
+        <w:t xml:space="preserve">Moderate relationship between price and revenue </w:t>
+      </w:r>
+    </w:p>
+    <w:p>
+      <w:pPr>
+        <w:rPr>
+          <w:rFonts w:ascii="Times New Roman" w:hAnsi="Times New Roman" w:cs="Times New Roman"/>
+          <w:sz w:val="24"/>
+          <w:szCs w:val="24"/>
+        </w:rPr>
+      </w:pPr>
+      <w:r>
+        <w:rPr>
+          <w:rFonts w:ascii="Times New Roman" w:hAnsi="Times New Roman" w:cs="Times New Roman"/>
           <w:b/>
           <w:bCs/>
-        </w:rPr>
-      </w:pPr>
-      <w:r>
-        <w:rPr>
+          <w:sz w:val="24"/>
+          <w:szCs w:val="24"/>
+        </w:rPr>
+        <w:t>Business Impact:</w:t>
+      </w:r>
+    </w:p>
+    <w:p>
+      <w:pPr>
+        <w:numPr>
+          <w:ilvl w:val="0"/>
+          <w:numId w:val="26"/>
+        </w:numPr>
+        <w:rPr>
+          <w:rFonts w:ascii="Times New Roman" w:hAnsi="Times New Roman" w:cs="Times New Roman"/>
+          <w:sz w:val="24"/>
+          <w:szCs w:val="24"/>
+        </w:rPr>
+      </w:pPr>
+      <w:r>
+        <w:rPr>
+          <w:rFonts w:ascii="Times New Roman" w:hAnsi="Times New Roman" w:cs="Times New Roman"/>
+          <w:sz w:val="24"/>
+          <w:szCs w:val="24"/>
+        </w:rPr>
+        <w:t xml:space="preserve">Revenue can be increased through pricing or volume strategies </w:t>
+      </w:r>
+    </w:p>
+    <w:p>
+      <w:pPr>
+        <w:numPr>
+          <w:ilvl w:val="0"/>
+          <w:numId w:val="26"/>
+        </w:numPr>
+        <w:rPr>
+          <w:rFonts w:ascii="Times New Roman" w:hAnsi="Times New Roman" w:cs="Times New Roman"/>
+          <w:sz w:val="24"/>
+          <w:szCs w:val="24"/>
+        </w:rPr>
+      </w:pPr>
+      <w:r>
+        <w:rPr>
+          <w:rFonts w:ascii="Times New Roman" w:hAnsi="Times New Roman" w:cs="Times New Roman"/>
+          <w:sz w:val="24"/>
+          <w:szCs w:val="24"/>
+        </w:rPr>
+        <w:t xml:space="preserve">Helps optimize discount and pricing decisions </w:t>
+      </w:r>
+    </w:p>
+    <w:p>
+      <w:pPr>
+        <w:rPr>
+          <w:rFonts w:ascii="Times New Roman" w:hAnsi="Times New Roman" w:cs="Times New Roman"/>
+          <w:sz w:val="24"/>
+          <w:szCs w:val="24"/>
+        </w:rPr>
+      </w:pPr>
+      <w:r>
+        <w:rPr>
+          <w:rFonts w:ascii="Times New Roman" w:hAnsi="Times New Roman" w:cs="Times New Roman"/>
+          <w:sz w:val="24"/>
+          <w:szCs w:val="24"/>
+        </w:rPr>
+        <w:pict w14:anchorId="0B0CBFA7">
+          <v:rect id="_x0000_i1167" style="width:0;height:1.5pt" o:hralign="center" o:hrstd="t" o:hr="t" fillcolor="#a0a0a0" stroked="f"/>
+        </w:pict>
+      </w:r>
+    </w:p>
+    <w:p>
+      <w:pPr>
+        <w:rPr>
+          <w:rFonts w:ascii="Times New Roman" w:hAnsi="Times New Roman" w:cs="Times New Roman"/>
           <w:b/>
           <w:bCs/>
-        </w:rPr>
-        <w:t>7.5 Customer Segmentation</w:t>
-      </w:r>
-    </w:p>
-    <w:p>
-      <w:r>
-        <w:t>A small group of customers generates a large portion of revenue.</w:t>
-      </w:r>
-    </w:p>
-    <w:p>
-      <w:r>
-        <w:rPr>
+          <w:sz w:val="24"/>
+          <w:szCs w:val="24"/>
+        </w:rPr>
+      </w:pPr>
+      <w:r>
+        <w:rPr>
+          <w:rFonts w:ascii="Times New Roman" w:hAnsi="Times New Roman" w:cs="Times New Roman"/>
           <w:b/>
           <w:bCs/>
-        </w:rPr>
-        <w:t>Implication:</w:t>
-      </w:r>
-      <w:r>
-        <w:br/>
-        <w:t>Customer retention strategies such as loyalty programs and personalized offers should be implemented.</w:t>
-      </w:r>
-    </w:p>
-    <w:p>
-      <w:r>
-        <w:pict w14:anchorId="5FDD5239">
-          <v:rect id="_x0000_i1035" style="width:0;height:1.5pt" o:hralign="center" o:hrstd="t" o:hr="t" fillcolor="#a0a0a0" stroked="f"/>
-        </w:pict>
-      </w:r>
-    </w:p>
-    <w:p>
-      <w:pPr>
-        <w:rPr>
+          <w:sz w:val="24"/>
+          <w:szCs w:val="24"/>
+        </w:rPr>
+        <w:t>5.8 Pair Plot – Feature Relationships</w:t>
+      </w:r>
+    </w:p>
+    <w:p>
+      <w:pPr>
+        <w:rPr>
+          <w:rFonts w:ascii="Times New Roman" w:hAnsi="Times New Roman" w:cs="Times New Roman"/>
+          <w:sz w:val="24"/>
+          <w:szCs w:val="24"/>
+        </w:rPr>
+      </w:pPr>
+      <w:r>
+        <w:rPr>
+          <w:rFonts w:ascii="Times New Roman" w:hAnsi="Times New Roman" w:cs="Times New Roman"/>
           <w:b/>
           <w:bCs/>
-        </w:rPr>
-      </w:pPr>
-      <w:r>
-        <w:rPr>
+          <w:sz w:val="24"/>
+          <w:szCs w:val="24"/>
+        </w:rPr>
+        <w:t>Description:</w:t>
+      </w:r>
+      <w:r>
+        <w:rPr>
+          <w:rFonts w:ascii="Times New Roman" w:hAnsi="Times New Roman" w:cs="Times New Roman"/>
+          <w:sz w:val="24"/>
+          <w:szCs w:val="24"/>
+        </w:rPr>
+        <w:br/>
+        <w:t>A pair plot shows relationships between multiple numerical variables.</w:t>
+      </w:r>
+    </w:p>
+    <w:p>
+      <w:pPr>
+        <w:rPr>
+          <w:rFonts w:ascii="Times New Roman" w:hAnsi="Times New Roman" w:cs="Times New Roman"/>
+          <w:sz w:val="24"/>
+          <w:szCs w:val="24"/>
+        </w:rPr>
+      </w:pPr>
+      <w:r>
+        <w:rPr>
+          <w:rFonts w:ascii="Times New Roman" w:hAnsi="Times New Roman" w:cs="Times New Roman"/>
           <w:b/>
           <w:bCs/>
-        </w:rPr>
-        <w:t>7.6 Returns and Cancellations</w:t>
-      </w:r>
-    </w:p>
-    <w:p>
-      <w:r>
-        <w:t>Negative quantities indicate product returns or cancellations.</w:t>
-      </w:r>
-    </w:p>
-    <w:p>
-      <w:r>
-        <w:rPr>
+          <w:sz w:val="24"/>
+          <w:szCs w:val="24"/>
+        </w:rPr>
+        <w:t>Insights:</w:t>
+      </w:r>
+    </w:p>
+    <w:p>
+      <w:pPr>
+        <w:numPr>
+          <w:ilvl w:val="0"/>
+          <w:numId w:val="27"/>
+        </w:numPr>
+        <w:rPr>
+          <w:rFonts w:ascii="Times New Roman" w:hAnsi="Times New Roman" w:cs="Times New Roman"/>
+          <w:sz w:val="24"/>
+          <w:szCs w:val="24"/>
+        </w:rPr>
+      </w:pPr>
+      <w:r>
+        <w:rPr>
+          <w:rFonts w:ascii="Times New Roman" w:hAnsi="Times New Roman" w:cs="Times New Roman"/>
+          <w:sz w:val="24"/>
+          <w:szCs w:val="24"/>
+        </w:rPr>
+        <w:lastRenderedPageBreak/>
+        <w:t xml:space="preserve">Clear relationship between quantity and total price </w:t>
+      </w:r>
+    </w:p>
+    <w:p>
+      <w:pPr>
+        <w:numPr>
+          <w:ilvl w:val="0"/>
+          <w:numId w:val="27"/>
+        </w:numPr>
+        <w:rPr>
+          <w:rFonts w:ascii="Times New Roman" w:hAnsi="Times New Roman" w:cs="Times New Roman"/>
+          <w:sz w:val="24"/>
+          <w:szCs w:val="24"/>
+        </w:rPr>
+      </w:pPr>
+      <w:r>
+        <w:rPr>
+          <w:rFonts w:ascii="Times New Roman" w:hAnsi="Times New Roman" w:cs="Times New Roman"/>
+          <w:sz w:val="24"/>
+          <w:szCs w:val="24"/>
+        </w:rPr>
+        <w:t xml:space="preserve">Presence of clusters and outliers </w:t>
+      </w:r>
+    </w:p>
+    <w:p>
+      <w:pPr>
+        <w:rPr>
+          <w:rFonts w:ascii="Times New Roman" w:hAnsi="Times New Roman" w:cs="Times New Roman"/>
+          <w:sz w:val="24"/>
+          <w:szCs w:val="24"/>
+        </w:rPr>
+      </w:pPr>
+      <w:r>
+        <w:rPr>
+          <w:rFonts w:ascii="Times New Roman" w:hAnsi="Times New Roman" w:cs="Times New Roman"/>
           <w:b/>
           <w:bCs/>
-        </w:rPr>
-        <w:t>Implication:</w:t>
-      </w:r>
-      <w:r>
-        <w:br/>
-        <w:t>Reducing returns through better product quality and accurate descriptions can improve profitability.</w:t>
-      </w:r>
-    </w:p>
-    <w:p>
-      <w:r>
-        <w:pict w14:anchorId="48A831B1">
-          <v:rect id="_x0000_i1036" style="width:0;height:1.5pt" o:hralign="center" o:hrstd="t" o:hr="t" fillcolor="#a0a0a0" stroked="f"/>
+          <w:sz w:val="24"/>
+          <w:szCs w:val="24"/>
+        </w:rPr>
+        <w:t>Business Impact:</w:t>
+      </w:r>
+    </w:p>
+    <w:p>
+      <w:pPr>
+        <w:numPr>
+          <w:ilvl w:val="0"/>
+          <w:numId w:val="28"/>
+        </w:numPr>
+        <w:rPr>
+          <w:rFonts w:ascii="Times New Roman" w:hAnsi="Times New Roman" w:cs="Times New Roman"/>
+          <w:sz w:val="24"/>
+          <w:szCs w:val="24"/>
+        </w:rPr>
+      </w:pPr>
+      <w:r>
+        <w:rPr>
+          <w:rFonts w:ascii="Times New Roman" w:hAnsi="Times New Roman" w:cs="Times New Roman"/>
+          <w:sz w:val="24"/>
+          <w:szCs w:val="24"/>
+        </w:rPr>
+        <w:t xml:space="preserve">Identify key revenue drivers </w:t>
+      </w:r>
+    </w:p>
+    <w:p>
+      <w:pPr>
+        <w:numPr>
+          <w:ilvl w:val="0"/>
+          <w:numId w:val="28"/>
+        </w:numPr>
+        <w:rPr>
+          <w:rFonts w:ascii="Times New Roman" w:hAnsi="Times New Roman" w:cs="Times New Roman"/>
+          <w:sz w:val="24"/>
+          <w:szCs w:val="24"/>
+        </w:rPr>
+      </w:pPr>
+      <w:r>
+        <w:rPr>
+          <w:rFonts w:ascii="Times New Roman" w:hAnsi="Times New Roman" w:cs="Times New Roman"/>
+          <w:sz w:val="24"/>
+          <w:szCs w:val="24"/>
+        </w:rPr>
+        <w:t xml:space="preserve">Detect unusual transactions </w:t>
+      </w:r>
+    </w:p>
+    <w:p>
+      <w:pPr>
+        <w:numPr>
+          <w:ilvl w:val="0"/>
+          <w:numId w:val="28"/>
+        </w:numPr>
+        <w:rPr>
+          <w:rFonts w:ascii="Times New Roman" w:hAnsi="Times New Roman" w:cs="Times New Roman"/>
+          <w:sz w:val="24"/>
+          <w:szCs w:val="24"/>
+        </w:rPr>
+      </w:pPr>
+      <w:r>
+        <w:rPr>
+          <w:rFonts w:ascii="Times New Roman" w:hAnsi="Times New Roman" w:cs="Times New Roman"/>
+          <w:sz w:val="24"/>
+          <w:szCs w:val="24"/>
+        </w:rPr>
+        <w:t xml:space="preserve">Understand customer purchasing patterns </w:t>
+      </w:r>
+    </w:p>
+    <w:p>
+      <w:pPr>
+        <w:rPr>
+          <w:rFonts w:ascii="Times New Roman" w:hAnsi="Times New Roman" w:cs="Times New Roman"/>
+          <w:sz w:val="24"/>
+          <w:szCs w:val="24"/>
+        </w:rPr>
+      </w:pPr>
+      <w:r>
+        <w:rPr>
+          <w:rFonts w:ascii="Times New Roman" w:hAnsi="Times New Roman" w:cs="Times New Roman"/>
+          <w:sz w:val="24"/>
+          <w:szCs w:val="24"/>
+        </w:rPr>
+        <w:pict w14:anchorId="03212C49">
+          <v:rect id="_x0000_i1168" style="width:0;height:1.5pt" o:hralign="center" o:hrstd="t" o:hr="t" fillcolor="#a0a0a0" stroked="f"/>
         </w:pict>
       </w:r>
     </w:p>
     <w:p>
       <w:pPr>
         <w:rPr>
+          <w:rFonts w:ascii="Times New Roman" w:hAnsi="Times New Roman" w:cs="Times New Roman"/>
           <w:b/>
           <w:bCs/>
-        </w:rPr>
-      </w:pPr>
-      <w:r>
-        <w:rPr>
+          <w:sz w:val="24"/>
+          <w:szCs w:val="24"/>
+        </w:rPr>
+      </w:pPr>
+      <w:r>
+        <w:rPr>
+          <w:rFonts w:ascii="Times New Roman" w:hAnsi="Times New Roman" w:cs="Times New Roman"/>
           <w:b/>
           <w:bCs/>
-        </w:rPr>
-        <w:t>7.7 Pricing Insights</w:t>
-      </w:r>
-    </w:p>
-    <w:p>
-      <w:r>
-        <w:t>Lower-priced items tend to sell in higher volumes.</w:t>
-      </w:r>
-    </w:p>
-    <w:p>
-      <w:r>
-        <w:rPr>
+          <w:sz w:val="24"/>
+          <w:szCs w:val="24"/>
+        </w:rPr>
+        <w:t>6. Overall Findings</w:t>
+      </w:r>
+    </w:p>
+    <w:p>
+      <w:pPr>
+        <w:numPr>
+          <w:ilvl w:val="0"/>
+          <w:numId w:val="29"/>
+        </w:numPr>
+        <w:rPr>
+          <w:rFonts w:ascii="Times New Roman" w:hAnsi="Times New Roman" w:cs="Times New Roman"/>
+          <w:sz w:val="24"/>
+          <w:szCs w:val="24"/>
+        </w:rPr>
+      </w:pPr>
+      <w:r>
+        <w:rPr>
+          <w:rFonts w:ascii="Times New Roman" w:hAnsi="Times New Roman" w:cs="Times New Roman"/>
+          <w:sz w:val="24"/>
+          <w:szCs w:val="24"/>
+        </w:rPr>
+        <w:t xml:space="preserve">Sales show </w:t>
+      </w:r>
+      <w:r>
+        <w:rPr>
+          <w:rFonts w:ascii="Times New Roman" w:hAnsi="Times New Roman" w:cs="Times New Roman"/>
           <w:b/>
           <w:bCs/>
-        </w:rPr>
-        <w:t>Implication:</w:t>
-      </w:r>
-      <w:r>
-        <w:br/>
-        <w:t>Pricing strategies and bulk discounts can be used to drive sales.</w:t>
-      </w:r>
-    </w:p>
-    <w:p>
-      <w:r>
-        <w:pict w14:anchorId="77873D19">
-          <v:rect id="_x0000_i1037" style="width:0;height:1.5pt" o:hralign="center" o:hrstd="t" o:hr="t" fillcolor="#a0a0a0" stroked="f"/>
-        </w:pict>
-      </w:r>
-    </w:p>
-    <w:p>
-      <w:pPr>
-        <w:rPr>
+          <w:sz w:val="24"/>
+          <w:szCs w:val="24"/>
+        </w:rPr>
+        <w:t>time-based patterns and seasonality</w:t>
+      </w:r>
+      <w:r>
+        <w:rPr>
+          <w:rFonts w:ascii="Times New Roman" w:hAnsi="Times New Roman" w:cs="Times New Roman"/>
+          <w:sz w:val="24"/>
+          <w:szCs w:val="24"/>
+        </w:rPr>
+        <w:t xml:space="preserve"> </w:t>
+      </w:r>
+    </w:p>
+    <w:p>
+      <w:pPr>
+        <w:numPr>
+          <w:ilvl w:val="0"/>
+          <w:numId w:val="29"/>
+        </w:numPr>
+        <w:rPr>
+          <w:rFonts w:ascii="Times New Roman" w:hAnsi="Times New Roman" w:cs="Times New Roman"/>
+          <w:sz w:val="24"/>
+          <w:szCs w:val="24"/>
+        </w:rPr>
+      </w:pPr>
+      <w:r>
+        <w:rPr>
+          <w:rFonts w:ascii="Times New Roman" w:hAnsi="Times New Roman" w:cs="Times New Roman"/>
+          <w:sz w:val="24"/>
+          <w:szCs w:val="24"/>
+        </w:rPr>
+        <w:t xml:space="preserve">A small number of products generate </w:t>
+      </w:r>
+      <w:r>
+        <w:rPr>
+          <w:rFonts w:ascii="Times New Roman" w:hAnsi="Times New Roman" w:cs="Times New Roman"/>
           <w:b/>
           <w:bCs/>
-        </w:rPr>
-      </w:pPr>
-      <w:r>
-        <w:rPr>
+          <w:sz w:val="24"/>
+          <w:szCs w:val="24"/>
+        </w:rPr>
+        <w:t>major revenue</w:t>
+      </w:r>
+      <w:r>
+        <w:rPr>
+          <w:rFonts w:ascii="Times New Roman" w:hAnsi="Times New Roman" w:cs="Times New Roman"/>
+          <w:sz w:val="24"/>
+          <w:szCs w:val="24"/>
+        </w:rPr>
+        <w:t xml:space="preserve"> </w:t>
+      </w:r>
+    </w:p>
+    <w:p>
+      <w:pPr>
+        <w:numPr>
+          <w:ilvl w:val="0"/>
+          <w:numId w:val="29"/>
+        </w:numPr>
+        <w:rPr>
+          <w:rFonts w:ascii="Times New Roman" w:hAnsi="Times New Roman" w:cs="Times New Roman"/>
+          <w:sz w:val="24"/>
+          <w:szCs w:val="24"/>
+        </w:rPr>
+      </w:pPr>
+      <w:r>
+        <w:rPr>
+          <w:rFonts w:ascii="Times New Roman" w:hAnsi="Times New Roman" w:cs="Times New Roman"/>
+          <w:sz w:val="24"/>
+          <w:szCs w:val="24"/>
+        </w:rPr>
+        <w:t xml:space="preserve">Customer demand is concentrated in </w:t>
+      </w:r>
+      <w:r>
+        <w:rPr>
+          <w:rFonts w:ascii="Times New Roman" w:hAnsi="Times New Roman" w:cs="Times New Roman"/>
           <w:b/>
           <w:bCs/>
-        </w:rPr>
-        <w:t>8. Conclusion</w:t>
-      </w:r>
-    </w:p>
-    <w:p>
-      <w:r>
-        <w:lastRenderedPageBreak/>
-        <w:t xml:space="preserve">This project demonstrates how raw transactional data can be transformed into meaningful insights through data cleaning, analysis, and visualization. The findings highlight key areas such as customer </w:t>
-      </w:r>
-      <w:proofErr w:type="spellStart"/>
-      <w:r>
-        <w:t>behavior</w:t>
-      </w:r>
-      <w:proofErr w:type="spellEnd"/>
-      <w:r>
-        <w:t>, product performance, and seasonal trends.</w:t>
-      </w:r>
-    </w:p>
-    <w:p>
-      <w:r>
-        <w:t>By leveraging these insights, businesses can make informed decisions to improve sales, enhance customer satisfaction, and optimize operations.</w:t>
-      </w:r>
-    </w:p>
-    <w:p>
-      <w:r>
-        <w:pict w14:anchorId="1A3FD435">
-          <v:rect id="_x0000_i1038" style="width:0;height:1.5pt" o:hralign="center" o:hrstd="t" o:hr="t" fillcolor="#a0a0a0" stroked="f"/>
+          <w:sz w:val="24"/>
+          <w:szCs w:val="24"/>
+        </w:rPr>
+        <w:t>specific regions</w:t>
+      </w:r>
+      <w:r>
+        <w:rPr>
+          <w:rFonts w:ascii="Times New Roman" w:hAnsi="Times New Roman" w:cs="Times New Roman"/>
+          <w:sz w:val="24"/>
+          <w:szCs w:val="24"/>
+        </w:rPr>
+        <w:t xml:space="preserve"> </w:t>
+      </w:r>
+    </w:p>
+    <w:p>
+      <w:pPr>
+        <w:numPr>
+          <w:ilvl w:val="0"/>
+          <w:numId w:val="29"/>
+        </w:numPr>
+        <w:rPr>
+          <w:rFonts w:ascii="Times New Roman" w:hAnsi="Times New Roman" w:cs="Times New Roman"/>
+          <w:sz w:val="24"/>
+          <w:szCs w:val="24"/>
+        </w:rPr>
+      </w:pPr>
+      <w:r>
+        <w:rPr>
+          <w:rFonts w:ascii="Times New Roman" w:hAnsi="Times New Roman" w:cs="Times New Roman"/>
+          <w:sz w:val="24"/>
+          <w:szCs w:val="24"/>
+        </w:rPr>
+        <w:t xml:space="preserve">Pricing and quantity significantly impact total revenue </w:t>
+      </w:r>
+    </w:p>
+    <w:p>
+      <w:pPr>
+        <w:rPr>
+          <w:rFonts w:ascii="Times New Roman" w:hAnsi="Times New Roman" w:cs="Times New Roman"/>
+          <w:sz w:val="24"/>
+          <w:szCs w:val="24"/>
+        </w:rPr>
+      </w:pPr>
+      <w:r>
+        <w:rPr>
+          <w:rFonts w:ascii="Times New Roman" w:hAnsi="Times New Roman" w:cs="Times New Roman"/>
+          <w:sz w:val="24"/>
+          <w:szCs w:val="24"/>
+        </w:rPr>
+        <w:pict w14:anchorId="2AAC8BFE">
+          <v:rect id="_x0000_i1169" style="width:0;height:1.5pt" o:hralign="center" o:hrstd="t" o:hr="t" fillcolor="#a0a0a0" stroked="f"/>
         </w:pict>
       </w:r>
     </w:p>
     <w:p>
       <w:pPr>
         <w:rPr>
+          <w:rFonts w:ascii="Times New Roman" w:hAnsi="Times New Roman" w:cs="Times New Roman"/>
           <w:b/>
           <w:bCs/>
-        </w:rPr>
-      </w:pPr>
-      <w:r>
-        <w:rPr>
+          <w:sz w:val="24"/>
+          <w:szCs w:val="24"/>
+        </w:rPr>
+      </w:pPr>
+      <w:r>
+        <w:rPr>
+          <w:rFonts w:ascii="Times New Roman" w:hAnsi="Times New Roman" w:cs="Times New Roman"/>
           <w:b/>
           <w:bCs/>
-        </w:rPr>
-        <w:t>9. Recommendations</w:t>
+          <w:sz w:val="24"/>
+          <w:szCs w:val="24"/>
+        </w:rPr>
+        <w:t>7. Recommendations</w:t>
+      </w:r>
+    </w:p>
+    <w:p>
+      <w:pPr>
+        <w:rPr>
+          <w:rFonts w:ascii="Times New Roman" w:hAnsi="Times New Roman" w:cs="Times New Roman"/>
+          <w:sz w:val="24"/>
+          <w:szCs w:val="24"/>
+        </w:rPr>
+      </w:pPr>
+      <w:r>
+        <w:rPr>
+          <w:rFonts w:ascii="Times New Roman" w:hAnsi="Times New Roman" w:cs="Times New Roman"/>
+          <w:sz w:val="24"/>
+          <w:szCs w:val="24"/>
+        </w:rPr>
+        <w:t>Based on the analysis:</w:t>
       </w:r>
     </w:p>
     <w:p>
       <w:pPr>
         <w:numPr>
           <w:ilvl w:val="0"/>
-          <w:numId w:val="6"/>
+          <w:numId w:val="30"/>
         </w:numPr>
-      </w:pPr>
-      <w:r>
-        <w:t>Focus on high-performing products and customers</w:t>
+        <w:rPr>
+          <w:rFonts w:ascii="Times New Roman" w:hAnsi="Times New Roman" w:cs="Times New Roman"/>
+          <w:sz w:val="24"/>
+          <w:szCs w:val="24"/>
+        </w:rPr>
+      </w:pPr>
+      <w:r>
+        <w:rPr>
+          <w:rFonts w:ascii="Times New Roman" w:hAnsi="Times New Roman" w:cs="Times New Roman"/>
+          <w:sz w:val="24"/>
+          <w:szCs w:val="24"/>
+        </w:rPr>
+        <w:t xml:space="preserve">Focus on </w:t>
+      </w:r>
+      <w:r>
+        <w:rPr>
+          <w:rFonts w:ascii="Times New Roman" w:hAnsi="Times New Roman" w:cs="Times New Roman"/>
+          <w:b/>
+          <w:bCs/>
+          <w:sz w:val="24"/>
+          <w:szCs w:val="24"/>
+        </w:rPr>
+        <w:t>top-selling products</w:t>
+      </w:r>
+      <w:r>
+        <w:rPr>
+          <w:rFonts w:ascii="Times New Roman" w:hAnsi="Times New Roman" w:cs="Times New Roman"/>
+          <w:sz w:val="24"/>
+          <w:szCs w:val="24"/>
+        </w:rPr>
+        <w:t xml:space="preserve"> for revenue growth </w:t>
       </w:r>
     </w:p>
     <w:p>
       <w:pPr>
         <w:numPr>
           <w:ilvl w:val="0"/>
-          <w:numId w:val="6"/>
+          <w:numId w:val="30"/>
         </w:numPr>
-      </w:pPr>
-      <w:r>
-        <w:t>Prepare for seasonal demand fluctuations</w:t>
+        <w:rPr>
+          <w:rFonts w:ascii="Times New Roman" w:hAnsi="Times New Roman" w:cs="Times New Roman"/>
+          <w:sz w:val="24"/>
+          <w:szCs w:val="24"/>
+        </w:rPr>
+      </w:pPr>
+      <w:r>
+        <w:rPr>
+          <w:rFonts w:ascii="Times New Roman" w:hAnsi="Times New Roman" w:cs="Times New Roman"/>
+          <w:sz w:val="24"/>
+          <w:szCs w:val="24"/>
+        </w:rPr>
+        <w:t xml:space="preserve">Expand into </w:t>
+      </w:r>
+      <w:r>
+        <w:rPr>
+          <w:rFonts w:ascii="Times New Roman" w:hAnsi="Times New Roman" w:cs="Times New Roman"/>
+          <w:b/>
+          <w:bCs/>
+          <w:sz w:val="24"/>
+          <w:szCs w:val="24"/>
+        </w:rPr>
+        <w:t>new geographic markets</w:t>
+      </w:r>
+      <w:r>
+        <w:rPr>
+          <w:rFonts w:ascii="Times New Roman" w:hAnsi="Times New Roman" w:cs="Times New Roman"/>
+          <w:sz w:val="24"/>
+          <w:szCs w:val="24"/>
+        </w:rPr>
+        <w:t xml:space="preserve"> </w:t>
       </w:r>
     </w:p>
     <w:p>
       <w:pPr>
         <w:numPr>
           <w:ilvl w:val="0"/>
-          <w:numId w:val="6"/>
+          <w:numId w:val="30"/>
         </w:numPr>
-      </w:pPr>
-      <w:r>
-        <w:t>Optimize product portfolio</w:t>
+        <w:rPr>
+          <w:rFonts w:ascii="Times New Roman" w:hAnsi="Times New Roman" w:cs="Times New Roman"/>
+          <w:sz w:val="24"/>
+          <w:szCs w:val="24"/>
+        </w:rPr>
+      </w:pPr>
+      <w:r>
+        <w:rPr>
+          <w:rFonts w:ascii="Times New Roman" w:hAnsi="Times New Roman" w:cs="Times New Roman"/>
+          <w:sz w:val="24"/>
+          <w:szCs w:val="24"/>
+        </w:rPr>
+        <w:t xml:space="preserve">Use </w:t>
+      </w:r>
+      <w:r>
+        <w:rPr>
+          <w:rFonts w:ascii="Times New Roman" w:hAnsi="Times New Roman" w:cs="Times New Roman"/>
+          <w:b/>
+          <w:bCs/>
+          <w:sz w:val="24"/>
+          <w:szCs w:val="24"/>
+        </w:rPr>
+        <w:t>data-driven pricing strategies</w:t>
+      </w:r>
+      <w:r>
+        <w:rPr>
+          <w:rFonts w:ascii="Times New Roman" w:hAnsi="Times New Roman" w:cs="Times New Roman"/>
+          <w:sz w:val="24"/>
+          <w:szCs w:val="24"/>
+        </w:rPr>
+        <w:t xml:space="preserve"> </w:t>
       </w:r>
     </w:p>
     <w:p>
       <w:pPr>
         <w:numPr>
           <w:ilvl w:val="0"/>
-          <w:numId w:val="6"/>
+          <w:numId w:val="30"/>
         </w:numPr>
-      </w:pPr>
-      <w:r>
-        <w:t>Implement customer retention strategies</w:t>
+        <w:rPr>
+          <w:rFonts w:ascii="Times New Roman" w:hAnsi="Times New Roman" w:cs="Times New Roman"/>
+          <w:sz w:val="24"/>
+          <w:szCs w:val="24"/>
+        </w:rPr>
+      </w:pPr>
+      <w:r>
+        <w:rPr>
+          <w:rFonts w:ascii="Times New Roman" w:hAnsi="Times New Roman" w:cs="Times New Roman"/>
+          <w:sz w:val="24"/>
+          <w:szCs w:val="24"/>
+        </w:rPr>
+        <w:t xml:space="preserve">Target </w:t>
+      </w:r>
+      <w:r>
+        <w:rPr>
+          <w:rFonts w:ascii="Times New Roman" w:hAnsi="Times New Roman" w:cs="Times New Roman"/>
+          <w:b/>
+          <w:bCs/>
+          <w:sz w:val="24"/>
+          <w:szCs w:val="24"/>
+        </w:rPr>
+        <w:t>bulk buyers with special offers</w:t>
+      </w:r>
+      <w:r>
+        <w:rPr>
+          <w:rFonts w:ascii="Times New Roman" w:hAnsi="Times New Roman" w:cs="Times New Roman"/>
+          <w:sz w:val="24"/>
+          <w:szCs w:val="24"/>
+        </w:rPr>
+        <w:t xml:space="preserve"> </w:t>
       </w:r>
     </w:p>
     <w:p>
       <w:pPr>
         <w:numPr>
           <w:ilvl w:val="0"/>
-          <w:numId w:val="6"/>
+          <w:numId w:val="30"/>
         </w:numPr>
-      </w:pPr>
-      <w:r>
-        <w:t>Expand into new geographic markets</w:t>
-      </w:r>
-    </w:p>
-    <w:p>
-      <w:pPr>
-        <w:numPr>
-          <w:ilvl w:val="0"/>
-          <w:numId w:val="6"/>
-        </w:numPr>
-      </w:pPr>
-      <w:r>
-        <w:t>Improve data collection and quality processes</w:t>
-      </w:r>
-    </w:p>
-    <w:p>
-      <w:r>
-        <w:pict w14:anchorId="1DBCACEE">
-          <v:rect id="_x0000_i1039" style="width:0;height:1.5pt" o:hralign="center" o:hrstd="t" o:hr="t" fillcolor="#a0a0a0" stroked="f"/>
-        </w:pict>
-      </w:r>
-    </w:p>
-    <w:p>
-      <w:pPr>
-        <w:rPr>
+        <w:rPr>
+          <w:rFonts w:ascii="Times New Roman" w:hAnsi="Times New Roman" w:cs="Times New Roman"/>
+          <w:sz w:val="24"/>
+          <w:szCs w:val="24"/>
+        </w:rPr>
+      </w:pPr>
+      <w:r>
+        <w:rPr>
+          <w:rFonts w:ascii="Times New Roman" w:hAnsi="Times New Roman" w:cs="Times New Roman"/>
+          <w:sz w:val="24"/>
+          <w:szCs w:val="24"/>
+        </w:rPr>
+        <w:t xml:space="preserve">Leverage </w:t>
+      </w:r>
+      <w:r>
+        <w:rPr>
+          <w:rFonts w:ascii="Times New Roman" w:hAnsi="Times New Roman" w:cs="Times New Roman"/>
           <w:b/>
           <w:bCs/>
-        </w:rPr>
-      </w:pPr>
-      <w:r>
-        <w:rPr>
+          <w:sz w:val="24"/>
+          <w:szCs w:val="24"/>
+        </w:rPr>
+        <w:t>seasonal trends for marketing campaigns</w:t>
+      </w:r>
+      <w:r>
+        <w:rPr>
+          <w:rFonts w:ascii="Times New Roman" w:hAnsi="Times New Roman" w:cs="Times New Roman"/>
+          <w:sz w:val="24"/>
+          <w:szCs w:val="24"/>
+        </w:rPr>
+        <w:t xml:space="preserve"> </w:t>
+      </w:r>
+    </w:p>
+    <w:p>
+      <w:pPr>
+        <w:rPr>
+          <w:rFonts w:ascii="Times New Roman" w:hAnsi="Times New Roman" w:cs="Times New Roman"/>
+          <w:sz w:val="24"/>
+          <w:szCs w:val="24"/>
+        </w:rPr>
+      </w:pPr>
+      <w:r>
+        <w:rPr>
+          <w:rFonts w:ascii="Times New Roman" w:hAnsi="Times New Roman" w:cs="Times New Roman"/>
+          <w:sz w:val="24"/>
+          <w:szCs w:val="24"/>
+        </w:rPr>
+        <w:pict w14:anchorId="38834DD7">
+          <v:rect id="_x0000_i1170" style="width:0;height:1.5pt" o:hralign="center" o:hrstd="t" o:hr="t" fillcolor="#a0a0a0" stroked="f"/>
+        </w:pict>
+      </w:r>
+    </w:p>
+    <w:p>
+      <w:pPr>
+        <w:rPr>
+          <w:rFonts w:ascii="Times New Roman" w:hAnsi="Times New Roman" w:cs="Times New Roman"/>
           <w:b/>
           <w:bCs/>
-        </w:rPr>
-        <w:t>10. Tools and Technologies Used</w:t>
-      </w:r>
-    </w:p>
-    <w:p>
-      <w:pPr>
-        <w:numPr>
-          <w:ilvl w:val="0"/>
-          <w:numId w:val="7"/>
-        </w:numPr>
-      </w:pPr>
-      <w:r>
-        <w:t>Python</w:t>
-      </w:r>
-    </w:p>
-    <w:p>
-      <w:pPr>
-        <w:numPr>
-          <w:ilvl w:val="0"/>
-          <w:numId w:val="7"/>
-        </w:numPr>
-      </w:pPr>
-      <w:r>
-        <w:t>Pandas</w:t>
-      </w:r>
-    </w:p>
-    <w:p>
-      <w:pPr>
-        <w:numPr>
-          <w:ilvl w:val="0"/>
-          <w:numId w:val="7"/>
-        </w:numPr>
-      </w:pPr>
-      <w:r>
-        <w:t>NumPy</w:t>
-      </w:r>
-    </w:p>
-    <w:p>
-      <w:pPr>
-        <w:numPr>
-          <w:ilvl w:val="0"/>
-          <w:numId w:val="7"/>
-        </w:numPr>
-      </w:pPr>
-      <w:r>
-        <w:t>Matplotlib</w:t>
-      </w:r>
-    </w:p>
-    <w:p>
-      <w:pPr>
-        <w:numPr>
-          <w:ilvl w:val="0"/>
-          <w:numId w:val="7"/>
-        </w:numPr>
-      </w:pPr>
-      <w:r>
-        <w:t>Seaborn</w:t>
-      </w:r>
-    </w:p>
-    <w:p>
-      <w:r>
-        <w:pict w14:anchorId="6A42D85C">
-          <v:rect id="_x0000_i1040" style="width:0;height:1.5pt" o:hralign="center" o:hrstd="t" o:hr="t" fillcolor="#a0a0a0" stroked="f"/>
-        </w:pict>
-      </w:r>
-    </w:p>
-    <w:p>
-      <w:pPr>
-        <w:rPr>
+          <w:sz w:val="24"/>
+          <w:szCs w:val="24"/>
+        </w:rPr>
+      </w:pPr>
+      <w:r>
+        <w:rPr>
+          <w:rFonts w:ascii="Times New Roman" w:hAnsi="Times New Roman" w:cs="Times New Roman"/>
           <w:b/>
           <w:bCs/>
-        </w:rPr>
-      </w:pPr>
-      <w:r>
-        <w:rPr>
-          <w:b/>
-          <w:bCs/>
-        </w:rPr>
-        <w:t>11. Future Work</w:t>
-      </w:r>
-    </w:p>
-    <w:p>
-      <w:r>
-        <w:t>Future analysis can include:</w:t>
-      </w:r>
-    </w:p>
-    <w:p>
-      <w:pPr>
-        <w:numPr>
-          <w:ilvl w:val="0"/>
-          <w:numId w:val="8"/>
-        </w:numPr>
-      </w:pPr>
-      <w:r>
-        <w:t>Customer segmentation using RFM analysis</w:t>
-      </w:r>
-    </w:p>
-    <w:p>
-      <w:pPr>
-        <w:numPr>
-          <w:ilvl w:val="0"/>
-          <w:numId w:val="8"/>
-        </w:numPr>
-      </w:pPr>
-      <w:r>
-        <w:t>Market basket analysis for product recommendations</w:t>
-      </w:r>
-    </w:p>
-    <w:p>
-      <w:pPr>
-        <w:numPr>
-          <w:ilvl w:val="0"/>
-          <w:numId w:val="8"/>
-        </w:numPr>
-      </w:pPr>
-      <w:r>
-        <w:t xml:space="preserve">Predictive </w:t>
+          <w:sz w:val="24"/>
+          <w:szCs w:val="24"/>
+        </w:rPr>
+        <w:t>8. Conclusion</w:t>
+      </w:r>
+    </w:p>
+    <w:p>
+      <w:pPr>
+        <w:rPr>
+          <w:rFonts w:ascii="Times New Roman" w:hAnsi="Times New Roman" w:cs="Times New Roman"/>
+          <w:sz w:val="24"/>
+          <w:szCs w:val="24"/>
+        </w:rPr>
+      </w:pPr>
+      <w:r>
+        <w:rPr>
+          <w:rFonts w:ascii="Times New Roman" w:hAnsi="Times New Roman" w:cs="Times New Roman"/>
+          <w:sz w:val="24"/>
+          <w:szCs w:val="24"/>
+        </w:rPr>
+        <w:t xml:space="preserve">This project demonstrates how data visualization can transform raw transactional data into meaningful business insights. By </w:t>
       </w:r>
       <w:proofErr w:type="spellStart"/>
       <w:r>
-        <w:t>modeling</w:t>
+        <w:rPr>
+          <w:rFonts w:ascii="Times New Roman" w:hAnsi="Times New Roman" w:cs="Times New Roman"/>
+          <w:sz w:val="24"/>
+          <w:szCs w:val="24"/>
+        </w:rPr>
+        <w:t>analyzing</w:t>
       </w:r>
       <w:proofErr w:type="spellEnd"/>
       <w:r>
-        <w:t xml:space="preserve"> for sales forecasting</w:t>
-      </w:r>
-    </w:p>
-    <w:p>
-      <w:r>
-        <w:pict w14:anchorId="21734094">
-          <v:rect id="_x0000_i1041" style="width:0;height:1.5pt" o:hralign="center" o:hrstd="t" o:hr="t" fillcolor="#a0a0a0" stroked="f"/>
-        </w:pict>
+        <w:rPr>
+          <w:rFonts w:ascii="Times New Roman" w:hAnsi="Times New Roman" w:cs="Times New Roman"/>
+          <w:sz w:val="24"/>
+          <w:szCs w:val="24"/>
+        </w:rPr>
+        <w:t xml:space="preserve"> sales patterns, customer </w:t>
+      </w:r>
+      <w:proofErr w:type="spellStart"/>
+      <w:r>
+        <w:rPr>
+          <w:rFonts w:ascii="Times New Roman" w:hAnsi="Times New Roman" w:cs="Times New Roman"/>
+          <w:sz w:val="24"/>
+          <w:szCs w:val="24"/>
+        </w:rPr>
+        <w:t>behavior</w:t>
+      </w:r>
+      <w:proofErr w:type="spellEnd"/>
+      <w:r>
+        <w:rPr>
+          <w:rFonts w:ascii="Times New Roman" w:hAnsi="Times New Roman" w:cs="Times New Roman"/>
+          <w:sz w:val="24"/>
+          <w:szCs w:val="24"/>
+        </w:rPr>
+        <w:t>, and product performance, businesses can make informed decisions to improve profitability and growth.</w:t>
       </w:r>
     </w:p>
     <w:sectPr>
@@ -1402,6 +3410,602 @@
     </w:lvl>
   </w:abstractNum>
   <w:abstractNum w:abstractNumId="1" w15:restartNumberingAfterBreak="0">
+    <w:nsid w:val="0B4036EA"/>
+    <w:multiLevelType w:val="multilevel"/>
+    <w:tmpl w:val="E39A3974"/>
+    <w:lvl w:ilvl="0">
+      <w:start w:val="1"/>
+      <w:numFmt w:val="bullet"/>
+      <w:lvlText w:val=""/>
+      <w:lvlJc w:val="left"/>
+      <w:pPr>
+        <w:tabs>
+          <w:tab w:val="num" w:pos="720"/>
+        </w:tabs>
+        <w:ind w:left="720" w:hanging="360"/>
+      </w:pPr>
+      <w:rPr>
+        <w:rFonts w:ascii="Symbol" w:hAnsi="Symbol" w:hint="default"/>
+        <w:sz w:val="20"/>
+      </w:rPr>
+    </w:lvl>
+    <w:lvl w:ilvl="1" w:tentative="1">
+      <w:start w:val="1"/>
+      <w:numFmt w:val="bullet"/>
+      <w:lvlText w:val="o"/>
+      <w:lvlJc w:val="left"/>
+      <w:pPr>
+        <w:tabs>
+          <w:tab w:val="num" w:pos="1440"/>
+        </w:tabs>
+        <w:ind w:left="1440" w:hanging="360"/>
+      </w:pPr>
+      <w:rPr>
+        <w:rFonts w:ascii="Courier New" w:hAnsi="Courier New" w:hint="default"/>
+        <w:sz w:val="20"/>
+      </w:rPr>
+    </w:lvl>
+    <w:lvl w:ilvl="2" w:tentative="1">
+      <w:start w:val="1"/>
+      <w:numFmt w:val="bullet"/>
+      <w:lvlText w:val=""/>
+      <w:lvlJc w:val="left"/>
+      <w:pPr>
+        <w:tabs>
+          <w:tab w:val="num" w:pos="2160"/>
+        </w:tabs>
+        <w:ind w:left="2160" w:hanging="360"/>
+      </w:pPr>
+      <w:rPr>
+        <w:rFonts w:ascii="Wingdings" w:hAnsi="Wingdings" w:hint="default"/>
+        <w:sz w:val="20"/>
+      </w:rPr>
+    </w:lvl>
+    <w:lvl w:ilvl="3" w:tentative="1">
+      <w:start w:val="1"/>
+      <w:numFmt w:val="bullet"/>
+      <w:lvlText w:val=""/>
+      <w:lvlJc w:val="left"/>
+      <w:pPr>
+        <w:tabs>
+          <w:tab w:val="num" w:pos="2880"/>
+        </w:tabs>
+        <w:ind w:left="2880" w:hanging="360"/>
+      </w:pPr>
+      <w:rPr>
+        <w:rFonts w:ascii="Wingdings" w:hAnsi="Wingdings" w:hint="default"/>
+        <w:sz w:val="20"/>
+      </w:rPr>
+    </w:lvl>
+    <w:lvl w:ilvl="4" w:tentative="1">
+      <w:start w:val="1"/>
+      <w:numFmt w:val="bullet"/>
+      <w:lvlText w:val=""/>
+      <w:lvlJc w:val="left"/>
+      <w:pPr>
+        <w:tabs>
+          <w:tab w:val="num" w:pos="3600"/>
+        </w:tabs>
+        <w:ind w:left="3600" w:hanging="360"/>
+      </w:pPr>
+      <w:rPr>
+        <w:rFonts w:ascii="Wingdings" w:hAnsi="Wingdings" w:hint="default"/>
+        <w:sz w:val="20"/>
+      </w:rPr>
+    </w:lvl>
+    <w:lvl w:ilvl="5" w:tentative="1">
+      <w:start w:val="1"/>
+      <w:numFmt w:val="bullet"/>
+      <w:lvlText w:val=""/>
+      <w:lvlJc w:val="left"/>
+      <w:pPr>
+        <w:tabs>
+          <w:tab w:val="num" w:pos="4320"/>
+        </w:tabs>
+        <w:ind w:left="4320" w:hanging="360"/>
+      </w:pPr>
+      <w:rPr>
+        <w:rFonts w:ascii="Wingdings" w:hAnsi="Wingdings" w:hint="default"/>
+        <w:sz w:val="20"/>
+      </w:rPr>
+    </w:lvl>
+    <w:lvl w:ilvl="6" w:tentative="1">
+      <w:start w:val="1"/>
+      <w:numFmt w:val="bullet"/>
+      <w:lvlText w:val=""/>
+      <w:lvlJc w:val="left"/>
+      <w:pPr>
+        <w:tabs>
+          <w:tab w:val="num" w:pos="5040"/>
+        </w:tabs>
+        <w:ind w:left="5040" w:hanging="360"/>
+      </w:pPr>
+      <w:rPr>
+        <w:rFonts w:ascii="Wingdings" w:hAnsi="Wingdings" w:hint="default"/>
+        <w:sz w:val="20"/>
+      </w:rPr>
+    </w:lvl>
+    <w:lvl w:ilvl="7" w:tentative="1">
+      <w:start w:val="1"/>
+      <w:numFmt w:val="bullet"/>
+      <w:lvlText w:val=""/>
+      <w:lvlJc w:val="left"/>
+      <w:pPr>
+        <w:tabs>
+          <w:tab w:val="num" w:pos="5760"/>
+        </w:tabs>
+        <w:ind w:left="5760" w:hanging="360"/>
+      </w:pPr>
+      <w:rPr>
+        <w:rFonts w:ascii="Wingdings" w:hAnsi="Wingdings" w:hint="default"/>
+        <w:sz w:val="20"/>
+      </w:rPr>
+    </w:lvl>
+    <w:lvl w:ilvl="8" w:tentative="1">
+      <w:start w:val="1"/>
+      <w:numFmt w:val="bullet"/>
+      <w:lvlText w:val=""/>
+      <w:lvlJc w:val="left"/>
+      <w:pPr>
+        <w:tabs>
+          <w:tab w:val="num" w:pos="6480"/>
+        </w:tabs>
+        <w:ind w:left="6480" w:hanging="360"/>
+      </w:pPr>
+      <w:rPr>
+        <w:rFonts w:ascii="Wingdings" w:hAnsi="Wingdings" w:hint="default"/>
+        <w:sz w:val="20"/>
+      </w:rPr>
+    </w:lvl>
+  </w:abstractNum>
+  <w:abstractNum w:abstractNumId="2" w15:restartNumberingAfterBreak="0">
+    <w:nsid w:val="0B487BA4"/>
+    <w:multiLevelType w:val="multilevel"/>
+    <w:tmpl w:val="06786D1E"/>
+    <w:lvl w:ilvl="0">
+      <w:start w:val="1"/>
+      <w:numFmt w:val="bullet"/>
+      <w:lvlText w:val=""/>
+      <w:lvlJc w:val="left"/>
+      <w:pPr>
+        <w:tabs>
+          <w:tab w:val="num" w:pos="720"/>
+        </w:tabs>
+        <w:ind w:left="720" w:hanging="360"/>
+      </w:pPr>
+      <w:rPr>
+        <w:rFonts w:ascii="Symbol" w:hAnsi="Symbol" w:hint="default"/>
+        <w:sz w:val="20"/>
+      </w:rPr>
+    </w:lvl>
+    <w:lvl w:ilvl="1" w:tentative="1">
+      <w:start w:val="1"/>
+      <w:numFmt w:val="bullet"/>
+      <w:lvlText w:val="o"/>
+      <w:lvlJc w:val="left"/>
+      <w:pPr>
+        <w:tabs>
+          <w:tab w:val="num" w:pos="1440"/>
+        </w:tabs>
+        <w:ind w:left="1440" w:hanging="360"/>
+      </w:pPr>
+      <w:rPr>
+        <w:rFonts w:ascii="Courier New" w:hAnsi="Courier New" w:hint="default"/>
+        <w:sz w:val="20"/>
+      </w:rPr>
+    </w:lvl>
+    <w:lvl w:ilvl="2" w:tentative="1">
+      <w:start w:val="1"/>
+      <w:numFmt w:val="bullet"/>
+      <w:lvlText w:val=""/>
+      <w:lvlJc w:val="left"/>
+      <w:pPr>
+        <w:tabs>
+          <w:tab w:val="num" w:pos="2160"/>
+        </w:tabs>
+        <w:ind w:left="2160" w:hanging="360"/>
+      </w:pPr>
+      <w:rPr>
+        <w:rFonts w:ascii="Wingdings" w:hAnsi="Wingdings" w:hint="default"/>
+        <w:sz w:val="20"/>
+      </w:rPr>
+    </w:lvl>
+    <w:lvl w:ilvl="3" w:tentative="1">
+      <w:start w:val="1"/>
+      <w:numFmt w:val="bullet"/>
+      <w:lvlText w:val=""/>
+      <w:lvlJc w:val="left"/>
+      <w:pPr>
+        <w:tabs>
+          <w:tab w:val="num" w:pos="2880"/>
+        </w:tabs>
+        <w:ind w:left="2880" w:hanging="360"/>
+      </w:pPr>
+      <w:rPr>
+        <w:rFonts w:ascii="Wingdings" w:hAnsi="Wingdings" w:hint="default"/>
+        <w:sz w:val="20"/>
+      </w:rPr>
+    </w:lvl>
+    <w:lvl w:ilvl="4" w:tentative="1">
+      <w:start w:val="1"/>
+      <w:numFmt w:val="bullet"/>
+      <w:lvlText w:val=""/>
+      <w:lvlJc w:val="left"/>
+      <w:pPr>
+        <w:tabs>
+          <w:tab w:val="num" w:pos="3600"/>
+        </w:tabs>
+        <w:ind w:left="3600" w:hanging="360"/>
+      </w:pPr>
+      <w:rPr>
+        <w:rFonts w:ascii="Wingdings" w:hAnsi="Wingdings" w:hint="default"/>
+        <w:sz w:val="20"/>
+      </w:rPr>
+    </w:lvl>
+    <w:lvl w:ilvl="5" w:tentative="1">
+      <w:start w:val="1"/>
+      <w:numFmt w:val="bullet"/>
+      <w:lvlText w:val=""/>
+      <w:lvlJc w:val="left"/>
+      <w:pPr>
+        <w:tabs>
+          <w:tab w:val="num" w:pos="4320"/>
+        </w:tabs>
+        <w:ind w:left="4320" w:hanging="360"/>
+      </w:pPr>
+      <w:rPr>
+        <w:rFonts w:ascii="Wingdings" w:hAnsi="Wingdings" w:hint="default"/>
+        <w:sz w:val="20"/>
+      </w:rPr>
+    </w:lvl>
+    <w:lvl w:ilvl="6" w:tentative="1">
+      <w:start w:val="1"/>
+      <w:numFmt w:val="bullet"/>
+      <w:lvlText w:val=""/>
+      <w:lvlJc w:val="left"/>
+      <w:pPr>
+        <w:tabs>
+          <w:tab w:val="num" w:pos="5040"/>
+        </w:tabs>
+        <w:ind w:left="5040" w:hanging="360"/>
+      </w:pPr>
+      <w:rPr>
+        <w:rFonts w:ascii="Wingdings" w:hAnsi="Wingdings" w:hint="default"/>
+        <w:sz w:val="20"/>
+      </w:rPr>
+    </w:lvl>
+    <w:lvl w:ilvl="7" w:tentative="1">
+      <w:start w:val="1"/>
+      <w:numFmt w:val="bullet"/>
+      <w:lvlText w:val=""/>
+      <w:lvlJc w:val="left"/>
+      <w:pPr>
+        <w:tabs>
+          <w:tab w:val="num" w:pos="5760"/>
+        </w:tabs>
+        <w:ind w:left="5760" w:hanging="360"/>
+      </w:pPr>
+      <w:rPr>
+        <w:rFonts w:ascii="Wingdings" w:hAnsi="Wingdings" w:hint="default"/>
+        <w:sz w:val="20"/>
+      </w:rPr>
+    </w:lvl>
+    <w:lvl w:ilvl="8" w:tentative="1">
+      <w:start w:val="1"/>
+      <w:numFmt w:val="bullet"/>
+      <w:lvlText w:val=""/>
+      <w:lvlJc w:val="left"/>
+      <w:pPr>
+        <w:tabs>
+          <w:tab w:val="num" w:pos="6480"/>
+        </w:tabs>
+        <w:ind w:left="6480" w:hanging="360"/>
+      </w:pPr>
+      <w:rPr>
+        <w:rFonts w:ascii="Wingdings" w:hAnsi="Wingdings" w:hint="default"/>
+        <w:sz w:val="20"/>
+      </w:rPr>
+    </w:lvl>
+  </w:abstractNum>
+  <w:abstractNum w:abstractNumId="3" w15:restartNumberingAfterBreak="0">
+    <w:nsid w:val="0B822494"/>
+    <w:multiLevelType w:val="multilevel"/>
+    <w:tmpl w:val="040EDD44"/>
+    <w:lvl w:ilvl="0">
+      <w:start w:val="1"/>
+      <w:numFmt w:val="bullet"/>
+      <w:lvlText w:val=""/>
+      <w:lvlJc w:val="left"/>
+      <w:pPr>
+        <w:tabs>
+          <w:tab w:val="num" w:pos="720"/>
+        </w:tabs>
+        <w:ind w:left="720" w:hanging="360"/>
+      </w:pPr>
+      <w:rPr>
+        <w:rFonts w:ascii="Symbol" w:hAnsi="Symbol" w:hint="default"/>
+        <w:sz w:val="20"/>
+      </w:rPr>
+    </w:lvl>
+    <w:lvl w:ilvl="1" w:tentative="1">
+      <w:start w:val="1"/>
+      <w:numFmt w:val="bullet"/>
+      <w:lvlText w:val="o"/>
+      <w:lvlJc w:val="left"/>
+      <w:pPr>
+        <w:tabs>
+          <w:tab w:val="num" w:pos="1440"/>
+        </w:tabs>
+        <w:ind w:left="1440" w:hanging="360"/>
+      </w:pPr>
+      <w:rPr>
+        <w:rFonts w:ascii="Courier New" w:hAnsi="Courier New" w:hint="default"/>
+        <w:sz w:val="20"/>
+      </w:rPr>
+    </w:lvl>
+    <w:lvl w:ilvl="2" w:tentative="1">
+      <w:start w:val="1"/>
+      <w:numFmt w:val="bullet"/>
+      <w:lvlText w:val=""/>
+      <w:lvlJc w:val="left"/>
+      <w:pPr>
+        <w:tabs>
+          <w:tab w:val="num" w:pos="2160"/>
+        </w:tabs>
+        <w:ind w:left="2160" w:hanging="360"/>
+      </w:pPr>
+      <w:rPr>
+        <w:rFonts w:ascii="Wingdings" w:hAnsi="Wingdings" w:hint="default"/>
+        <w:sz w:val="20"/>
+      </w:rPr>
+    </w:lvl>
+    <w:lvl w:ilvl="3" w:tentative="1">
+      <w:start w:val="1"/>
+      <w:numFmt w:val="bullet"/>
+      <w:lvlText w:val=""/>
+      <w:lvlJc w:val="left"/>
+      <w:pPr>
+        <w:tabs>
+          <w:tab w:val="num" w:pos="2880"/>
+        </w:tabs>
+        <w:ind w:left="2880" w:hanging="360"/>
+      </w:pPr>
+      <w:rPr>
+        <w:rFonts w:ascii="Wingdings" w:hAnsi="Wingdings" w:hint="default"/>
+        <w:sz w:val="20"/>
+      </w:rPr>
+    </w:lvl>
+    <w:lvl w:ilvl="4" w:tentative="1">
+      <w:start w:val="1"/>
+      <w:numFmt w:val="bullet"/>
+      <w:lvlText w:val=""/>
+      <w:lvlJc w:val="left"/>
+      <w:pPr>
+        <w:tabs>
+          <w:tab w:val="num" w:pos="3600"/>
+        </w:tabs>
+        <w:ind w:left="3600" w:hanging="360"/>
+      </w:pPr>
+      <w:rPr>
+        <w:rFonts w:ascii="Wingdings" w:hAnsi="Wingdings" w:hint="default"/>
+        <w:sz w:val="20"/>
+      </w:rPr>
+    </w:lvl>
+    <w:lvl w:ilvl="5" w:tentative="1">
+      <w:start w:val="1"/>
+      <w:numFmt w:val="bullet"/>
+      <w:lvlText w:val=""/>
+      <w:lvlJc w:val="left"/>
+      <w:pPr>
+        <w:tabs>
+          <w:tab w:val="num" w:pos="4320"/>
+        </w:tabs>
+        <w:ind w:left="4320" w:hanging="360"/>
+      </w:pPr>
+      <w:rPr>
+        <w:rFonts w:ascii="Wingdings" w:hAnsi="Wingdings" w:hint="default"/>
+        <w:sz w:val="20"/>
+      </w:rPr>
+    </w:lvl>
+    <w:lvl w:ilvl="6" w:tentative="1">
+      <w:start w:val="1"/>
+      <w:numFmt w:val="bullet"/>
+      <w:lvlText w:val=""/>
+      <w:lvlJc w:val="left"/>
+      <w:pPr>
+        <w:tabs>
+          <w:tab w:val="num" w:pos="5040"/>
+        </w:tabs>
+        <w:ind w:left="5040" w:hanging="360"/>
+      </w:pPr>
+      <w:rPr>
+        <w:rFonts w:ascii="Wingdings" w:hAnsi="Wingdings" w:hint="default"/>
+        <w:sz w:val="20"/>
+      </w:rPr>
+    </w:lvl>
+    <w:lvl w:ilvl="7" w:tentative="1">
+      <w:start w:val="1"/>
+      <w:numFmt w:val="bullet"/>
+      <w:lvlText w:val=""/>
+      <w:lvlJc w:val="left"/>
+      <w:pPr>
+        <w:tabs>
+          <w:tab w:val="num" w:pos="5760"/>
+        </w:tabs>
+        <w:ind w:left="5760" w:hanging="360"/>
+      </w:pPr>
+      <w:rPr>
+        <w:rFonts w:ascii="Wingdings" w:hAnsi="Wingdings" w:hint="default"/>
+        <w:sz w:val="20"/>
+      </w:rPr>
+    </w:lvl>
+    <w:lvl w:ilvl="8" w:tentative="1">
+      <w:start w:val="1"/>
+      <w:numFmt w:val="bullet"/>
+      <w:lvlText w:val=""/>
+      <w:lvlJc w:val="left"/>
+      <w:pPr>
+        <w:tabs>
+          <w:tab w:val="num" w:pos="6480"/>
+        </w:tabs>
+        <w:ind w:left="6480" w:hanging="360"/>
+      </w:pPr>
+      <w:rPr>
+        <w:rFonts w:ascii="Wingdings" w:hAnsi="Wingdings" w:hint="default"/>
+        <w:sz w:val="20"/>
+      </w:rPr>
+    </w:lvl>
+  </w:abstractNum>
+  <w:abstractNum w:abstractNumId="4" w15:restartNumberingAfterBreak="0">
+    <w:nsid w:val="0BA20122"/>
+    <w:multiLevelType w:val="multilevel"/>
+    <w:tmpl w:val="2D9037A0"/>
+    <w:lvl w:ilvl="0">
+      <w:start w:val="1"/>
+      <w:numFmt w:val="bullet"/>
+      <w:lvlText w:val=""/>
+      <w:lvlJc w:val="left"/>
+      <w:pPr>
+        <w:tabs>
+          <w:tab w:val="num" w:pos="720"/>
+        </w:tabs>
+        <w:ind w:left="720" w:hanging="360"/>
+      </w:pPr>
+      <w:rPr>
+        <w:rFonts w:ascii="Symbol" w:hAnsi="Symbol" w:hint="default"/>
+        <w:sz w:val="20"/>
+      </w:rPr>
+    </w:lvl>
+    <w:lvl w:ilvl="1" w:tentative="1">
+      <w:start w:val="1"/>
+      <w:numFmt w:val="bullet"/>
+      <w:lvlText w:val="o"/>
+      <w:lvlJc w:val="left"/>
+      <w:pPr>
+        <w:tabs>
+          <w:tab w:val="num" w:pos="1440"/>
+        </w:tabs>
+        <w:ind w:left="1440" w:hanging="360"/>
+      </w:pPr>
+      <w:rPr>
+        <w:rFonts w:ascii="Courier New" w:hAnsi="Courier New" w:hint="default"/>
+        <w:sz w:val="20"/>
+      </w:rPr>
+    </w:lvl>
+    <w:lvl w:ilvl="2" w:tentative="1">
+      <w:start w:val="1"/>
+      <w:numFmt w:val="bullet"/>
+      <w:lvlText w:val=""/>
+      <w:lvlJc w:val="left"/>
+      <w:pPr>
+        <w:tabs>
+          <w:tab w:val="num" w:pos="2160"/>
+        </w:tabs>
+        <w:ind w:left="2160" w:hanging="360"/>
+      </w:pPr>
+      <w:rPr>
+        <w:rFonts w:ascii="Wingdings" w:hAnsi="Wingdings" w:hint="default"/>
+        <w:sz w:val="20"/>
+      </w:rPr>
+    </w:lvl>
+    <w:lvl w:ilvl="3" w:tentative="1">
+      <w:start w:val="1"/>
+      <w:numFmt w:val="bullet"/>
+      <w:lvlText w:val=""/>
+      <w:lvlJc w:val="left"/>
+      <w:pPr>
+        <w:tabs>
+          <w:tab w:val="num" w:pos="2880"/>
+        </w:tabs>
+        <w:ind w:left="2880" w:hanging="360"/>
+      </w:pPr>
+      <w:rPr>
+        <w:rFonts w:ascii="Wingdings" w:hAnsi="Wingdings" w:hint="default"/>
+        <w:sz w:val="20"/>
+      </w:rPr>
+    </w:lvl>
+    <w:lvl w:ilvl="4" w:tentative="1">
+      <w:start w:val="1"/>
+      <w:numFmt w:val="bullet"/>
+      <w:lvlText w:val=""/>
+      <w:lvlJc w:val="left"/>
+      <w:pPr>
+        <w:tabs>
+          <w:tab w:val="num" w:pos="3600"/>
+        </w:tabs>
+        <w:ind w:left="3600" w:hanging="360"/>
+      </w:pPr>
+      <w:rPr>
+        <w:rFonts w:ascii="Wingdings" w:hAnsi="Wingdings" w:hint="default"/>
+        <w:sz w:val="20"/>
+      </w:rPr>
+    </w:lvl>
+    <w:lvl w:ilvl="5" w:tentative="1">
+      <w:start w:val="1"/>
+      <w:numFmt w:val="bullet"/>
+      <w:lvlText w:val=""/>
+      <w:lvlJc w:val="left"/>
+      <w:pPr>
+        <w:tabs>
+          <w:tab w:val="num" w:pos="4320"/>
+        </w:tabs>
+        <w:ind w:left="4320" w:hanging="360"/>
+      </w:pPr>
+      <w:rPr>
+        <w:rFonts w:ascii="Wingdings" w:hAnsi="Wingdings" w:hint="default"/>
+        <w:sz w:val="20"/>
+      </w:rPr>
+    </w:lvl>
+    <w:lvl w:ilvl="6" w:tentative="1">
+      <w:start w:val="1"/>
+      <w:numFmt w:val="bullet"/>
+      <w:lvlText w:val=""/>
+      <w:lvlJc w:val="left"/>
+      <w:pPr>
+        <w:tabs>
+          <w:tab w:val="num" w:pos="5040"/>
+        </w:tabs>
+        <w:ind w:left="5040" w:hanging="360"/>
+      </w:pPr>
+      <w:rPr>
+        <w:rFonts w:ascii="Wingdings" w:hAnsi="Wingdings" w:hint="default"/>
+        <w:sz w:val="20"/>
+      </w:rPr>
+    </w:lvl>
+    <w:lvl w:ilvl="7" w:tentative="1">
+      <w:start w:val="1"/>
+      <w:numFmt w:val="bullet"/>
+      <w:lvlText w:val=""/>
+      <w:lvlJc w:val="left"/>
+      <w:pPr>
+        <w:tabs>
+          <w:tab w:val="num" w:pos="5760"/>
+        </w:tabs>
+        <w:ind w:left="5760" w:hanging="360"/>
+      </w:pPr>
+      <w:rPr>
+        <w:rFonts w:ascii="Wingdings" w:hAnsi="Wingdings" w:hint="default"/>
+        <w:sz w:val="20"/>
+      </w:rPr>
+    </w:lvl>
+    <w:lvl w:ilvl="8" w:tentative="1">
+      <w:start w:val="1"/>
+      <w:numFmt w:val="bullet"/>
+      <w:lvlText w:val=""/>
+      <w:lvlJc w:val="left"/>
+      <w:pPr>
+        <w:tabs>
+          <w:tab w:val="num" w:pos="6480"/>
+        </w:tabs>
+        <w:ind w:left="6480" w:hanging="360"/>
+      </w:pPr>
+      <w:rPr>
+        <w:rFonts w:ascii="Wingdings" w:hAnsi="Wingdings" w:hint="default"/>
+        <w:sz w:val="20"/>
+      </w:rPr>
+    </w:lvl>
+  </w:abstractNum>
+  <w:abstractNum w:abstractNumId="5" w15:restartNumberingAfterBreak="0">
     <w:nsid w:val="0DCF7C6C"/>
     <w:multiLevelType w:val="multilevel"/>
     <w:tmpl w:val="3D64A79E"/>
@@ -1550,7 +4154,156 @@
       </w:rPr>
     </w:lvl>
   </w:abstractNum>
-  <w:abstractNum w:abstractNumId="2" w15:restartNumberingAfterBreak="0">
+  <w:abstractNum w:abstractNumId="6" w15:restartNumberingAfterBreak="0">
+    <w:nsid w:val="19114DDF"/>
+    <w:multiLevelType w:val="multilevel"/>
+    <w:tmpl w:val="3FF62B18"/>
+    <w:lvl w:ilvl="0">
+      <w:start w:val="1"/>
+      <w:numFmt w:val="bullet"/>
+      <w:lvlText w:val=""/>
+      <w:lvlJc w:val="left"/>
+      <w:pPr>
+        <w:tabs>
+          <w:tab w:val="num" w:pos="720"/>
+        </w:tabs>
+        <w:ind w:left="720" w:hanging="360"/>
+      </w:pPr>
+      <w:rPr>
+        <w:rFonts w:ascii="Symbol" w:hAnsi="Symbol" w:hint="default"/>
+        <w:sz w:val="20"/>
+      </w:rPr>
+    </w:lvl>
+    <w:lvl w:ilvl="1" w:tentative="1">
+      <w:start w:val="1"/>
+      <w:numFmt w:val="bullet"/>
+      <w:lvlText w:val="o"/>
+      <w:lvlJc w:val="left"/>
+      <w:pPr>
+        <w:tabs>
+          <w:tab w:val="num" w:pos="1440"/>
+        </w:tabs>
+        <w:ind w:left="1440" w:hanging="360"/>
+      </w:pPr>
+      <w:rPr>
+        <w:rFonts w:ascii="Courier New" w:hAnsi="Courier New" w:hint="default"/>
+        <w:sz w:val="20"/>
+      </w:rPr>
+    </w:lvl>
+    <w:lvl w:ilvl="2" w:tentative="1">
+      <w:start w:val="1"/>
+      <w:numFmt w:val="bullet"/>
+      <w:lvlText w:val=""/>
+      <w:lvlJc w:val="left"/>
+      <w:pPr>
+        <w:tabs>
+          <w:tab w:val="num" w:pos="2160"/>
+        </w:tabs>
+        <w:ind w:left="2160" w:hanging="360"/>
+      </w:pPr>
+      <w:rPr>
+        <w:rFonts w:ascii="Wingdings" w:hAnsi="Wingdings" w:hint="default"/>
+        <w:sz w:val="20"/>
+      </w:rPr>
+    </w:lvl>
+    <w:lvl w:ilvl="3" w:tentative="1">
+      <w:start w:val="1"/>
+      <w:numFmt w:val="bullet"/>
+      <w:lvlText w:val=""/>
+      <w:lvlJc w:val="left"/>
+      <w:pPr>
+        <w:tabs>
+          <w:tab w:val="num" w:pos="2880"/>
+        </w:tabs>
+        <w:ind w:left="2880" w:hanging="360"/>
+      </w:pPr>
+      <w:rPr>
+        <w:rFonts w:ascii="Wingdings" w:hAnsi="Wingdings" w:hint="default"/>
+        <w:sz w:val="20"/>
+      </w:rPr>
+    </w:lvl>
+    <w:lvl w:ilvl="4" w:tentative="1">
+      <w:start w:val="1"/>
+      <w:numFmt w:val="bullet"/>
+      <w:lvlText w:val=""/>
+      <w:lvlJc w:val="left"/>
+      <w:pPr>
+        <w:tabs>
+          <w:tab w:val="num" w:pos="3600"/>
+        </w:tabs>
+        <w:ind w:left="3600" w:hanging="360"/>
+      </w:pPr>
+      <w:rPr>
+        <w:rFonts w:ascii="Wingdings" w:hAnsi="Wingdings" w:hint="default"/>
+        <w:sz w:val="20"/>
+      </w:rPr>
+    </w:lvl>
+    <w:lvl w:ilvl="5" w:tentative="1">
+      <w:start w:val="1"/>
+      <w:numFmt w:val="bullet"/>
+      <w:lvlText w:val=""/>
+      <w:lvlJc w:val="left"/>
+      <w:pPr>
+        <w:tabs>
+          <w:tab w:val="num" w:pos="4320"/>
+        </w:tabs>
+        <w:ind w:left="4320" w:hanging="360"/>
+      </w:pPr>
+      <w:rPr>
+        <w:rFonts w:ascii="Wingdings" w:hAnsi="Wingdings" w:hint="default"/>
+        <w:sz w:val="20"/>
+      </w:rPr>
+    </w:lvl>
+    <w:lvl w:ilvl="6" w:tentative="1">
+      <w:start w:val="1"/>
+      <w:numFmt w:val="bullet"/>
+      <w:lvlText w:val=""/>
+      <w:lvlJc w:val="left"/>
+      <w:pPr>
+        <w:tabs>
+          <w:tab w:val="num" w:pos="5040"/>
+        </w:tabs>
+        <w:ind w:left="5040" w:hanging="360"/>
+      </w:pPr>
+      <w:rPr>
+        <w:rFonts w:ascii="Wingdings" w:hAnsi="Wingdings" w:hint="default"/>
+        <w:sz w:val="20"/>
+      </w:rPr>
+    </w:lvl>
+    <w:lvl w:ilvl="7" w:tentative="1">
+      <w:start w:val="1"/>
+      <w:numFmt w:val="bullet"/>
+      <w:lvlText w:val=""/>
+      <w:lvlJc w:val="left"/>
+      <w:pPr>
+        <w:tabs>
+          <w:tab w:val="num" w:pos="5760"/>
+        </w:tabs>
+        <w:ind w:left="5760" w:hanging="360"/>
+      </w:pPr>
+      <w:rPr>
+        <w:rFonts w:ascii="Wingdings" w:hAnsi="Wingdings" w:hint="default"/>
+        <w:sz w:val="20"/>
+      </w:rPr>
+    </w:lvl>
+    <w:lvl w:ilvl="8" w:tentative="1">
+      <w:start w:val="1"/>
+      <w:numFmt w:val="bullet"/>
+      <w:lvlText w:val=""/>
+      <w:lvlJc w:val="left"/>
+      <w:pPr>
+        <w:tabs>
+          <w:tab w:val="num" w:pos="6480"/>
+        </w:tabs>
+        <w:ind w:left="6480" w:hanging="360"/>
+      </w:pPr>
+      <w:rPr>
+        <w:rFonts w:ascii="Wingdings" w:hAnsi="Wingdings" w:hint="default"/>
+        <w:sz w:val="20"/>
+      </w:rPr>
+    </w:lvl>
+  </w:abstractNum>
+  <w:abstractNum w:abstractNumId="7" w15:restartNumberingAfterBreak="0">
     <w:nsid w:val="1CB92E77"/>
     <w:multiLevelType w:val="multilevel"/>
     <w:tmpl w:val="73D079B2"/>
@@ -1699,7 +4452,454 @@
       </w:rPr>
     </w:lvl>
   </w:abstractNum>
-  <w:abstractNum w:abstractNumId="3" w15:restartNumberingAfterBreak="0">
+  <w:abstractNum w:abstractNumId="8" w15:restartNumberingAfterBreak="0">
+    <w:nsid w:val="203970C7"/>
+    <w:multiLevelType w:val="multilevel"/>
+    <w:tmpl w:val="C0B442DA"/>
+    <w:lvl w:ilvl="0">
+      <w:start w:val="1"/>
+      <w:numFmt w:val="bullet"/>
+      <w:lvlText w:val=""/>
+      <w:lvlJc w:val="left"/>
+      <w:pPr>
+        <w:tabs>
+          <w:tab w:val="num" w:pos="720"/>
+        </w:tabs>
+        <w:ind w:left="720" w:hanging="360"/>
+      </w:pPr>
+      <w:rPr>
+        <w:rFonts w:ascii="Symbol" w:hAnsi="Symbol" w:hint="default"/>
+        <w:sz w:val="20"/>
+      </w:rPr>
+    </w:lvl>
+    <w:lvl w:ilvl="1" w:tentative="1">
+      <w:start w:val="1"/>
+      <w:numFmt w:val="bullet"/>
+      <w:lvlText w:val="o"/>
+      <w:lvlJc w:val="left"/>
+      <w:pPr>
+        <w:tabs>
+          <w:tab w:val="num" w:pos="1440"/>
+        </w:tabs>
+        <w:ind w:left="1440" w:hanging="360"/>
+      </w:pPr>
+      <w:rPr>
+        <w:rFonts w:ascii="Courier New" w:hAnsi="Courier New" w:hint="default"/>
+        <w:sz w:val="20"/>
+      </w:rPr>
+    </w:lvl>
+    <w:lvl w:ilvl="2" w:tentative="1">
+      <w:start w:val="1"/>
+      <w:numFmt w:val="bullet"/>
+      <w:lvlText w:val=""/>
+      <w:lvlJc w:val="left"/>
+      <w:pPr>
+        <w:tabs>
+          <w:tab w:val="num" w:pos="2160"/>
+        </w:tabs>
+        <w:ind w:left="2160" w:hanging="360"/>
+      </w:pPr>
+      <w:rPr>
+        <w:rFonts w:ascii="Wingdings" w:hAnsi="Wingdings" w:hint="default"/>
+        <w:sz w:val="20"/>
+      </w:rPr>
+    </w:lvl>
+    <w:lvl w:ilvl="3" w:tentative="1">
+      <w:start w:val="1"/>
+      <w:numFmt w:val="bullet"/>
+      <w:lvlText w:val=""/>
+      <w:lvlJc w:val="left"/>
+      <w:pPr>
+        <w:tabs>
+          <w:tab w:val="num" w:pos="2880"/>
+        </w:tabs>
+        <w:ind w:left="2880" w:hanging="360"/>
+      </w:pPr>
+      <w:rPr>
+        <w:rFonts w:ascii="Wingdings" w:hAnsi="Wingdings" w:hint="default"/>
+        <w:sz w:val="20"/>
+      </w:rPr>
+    </w:lvl>
+    <w:lvl w:ilvl="4" w:tentative="1">
+      <w:start w:val="1"/>
+      <w:numFmt w:val="bullet"/>
+      <w:lvlText w:val=""/>
+      <w:lvlJc w:val="left"/>
+      <w:pPr>
+        <w:tabs>
+          <w:tab w:val="num" w:pos="3600"/>
+        </w:tabs>
+        <w:ind w:left="3600" w:hanging="360"/>
+      </w:pPr>
+      <w:rPr>
+        <w:rFonts w:ascii="Wingdings" w:hAnsi="Wingdings" w:hint="default"/>
+        <w:sz w:val="20"/>
+      </w:rPr>
+    </w:lvl>
+    <w:lvl w:ilvl="5" w:tentative="1">
+      <w:start w:val="1"/>
+      <w:numFmt w:val="bullet"/>
+      <w:lvlText w:val=""/>
+      <w:lvlJc w:val="left"/>
+      <w:pPr>
+        <w:tabs>
+          <w:tab w:val="num" w:pos="4320"/>
+        </w:tabs>
+        <w:ind w:left="4320" w:hanging="360"/>
+      </w:pPr>
+      <w:rPr>
+        <w:rFonts w:ascii="Wingdings" w:hAnsi="Wingdings" w:hint="default"/>
+        <w:sz w:val="20"/>
+      </w:rPr>
+    </w:lvl>
+    <w:lvl w:ilvl="6" w:tentative="1">
+      <w:start w:val="1"/>
+      <w:numFmt w:val="bullet"/>
+      <w:lvlText w:val=""/>
+      <w:lvlJc w:val="left"/>
+      <w:pPr>
+        <w:tabs>
+          <w:tab w:val="num" w:pos="5040"/>
+        </w:tabs>
+        <w:ind w:left="5040" w:hanging="360"/>
+      </w:pPr>
+      <w:rPr>
+        <w:rFonts w:ascii="Wingdings" w:hAnsi="Wingdings" w:hint="default"/>
+        <w:sz w:val="20"/>
+      </w:rPr>
+    </w:lvl>
+    <w:lvl w:ilvl="7" w:tentative="1">
+      <w:start w:val="1"/>
+      <w:numFmt w:val="bullet"/>
+      <w:lvlText w:val=""/>
+      <w:lvlJc w:val="left"/>
+      <w:pPr>
+        <w:tabs>
+          <w:tab w:val="num" w:pos="5760"/>
+        </w:tabs>
+        <w:ind w:left="5760" w:hanging="360"/>
+      </w:pPr>
+      <w:rPr>
+        <w:rFonts w:ascii="Wingdings" w:hAnsi="Wingdings" w:hint="default"/>
+        <w:sz w:val="20"/>
+      </w:rPr>
+    </w:lvl>
+    <w:lvl w:ilvl="8" w:tentative="1">
+      <w:start w:val="1"/>
+      <w:numFmt w:val="bullet"/>
+      <w:lvlText w:val=""/>
+      <w:lvlJc w:val="left"/>
+      <w:pPr>
+        <w:tabs>
+          <w:tab w:val="num" w:pos="6480"/>
+        </w:tabs>
+        <w:ind w:left="6480" w:hanging="360"/>
+      </w:pPr>
+      <w:rPr>
+        <w:rFonts w:ascii="Wingdings" w:hAnsi="Wingdings" w:hint="default"/>
+        <w:sz w:val="20"/>
+      </w:rPr>
+    </w:lvl>
+  </w:abstractNum>
+  <w:abstractNum w:abstractNumId="9" w15:restartNumberingAfterBreak="0">
+    <w:nsid w:val="2B187EBC"/>
+    <w:multiLevelType w:val="multilevel"/>
+    <w:tmpl w:val="6BD8AA0A"/>
+    <w:lvl w:ilvl="0">
+      <w:start w:val="1"/>
+      <w:numFmt w:val="bullet"/>
+      <w:lvlText w:val=""/>
+      <w:lvlJc w:val="left"/>
+      <w:pPr>
+        <w:tabs>
+          <w:tab w:val="num" w:pos="720"/>
+        </w:tabs>
+        <w:ind w:left="720" w:hanging="360"/>
+      </w:pPr>
+      <w:rPr>
+        <w:rFonts w:ascii="Symbol" w:hAnsi="Symbol" w:hint="default"/>
+        <w:sz w:val="20"/>
+      </w:rPr>
+    </w:lvl>
+    <w:lvl w:ilvl="1" w:tentative="1">
+      <w:start w:val="1"/>
+      <w:numFmt w:val="bullet"/>
+      <w:lvlText w:val="o"/>
+      <w:lvlJc w:val="left"/>
+      <w:pPr>
+        <w:tabs>
+          <w:tab w:val="num" w:pos="1440"/>
+        </w:tabs>
+        <w:ind w:left="1440" w:hanging="360"/>
+      </w:pPr>
+      <w:rPr>
+        <w:rFonts w:ascii="Courier New" w:hAnsi="Courier New" w:hint="default"/>
+        <w:sz w:val="20"/>
+      </w:rPr>
+    </w:lvl>
+    <w:lvl w:ilvl="2" w:tentative="1">
+      <w:start w:val="1"/>
+      <w:numFmt w:val="bullet"/>
+      <w:lvlText w:val=""/>
+      <w:lvlJc w:val="left"/>
+      <w:pPr>
+        <w:tabs>
+          <w:tab w:val="num" w:pos="2160"/>
+        </w:tabs>
+        <w:ind w:left="2160" w:hanging="360"/>
+      </w:pPr>
+      <w:rPr>
+        <w:rFonts w:ascii="Wingdings" w:hAnsi="Wingdings" w:hint="default"/>
+        <w:sz w:val="20"/>
+      </w:rPr>
+    </w:lvl>
+    <w:lvl w:ilvl="3" w:tentative="1">
+      <w:start w:val="1"/>
+      <w:numFmt w:val="bullet"/>
+      <w:lvlText w:val=""/>
+      <w:lvlJc w:val="left"/>
+      <w:pPr>
+        <w:tabs>
+          <w:tab w:val="num" w:pos="2880"/>
+        </w:tabs>
+        <w:ind w:left="2880" w:hanging="360"/>
+      </w:pPr>
+      <w:rPr>
+        <w:rFonts w:ascii="Wingdings" w:hAnsi="Wingdings" w:hint="default"/>
+        <w:sz w:val="20"/>
+      </w:rPr>
+    </w:lvl>
+    <w:lvl w:ilvl="4" w:tentative="1">
+      <w:start w:val="1"/>
+      <w:numFmt w:val="bullet"/>
+      <w:lvlText w:val=""/>
+      <w:lvlJc w:val="left"/>
+      <w:pPr>
+        <w:tabs>
+          <w:tab w:val="num" w:pos="3600"/>
+        </w:tabs>
+        <w:ind w:left="3600" w:hanging="360"/>
+      </w:pPr>
+      <w:rPr>
+        <w:rFonts w:ascii="Wingdings" w:hAnsi="Wingdings" w:hint="default"/>
+        <w:sz w:val="20"/>
+      </w:rPr>
+    </w:lvl>
+    <w:lvl w:ilvl="5" w:tentative="1">
+      <w:start w:val="1"/>
+      <w:numFmt w:val="bullet"/>
+      <w:lvlText w:val=""/>
+      <w:lvlJc w:val="left"/>
+      <w:pPr>
+        <w:tabs>
+          <w:tab w:val="num" w:pos="4320"/>
+        </w:tabs>
+        <w:ind w:left="4320" w:hanging="360"/>
+      </w:pPr>
+      <w:rPr>
+        <w:rFonts w:ascii="Wingdings" w:hAnsi="Wingdings" w:hint="default"/>
+        <w:sz w:val="20"/>
+      </w:rPr>
+    </w:lvl>
+    <w:lvl w:ilvl="6" w:tentative="1">
+      <w:start w:val="1"/>
+      <w:numFmt w:val="bullet"/>
+      <w:lvlText w:val=""/>
+      <w:lvlJc w:val="left"/>
+      <w:pPr>
+        <w:tabs>
+          <w:tab w:val="num" w:pos="5040"/>
+        </w:tabs>
+        <w:ind w:left="5040" w:hanging="360"/>
+      </w:pPr>
+      <w:rPr>
+        <w:rFonts w:ascii="Wingdings" w:hAnsi="Wingdings" w:hint="default"/>
+        <w:sz w:val="20"/>
+      </w:rPr>
+    </w:lvl>
+    <w:lvl w:ilvl="7" w:tentative="1">
+      <w:start w:val="1"/>
+      <w:numFmt w:val="bullet"/>
+      <w:lvlText w:val=""/>
+      <w:lvlJc w:val="left"/>
+      <w:pPr>
+        <w:tabs>
+          <w:tab w:val="num" w:pos="5760"/>
+        </w:tabs>
+        <w:ind w:left="5760" w:hanging="360"/>
+      </w:pPr>
+      <w:rPr>
+        <w:rFonts w:ascii="Wingdings" w:hAnsi="Wingdings" w:hint="default"/>
+        <w:sz w:val="20"/>
+      </w:rPr>
+    </w:lvl>
+    <w:lvl w:ilvl="8" w:tentative="1">
+      <w:start w:val="1"/>
+      <w:numFmt w:val="bullet"/>
+      <w:lvlText w:val=""/>
+      <w:lvlJc w:val="left"/>
+      <w:pPr>
+        <w:tabs>
+          <w:tab w:val="num" w:pos="6480"/>
+        </w:tabs>
+        <w:ind w:left="6480" w:hanging="360"/>
+      </w:pPr>
+      <w:rPr>
+        <w:rFonts w:ascii="Wingdings" w:hAnsi="Wingdings" w:hint="default"/>
+        <w:sz w:val="20"/>
+      </w:rPr>
+    </w:lvl>
+  </w:abstractNum>
+  <w:abstractNum w:abstractNumId="10" w15:restartNumberingAfterBreak="0">
+    <w:nsid w:val="2EE72090"/>
+    <w:multiLevelType w:val="multilevel"/>
+    <w:tmpl w:val="FB86DCA4"/>
+    <w:lvl w:ilvl="0">
+      <w:start w:val="1"/>
+      <w:numFmt w:val="bullet"/>
+      <w:lvlText w:val=""/>
+      <w:lvlJc w:val="left"/>
+      <w:pPr>
+        <w:tabs>
+          <w:tab w:val="num" w:pos="720"/>
+        </w:tabs>
+        <w:ind w:left="720" w:hanging="360"/>
+      </w:pPr>
+      <w:rPr>
+        <w:rFonts w:ascii="Symbol" w:hAnsi="Symbol" w:hint="default"/>
+        <w:sz w:val="20"/>
+      </w:rPr>
+    </w:lvl>
+    <w:lvl w:ilvl="1" w:tentative="1">
+      <w:start w:val="1"/>
+      <w:numFmt w:val="bullet"/>
+      <w:lvlText w:val="o"/>
+      <w:lvlJc w:val="left"/>
+      <w:pPr>
+        <w:tabs>
+          <w:tab w:val="num" w:pos="1440"/>
+        </w:tabs>
+        <w:ind w:left="1440" w:hanging="360"/>
+      </w:pPr>
+      <w:rPr>
+        <w:rFonts w:ascii="Courier New" w:hAnsi="Courier New" w:hint="default"/>
+        <w:sz w:val="20"/>
+      </w:rPr>
+    </w:lvl>
+    <w:lvl w:ilvl="2" w:tentative="1">
+      <w:start w:val="1"/>
+      <w:numFmt w:val="bullet"/>
+      <w:lvlText w:val=""/>
+      <w:lvlJc w:val="left"/>
+      <w:pPr>
+        <w:tabs>
+          <w:tab w:val="num" w:pos="2160"/>
+        </w:tabs>
+        <w:ind w:left="2160" w:hanging="360"/>
+      </w:pPr>
+      <w:rPr>
+        <w:rFonts w:ascii="Wingdings" w:hAnsi="Wingdings" w:hint="default"/>
+        <w:sz w:val="20"/>
+      </w:rPr>
+    </w:lvl>
+    <w:lvl w:ilvl="3" w:tentative="1">
+      <w:start w:val="1"/>
+      <w:numFmt w:val="bullet"/>
+      <w:lvlText w:val=""/>
+      <w:lvlJc w:val="left"/>
+      <w:pPr>
+        <w:tabs>
+          <w:tab w:val="num" w:pos="2880"/>
+        </w:tabs>
+        <w:ind w:left="2880" w:hanging="360"/>
+      </w:pPr>
+      <w:rPr>
+        <w:rFonts w:ascii="Wingdings" w:hAnsi="Wingdings" w:hint="default"/>
+        <w:sz w:val="20"/>
+      </w:rPr>
+    </w:lvl>
+    <w:lvl w:ilvl="4" w:tentative="1">
+      <w:start w:val="1"/>
+      <w:numFmt w:val="bullet"/>
+      <w:lvlText w:val=""/>
+      <w:lvlJc w:val="left"/>
+      <w:pPr>
+        <w:tabs>
+          <w:tab w:val="num" w:pos="3600"/>
+        </w:tabs>
+        <w:ind w:left="3600" w:hanging="360"/>
+      </w:pPr>
+      <w:rPr>
+        <w:rFonts w:ascii="Wingdings" w:hAnsi="Wingdings" w:hint="default"/>
+        <w:sz w:val="20"/>
+      </w:rPr>
+    </w:lvl>
+    <w:lvl w:ilvl="5" w:tentative="1">
+      <w:start w:val="1"/>
+      <w:numFmt w:val="bullet"/>
+      <w:lvlText w:val=""/>
+      <w:lvlJc w:val="left"/>
+      <w:pPr>
+        <w:tabs>
+          <w:tab w:val="num" w:pos="4320"/>
+        </w:tabs>
+        <w:ind w:left="4320" w:hanging="360"/>
+      </w:pPr>
+      <w:rPr>
+        <w:rFonts w:ascii="Wingdings" w:hAnsi="Wingdings" w:hint="default"/>
+        <w:sz w:val="20"/>
+      </w:rPr>
+    </w:lvl>
+    <w:lvl w:ilvl="6" w:tentative="1">
+      <w:start w:val="1"/>
+      <w:numFmt w:val="bullet"/>
+      <w:lvlText w:val=""/>
+      <w:lvlJc w:val="left"/>
+      <w:pPr>
+        <w:tabs>
+          <w:tab w:val="num" w:pos="5040"/>
+        </w:tabs>
+        <w:ind w:left="5040" w:hanging="360"/>
+      </w:pPr>
+      <w:rPr>
+        <w:rFonts w:ascii="Wingdings" w:hAnsi="Wingdings" w:hint="default"/>
+        <w:sz w:val="20"/>
+      </w:rPr>
+    </w:lvl>
+    <w:lvl w:ilvl="7" w:tentative="1">
+      <w:start w:val="1"/>
+      <w:numFmt w:val="bullet"/>
+      <w:lvlText w:val=""/>
+      <w:lvlJc w:val="left"/>
+      <w:pPr>
+        <w:tabs>
+          <w:tab w:val="num" w:pos="5760"/>
+        </w:tabs>
+        <w:ind w:left="5760" w:hanging="360"/>
+      </w:pPr>
+      <w:rPr>
+        <w:rFonts w:ascii="Wingdings" w:hAnsi="Wingdings" w:hint="default"/>
+        <w:sz w:val="20"/>
+      </w:rPr>
+    </w:lvl>
+    <w:lvl w:ilvl="8" w:tentative="1">
+      <w:start w:val="1"/>
+      <w:numFmt w:val="bullet"/>
+      <w:lvlText w:val=""/>
+      <w:lvlJc w:val="left"/>
+      <w:pPr>
+        <w:tabs>
+          <w:tab w:val="num" w:pos="6480"/>
+        </w:tabs>
+        <w:ind w:left="6480" w:hanging="360"/>
+      </w:pPr>
+      <w:rPr>
+        <w:rFonts w:ascii="Wingdings" w:hAnsi="Wingdings" w:hint="default"/>
+        <w:sz w:val="20"/>
+      </w:rPr>
+    </w:lvl>
+  </w:abstractNum>
+  <w:abstractNum w:abstractNumId="11" w15:restartNumberingAfterBreak="0">
     <w:nsid w:val="30F61334"/>
     <w:multiLevelType w:val="multilevel"/>
     <w:tmpl w:val="A9B61564"/>
@@ -1848,7 +5048,901 @@
       </w:rPr>
     </w:lvl>
   </w:abstractNum>
-  <w:abstractNum w:abstractNumId="4" w15:restartNumberingAfterBreak="0">
+  <w:abstractNum w:abstractNumId="12" w15:restartNumberingAfterBreak="0">
+    <w:nsid w:val="3926231C"/>
+    <w:multiLevelType w:val="multilevel"/>
+    <w:tmpl w:val="3CA04C14"/>
+    <w:lvl w:ilvl="0">
+      <w:start w:val="1"/>
+      <w:numFmt w:val="bullet"/>
+      <w:lvlText w:val=""/>
+      <w:lvlJc w:val="left"/>
+      <w:pPr>
+        <w:tabs>
+          <w:tab w:val="num" w:pos="720"/>
+        </w:tabs>
+        <w:ind w:left="720" w:hanging="360"/>
+      </w:pPr>
+      <w:rPr>
+        <w:rFonts w:ascii="Symbol" w:hAnsi="Symbol" w:hint="default"/>
+        <w:sz w:val="20"/>
+      </w:rPr>
+    </w:lvl>
+    <w:lvl w:ilvl="1" w:tentative="1">
+      <w:start w:val="1"/>
+      <w:numFmt w:val="bullet"/>
+      <w:lvlText w:val="o"/>
+      <w:lvlJc w:val="left"/>
+      <w:pPr>
+        <w:tabs>
+          <w:tab w:val="num" w:pos="1440"/>
+        </w:tabs>
+        <w:ind w:left="1440" w:hanging="360"/>
+      </w:pPr>
+      <w:rPr>
+        <w:rFonts w:ascii="Courier New" w:hAnsi="Courier New" w:hint="default"/>
+        <w:sz w:val="20"/>
+      </w:rPr>
+    </w:lvl>
+    <w:lvl w:ilvl="2" w:tentative="1">
+      <w:start w:val="1"/>
+      <w:numFmt w:val="bullet"/>
+      <w:lvlText w:val=""/>
+      <w:lvlJc w:val="left"/>
+      <w:pPr>
+        <w:tabs>
+          <w:tab w:val="num" w:pos="2160"/>
+        </w:tabs>
+        <w:ind w:left="2160" w:hanging="360"/>
+      </w:pPr>
+      <w:rPr>
+        <w:rFonts w:ascii="Wingdings" w:hAnsi="Wingdings" w:hint="default"/>
+        <w:sz w:val="20"/>
+      </w:rPr>
+    </w:lvl>
+    <w:lvl w:ilvl="3" w:tentative="1">
+      <w:start w:val="1"/>
+      <w:numFmt w:val="bullet"/>
+      <w:lvlText w:val=""/>
+      <w:lvlJc w:val="left"/>
+      <w:pPr>
+        <w:tabs>
+          <w:tab w:val="num" w:pos="2880"/>
+        </w:tabs>
+        <w:ind w:left="2880" w:hanging="360"/>
+      </w:pPr>
+      <w:rPr>
+        <w:rFonts w:ascii="Wingdings" w:hAnsi="Wingdings" w:hint="default"/>
+        <w:sz w:val="20"/>
+      </w:rPr>
+    </w:lvl>
+    <w:lvl w:ilvl="4" w:tentative="1">
+      <w:start w:val="1"/>
+      <w:numFmt w:val="bullet"/>
+      <w:lvlText w:val=""/>
+      <w:lvlJc w:val="left"/>
+      <w:pPr>
+        <w:tabs>
+          <w:tab w:val="num" w:pos="3600"/>
+        </w:tabs>
+        <w:ind w:left="3600" w:hanging="360"/>
+      </w:pPr>
+      <w:rPr>
+        <w:rFonts w:ascii="Wingdings" w:hAnsi="Wingdings" w:hint="default"/>
+        <w:sz w:val="20"/>
+      </w:rPr>
+    </w:lvl>
+    <w:lvl w:ilvl="5" w:tentative="1">
+      <w:start w:val="1"/>
+      <w:numFmt w:val="bullet"/>
+      <w:lvlText w:val=""/>
+      <w:lvlJc w:val="left"/>
+      <w:pPr>
+        <w:tabs>
+          <w:tab w:val="num" w:pos="4320"/>
+        </w:tabs>
+        <w:ind w:left="4320" w:hanging="360"/>
+      </w:pPr>
+      <w:rPr>
+        <w:rFonts w:ascii="Wingdings" w:hAnsi="Wingdings" w:hint="default"/>
+        <w:sz w:val="20"/>
+      </w:rPr>
+    </w:lvl>
+    <w:lvl w:ilvl="6" w:tentative="1">
+      <w:start w:val="1"/>
+      <w:numFmt w:val="bullet"/>
+      <w:lvlText w:val=""/>
+      <w:lvlJc w:val="left"/>
+      <w:pPr>
+        <w:tabs>
+          <w:tab w:val="num" w:pos="5040"/>
+        </w:tabs>
+        <w:ind w:left="5040" w:hanging="360"/>
+      </w:pPr>
+      <w:rPr>
+        <w:rFonts w:ascii="Wingdings" w:hAnsi="Wingdings" w:hint="default"/>
+        <w:sz w:val="20"/>
+      </w:rPr>
+    </w:lvl>
+    <w:lvl w:ilvl="7" w:tentative="1">
+      <w:start w:val="1"/>
+      <w:numFmt w:val="bullet"/>
+      <w:lvlText w:val=""/>
+      <w:lvlJc w:val="left"/>
+      <w:pPr>
+        <w:tabs>
+          <w:tab w:val="num" w:pos="5760"/>
+        </w:tabs>
+        <w:ind w:left="5760" w:hanging="360"/>
+      </w:pPr>
+      <w:rPr>
+        <w:rFonts w:ascii="Wingdings" w:hAnsi="Wingdings" w:hint="default"/>
+        <w:sz w:val="20"/>
+      </w:rPr>
+    </w:lvl>
+    <w:lvl w:ilvl="8" w:tentative="1">
+      <w:start w:val="1"/>
+      <w:numFmt w:val="bullet"/>
+      <w:lvlText w:val=""/>
+      <w:lvlJc w:val="left"/>
+      <w:pPr>
+        <w:tabs>
+          <w:tab w:val="num" w:pos="6480"/>
+        </w:tabs>
+        <w:ind w:left="6480" w:hanging="360"/>
+      </w:pPr>
+      <w:rPr>
+        <w:rFonts w:ascii="Wingdings" w:hAnsi="Wingdings" w:hint="default"/>
+        <w:sz w:val="20"/>
+      </w:rPr>
+    </w:lvl>
+  </w:abstractNum>
+  <w:abstractNum w:abstractNumId="13" w15:restartNumberingAfterBreak="0">
+    <w:nsid w:val="3B1D7DC7"/>
+    <w:multiLevelType w:val="multilevel"/>
+    <w:tmpl w:val="FCB43ACC"/>
+    <w:lvl w:ilvl="0">
+      <w:start w:val="1"/>
+      <w:numFmt w:val="bullet"/>
+      <w:lvlText w:val=""/>
+      <w:lvlJc w:val="left"/>
+      <w:pPr>
+        <w:tabs>
+          <w:tab w:val="num" w:pos="720"/>
+        </w:tabs>
+        <w:ind w:left="720" w:hanging="360"/>
+      </w:pPr>
+      <w:rPr>
+        <w:rFonts w:ascii="Symbol" w:hAnsi="Symbol" w:hint="default"/>
+        <w:sz w:val="20"/>
+      </w:rPr>
+    </w:lvl>
+    <w:lvl w:ilvl="1" w:tentative="1">
+      <w:start w:val="1"/>
+      <w:numFmt w:val="bullet"/>
+      <w:lvlText w:val="o"/>
+      <w:lvlJc w:val="left"/>
+      <w:pPr>
+        <w:tabs>
+          <w:tab w:val="num" w:pos="1440"/>
+        </w:tabs>
+        <w:ind w:left="1440" w:hanging="360"/>
+      </w:pPr>
+      <w:rPr>
+        <w:rFonts w:ascii="Courier New" w:hAnsi="Courier New" w:hint="default"/>
+        <w:sz w:val="20"/>
+      </w:rPr>
+    </w:lvl>
+    <w:lvl w:ilvl="2" w:tentative="1">
+      <w:start w:val="1"/>
+      <w:numFmt w:val="bullet"/>
+      <w:lvlText w:val=""/>
+      <w:lvlJc w:val="left"/>
+      <w:pPr>
+        <w:tabs>
+          <w:tab w:val="num" w:pos="2160"/>
+        </w:tabs>
+        <w:ind w:left="2160" w:hanging="360"/>
+      </w:pPr>
+      <w:rPr>
+        <w:rFonts w:ascii="Wingdings" w:hAnsi="Wingdings" w:hint="default"/>
+        <w:sz w:val="20"/>
+      </w:rPr>
+    </w:lvl>
+    <w:lvl w:ilvl="3" w:tentative="1">
+      <w:start w:val="1"/>
+      <w:numFmt w:val="bullet"/>
+      <w:lvlText w:val=""/>
+      <w:lvlJc w:val="left"/>
+      <w:pPr>
+        <w:tabs>
+          <w:tab w:val="num" w:pos="2880"/>
+        </w:tabs>
+        <w:ind w:left="2880" w:hanging="360"/>
+      </w:pPr>
+      <w:rPr>
+        <w:rFonts w:ascii="Wingdings" w:hAnsi="Wingdings" w:hint="default"/>
+        <w:sz w:val="20"/>
+      </w:rPr>
+    </w:lvl>
+    <w:lvl w:ilvl="4" w:tentative="1">
+      <w:start w:val="1"/>
+      <w:numFmt w:val="bullet"/>
+      <w:lvlText w:val=""/>
+      <w:lvlJc w:val="left"/>
+      <w:pPr>
+        <w:tabs>
+          <w:tab w:val="num" w:pos="3600"/>
+        </w:tabs>
+        <w:ind w:left="3600" w:hanging="360"/>
+      </w:pPr>
+      <w:rPr>
+        <w:rFonts w:ascii="Wingdings" w:hAnsi="Wingdings" w:hint="default"/>
+        <w:sz w:val="20"/>
+      </w:rPr>
+    </w:lvl>
+    <w:lvl w:ilvl="5" w:tentative="1">
+      <w:start w:val="1"/>
+      <w:numFmt w:val="bullet"/>
+      <w:lvlText w:val=""/>
+      <w:lvlJc w:val="left"/>
+      <w:pPr>
+        <w:tabs>
+          <w:tab w:val="num" w:pos="4320"/>
+        </w:tabs>
+        <w:ind w:left="4320" w:hanging="360"/>
+      </w:pPr>
+      <w:rPr>
+        <w:rFonts w:ascii="Wingdings" w:hAnsi="Wingdings" w:hint="default"/>
+        <w:sz w:val="20"/>
+      </w:rPr>
+    </w:lvl>
+    <w:lvl w:ilvl="6" w:tentative="1">
+      <w:start w:val="1"/>
+      <w:numFmt w:val="bullet"/>
+      <w:lvlText w:val=""/>
+      <w:lvlJc w:val="left"/>
+      <w:pPr>
+        <w:tabs>
+          <w:tab w:val="num" w:pos="5040"/>
+        </w:tabs>
+        <w:ind w:left="5040" w:hanging="360"/>
+      </w:pPr>
+      <w:rPr>
+        <w:rFonts w:ascii="Wingdings" w:hAnsi="Wingdings" w:hint="default"/>
+        <w:sz w:val="20"/>
+      </w:rPr>
+    </w:lvl>
+    <w:lvl w:ilvl="7" w:tentative="1">
+      <w:start w:val="1"/>
+      <w:numFmt w:val="bullet"/>
+      <w:lvlText w:val=""/>
+      <w:lvlJc w:val="left"/>
+      <w:pPr>
+        <w:tabs>
+          <w:tab w:val="num" w:pos="5760"/>
+        </w:tabs>
+        <w:ind w:left="5760" w:hanging="360"/>
+      </w:pPr>
+      <w:rPr>
+        <w:rFonts w:ascii="Wingdings" w:hAnsi="Wingdings" w:hint="default"/>
+        <w:sz w:val="20"/>
+      </w:rPr>
+    </w:lvl>
+    <w:lvl w:ilvl="8" w:tentative="1">
+      <w:start w:val="1"/>
+      <w:numFmt w:val="bullet"/>
+      <w:lvlText w:val=""/>
+      <w:lvlJc w:val="left"/>
+      <w:pPr>
+        <w:tabs>
+          <w:tab w:val="num" w:pos="6480"/>
+        </w:tabs>
+        <w:ind w:left="6480" w:hanging="360"/>
+      </w:pPr>
+      <w:rPr>
+        <w:rFonts w:ascii="Wingdings" w:hAnsi="Wingdings" w:hint="default"/>
+        <w:sz w:val="20"/>
+      </w:rPr>
+    </w:lvl>
+  </w:abstractNum>
+  <w:abstractNum w:abstractNumId="14" w15:restartNumberingAfterBreak="0">
+    <w:nsid w:val="46A86BD5"/>
+    <w:multiLevelType w:val="multilevel"/>
+    <w:tmpl w:val="1DA00A32"/>
+    <w:lvl w:ilvl="0">
+      <w:start w:val="1"/>
+      <w:numFmt w:val="bullet"/>
+      <w:lvlText w:val=""/>
+      <w:lvlJc w:val="left"/>
+      <w:pPr>
+        <w:tabs>
+          <w:tab w:val="num" w:pos="720"/>
+        </w:tabs>
+        <w:ind w:left="720" w:hanging="360"/>
+      </w:pPr>
+      <w:rPr>
+        <w:rFonts w:ascii="Symbol" w:hAnsi="Symbol" w:hint="default"/>
+        <w:sz w:val="20"/>
+      </w:rPr>
+    </w:lvl>
+    <w:lvl w:ilvl="1" w:tentative="1">
+      <w:start w:val="1"/>
+      <w:numFmt w:val="bullet"/>
+      <w:lvlText w:val="o"/>
+      <w:lvlJc w:val="left"/>
+      <w:pPr>
+        <w:tabs>
+          <w:tab w:val="num" w:pos="1440"/>
+        </w:tabs>
+        <w:ind w:left="1440" w:hanging="360"/>
+      </w:pPr>
+      <w:rPr>
+        <w:rFonts w:ascii="Courier New" w:hAnsi="Courier New" w:hint="default"/>
+        <w:sz w:val="20"/>
+      </w:rPr>
+    </w:lvl>
+    <w:lvl w:ilvl="2" w:tentative="1">
+      <w:start w:val="1"/>
+      <w:numFmt w:val="bullet"/>
+      <w:lvlText w:val=""/>
+      <w:lvlJc w:val="left"/>
+      <w:pPr>
+        <w:tabs>
+          <w:tab w:val="num" w:pos="2160"/>
+        </w:tabs>
+        <w:ind w:left="2160" w:hanging="360"/>
+      </w:pPr>
+      <w:rPr>
+        <w:rFonts w:ascii="Wingdings" w:hAnsi="Wingdings" w:hint="default"/>
+        <w:sz w:val="20"/>
+      </w:rPr>
+    </w:lvl>
+    <w:lvl w:ilvl="3" w:tentative="1">
+      <w:start w:val="1"/>
+      <w:numFmt w:val="bullet"/>
+      <w:lvlText w:val=""/>
+      <w:lvlJc w:val="left"/>
+      <w:pPr>
+        <w:tabs>
+          <w:tab w:val="num" w:pos="2880"/>
+        </w:tabs>
+        <w:ind w:left="2880" w:hanging="360"/>
+      </w:pPr>
+      <w:rPr>
+        <w:rFonts w:ascii="Wingdings" w:hAnsi="Wingdings" w:hint="default"/>
+        <w:sz w:val="20"/>
+      </w:rPr>
+    </w:lvl>
+    <w:lvl w:ilvl="4" w:tentative="1">
+      <w:start w:val="1"/>
+      <w:numFmt w:val="bullet"/>
+      <w:lvlText w:val=""/>
+      <w:lvlJc w:val="left"/>
+      <w:pPr>
+        <w:tabs>
+          <w:tab w:val="num" w:pos="3600"/>
+        </w:tabs>
+        <w:ind w:left="3600" w:hanging="360"/>
+      </w:pPr>
+      <w:rPr>
+        <w:rFonts w:ascii="Wingdings" w:hAnsi="Wingdings" w:hint="default"/>
+        <w:sz w:val="20"/>
+      </w:rPr>
+    </w:lvl>
+    <w:lvl w:ilvl="5" w:tentative="1">
+      <w:start w:val="1"/>
+      <w:numFmt w:val="bullet"/>
+      <w:lvlText w:val=""/>
+      <w:lvlJc w:val="left"/>
+      <w:pPr>
+        <w:tabs>
+          <w:tab w:val="num" w:pos="4320"/>
+        </w:tabs>
+        <w:ind w:left="4320" w:hanging="360"/>
+      </w:pPr>
+      <w:rPr>
+        <w:rFonts w:ascii="Wingdings" w:hAnsi="Wingdings" w:hint="default"/>
+        <w:sz w:val="20"/>
+      </w:rPr>
+    </w:lvl>
+    <w:lvl w:ilvl="6" w:tentative="1">
+      <w:start w:val="1"/>
+      <w:numFmt w:val="bullet"/>
+      <w:lvlText w:val=""/>
+      <w:lvlJc w:val="left"/>
+      <w:pPr>
+        <w:tabs>
+          <w:tab w:val="num" w:pos="5040"/>
+        </w:tabs>
+        <w:ind w:left="5040" w:hanging="360"/>
+      </w:pPr>
+      <w:rPr>
+        <w:rFonts w:ascii="Wingdings" w:hAnsi="Wingdings" w:hint="default"/>
+        <w:sz w:val="20"/>
+      </w:rPr>
+    </w:lvl>
+    <w:lvl w:ilvl="7" w:tentative="1">
+      <w:start w:val="1"/>
+      <w:numFmt w:val="bullet"/>
+      <w:lvlText w:val=""/>
+      <w:lvlJc w:val="left"/>
+      <w:pPr>
+        <w:tabs>
+          <w:tab w:val="num" w:pos="5760"/>
+        </w:tabs>
+        <w:ind w:left="5760" w:hanging="360"/>
+      </w:pPr>
+      <w:rPr>
+        <w:rFonts w:ascii="Wingdings" w:hAnsi="Wingdings" w:hint="default"/>
+        <w:sz w:val="20"/>
+      </w:rPr>
+    </w:lvl>
+    <w:lvl w:ilvl="8" w:tentative="1">
+      <w:start w:val="1"/>
+      <w:numFmt w:val="bullet"/>
+      <w:lvlText w:val=""/>
+      <w:lvlJc w:val="left"/>
+      <w:pPr>
+        <w:tabs>
+          <w:tab w:val="num" w:pos="6480"/>
+        </w:tabs>
+        <w:ind w:left="6480" w:hanging="360"/>
+      </w:pPr>
+      <w:rPr>
+        <w:rFonts w:ascii="Wingdings" w:hAnsi="Wingdings" w:hint="default"/>
+        <w:sz w:val="20"/>
+      </w:rPr>
+    </w:lvl>
+  </w:abstractNum>
+  <w:abstractNum w:abstractNumId="15" w15:restartNumberingAfterBreak="0">
+    <w:nsid w:val="527A64E8"/>
+    <w:multiLevelType w:val="multilevel"/>
+    <w:tmpl w:val="E0F80DC4"/>
+    <w:lvl w:ilvl="0">
+      <w:start w:val="1"/>
+      <w:numFmt w:val="bullet"/>
+      <w:lvlText w:val=""/>
+      <w:lvlJc w:val="left"/>
+      <w:pPr>
+        <w:tabs>
+          <w:tab w:val="num" w:pos="720"/>
+        </w:tabs>
+        <w:ind w:left="720" w:hanging="360"/>
+      </w:pPr>
+      <w:rPr>
+        <w:rFonts w:ascii="Symbol" w:hAnsi="Symbol" w:hint="default"/>
+        <w:sz w:val="20"/>
+      </w:rPr>
+    </w:lvl>
+    <w:lvl w:ilvl="1" w:tentative="1">
+      <w:start w:val="1"/>
+      <w:numFmt w:val="bullet"/>
+      <w:lvlText w:val="o"/>
+      <w:lvlJc w:val="left"/>
+      <w:pPr>
+        <w:tabs>
+          <w:tab w:val="num" w:pos="1440"/>
+        </w:tabs>
+        <w:ind w:left="1440" w:hanging="360"/>
+      </w:pPr>
+      <w:rPr>
+        <w:rFonts w:ascii="Courier New" w:hAnsi="Courier New" w:hint="default"/>
+        <w:sz w:val="20"/>
+      </w:rPr>
+    </w:lvl>
+    <w:lvl w:ilvl="2" w:tentative="1">
+      <w:start w:val="1"/>
+      <w:numFmt w:val="bullet"/>
+      <w:lvlText w:val=""/>
+      <w:lvlJc w:val="left"/>
+      <w:pPr>
+        <w:tabs>
+          <w:tab w:val="num" w:pos="2160"/>
+        </w:tabs>
+        <w:ind w:left="2160" w:hanging="360"/>
+      </w:pPr>
+      <w:rPr>
+        <w:rFonts w:ascii="Wingdings" w:hAnsi="Wingdings" w:hint="default"/>
+        <w:sz w:val="20"/>
+      </w:rPr>
+    </w:lvl>
+    <w:lvl w:ilvl="3" w:tentative="1">
+      <w:start w:val="1"/>
+      <w:numFmt w:val="bullet"/>
+      <w:lvlText w:val=""/>
+      <w:lvlJc w:val="left"/>
+      <w:pPr>
+        <w:tabs>
+          <w:tab w:val="num" w:pos="2880"/>
+        </w:tabs>
+        <w:ind w:left="2880" w:hanging="360"/>
+      </w:pPr>
+      <w:rPr>
+        <w:rFonts w:ascii="Wingdings" w:hAnsi="Wingdings" w:hint="default"/>
+        <w:sz w:val="20"/>
+      </w:rPr>
+    </w:lvl>
+    <w:lvl w:ilvl="4" w:tentative="1">
+      <w:start w:val="1"/>
+      <w:numFmt w:val="bullet"/>
+      <w:lvlText w:val=""/>
+      <w:lvlJc w:val="left"/>
+      <w:pPr>
+        <w:tabs>
+          <w:tab w:val="num" w:pos="3600"/>
+        </w:tabs>
+        <w:ind w:left="3600" w:hanging="360"/>
+      </w:pPr>
+      <w:rPr>
+        <w:rFonts w:ascii="Wingdings" w:hAnsi="Wingdings" w:hint="default"/>
+        <w:sz w:val="20"/>
+      </w:rPr>
+    </w:lvl>
+    <w:lvl w:ilvl="5" w:tentative="1">
+      <w:start w:val="1"/>
+      <w:numFmt w:val="bullet"/>
+      <w:lvlText w:val=""/>
+      <w:lvlJc w:val="left"/>
+      <w:pPr>
+        <w:tabs>
+          <w:tab w:val="num" w:pos="4320"/>
+        </w:tabs>
+        <w:ind w:left="4320" w:hanging="360"/>
+      </w:pPr>
+      <w:rPr>
+        <w:rFonts w:ascii="Wingdings" w:hAnsi="Wingdings" w:hint="default"/>
+        <w:sz w:val="20"/>
+      </w:rPr>
+    </w:lvl>
+    <w:lvl w:ilvl="6" w:tentative="1">
+      <w:start w:val="1"/>
+      <w:numFmt w:val="bullet"/>
+      <w:lvlText w:val=""/>
+      <w:lvlJc w:val="left"/>
+      <w:pPr>
+        <w:tabs>
+          <w:tab w:val="num" w:pos="5040"/>
+        </w:tabs>
+        <w:ind w:left="5040" w:hanging="360"/>
+      </w:pPr>
+      <w:rPr>
+        <w:rFonts w:ascii="Wingdings" w:hAnsi="Wingdings" w:hint="default"/>
+        <w:sz w:val="20"/>
+      </w:rPr>
+    </w:lvl>
+    <w:lvl w:ilvl="7" w:tentative="1">
+      <w:start w:val="1"/>
+      <w:numFmt w:val="bullet"/>
+      <w:lvlText w:val=""/>
+      <w:lvlJc w:val="left"/>
+      <w:pPr>
+        <w:tabs>
+          <w:tab w:val="num" w:pos="5760"/>
+        </w:tabs>
+        <w:ind w:left="5760" w:hanging="360"/>
+      </w:pPr>
+      <w:rPr>
+        <w:rFonts w:ascii="Wingdings" w:hAnsi="Wingdings" w:hint="default"/>
+        <w:sz w:val="20"/>
+      </w:rPr>
+    </w:lvl>
+    <w:lvl w:ilvl="8" w:tentative="1">
+      <w:start w:val="1"/>
+      <w:numFmt w:val="bullet"/>
+      <w:lvlText w:val=""/>
+      <w:lvlJc w:val="left"/>
+      <w:pPr>
+        <w:tabs>
+          <w:tab w:val="num" w:pos="6480"/>
+        </w:tabs>
+        <w:ind w:left="6480" w:hanging="360"/>
+      </w:pPr>
+      <w:rPr>
+        <w:rFonts w:ascii="Wingdings" w:hAnsi="Wingdings" w:hint="default"/>
+        <w:sz w:val="20"/>
+      </w:rPr>
+    </w:lvl>
+  </w:abstractNum>
+  <w:abstractNum w:abstractNumId="16" w15:restartNumberingAfterBreak="0">
+    <w:nsid w:val="580876AE"/>
+    <w:multiLevelType w:val="multilevel"/>
+    <w:tmpl w:val="70BE8874"/>
+    <w:lvl w:ilvl="0">
+      <w:start w:val="1"/>
+      <w:numFmt w:val="bullet"/>
+      <w:lvlText w:val=""/>
+      <w:lvlJc w:val="left"/>
+      <w:pPr>
+        <w:tabs>
+          <w:tab w:val="num" w:pos="720"/>
+        </w:tabs>
+        <w:ind w:left="720" w:hanging="360"/>
+      </w:pPr>
+      <w:rPr>
+        <w:rFonts w:ascii="Symbol" w:hAnsi="Symbol" w:hint="default"/>
+        <w:sz w:val="20"/>
+      </w:rPr>
+    </w:lvl>
+    <w:lvl w:ilvl="1" w:tentative="1">
+      <w:start w:val="1"/>
+      <w:numFmt w:val="bullet"/>
+      <w:lvlText w:val="o"/>
+      <w:lvlJc w:val="left"/>
+      <w:pPr>
+        <w:tabs>
+          <w:tab w:val="num" w:pos="1440"/>
+        </w:tabs>
+        <w:ind w:left="1440" w:hanging="360"/>
+      </w:pPr>
+      <w:rPr>
+        <w:rFonts w:ascii="Courier New" w:hAnsi="Courier New" w:hint="default"/>
+        <w:sz w:val="20"/>
+      </w:rPr>
+    </w:lvl>
+    <w:lvl w:ilvl="2" w:tentative="1">
+      <w:start w:val="1"/>
+      <w:numFmt w:val="bullet"/>
+      <w:lvlText w:val=""/>
+      <w:lvlJc w:val="left"/>
+      <w:pPr>
+        <w:tabs>
+          <w:tab w:val="num" w:pos="2160"/>
+        </w:tabs>
+        <w:ind w:left="2160" w:hanging="360"/>
+      </w:pPr>
+      <w:rPr>
+        <w:rFonts w:ascii="Wingdings" w:hAnsi="Wingdings" w:hint="default"/>
+        <w:sz w:val="20"/>
+      </w:rPr>
+    </w:lvl>
+    <w:lvl w:ilvl="3" w:tentative="1">
+      <w:start w:val="1"/>
+      <w:numFmt w:val="bullet"/>
+      <w:lvlText w:val=""/>
+      <w:lvlJc w:val="left"/>
+      <w:pPr>
+        <w:tabs>
+          <w:tab w:val="num" w:pos="2880"/>
+        </w:tabs>
+        <w:ind w:left="2880" w:hanging="360"/>
+      </w:pPr>
+      <w:rPr>
+        <w:rFonts w:ascii="Wingdings" w:hAnsi="Wingdings" w:hint="default"/>
+        <w:sz w:val="20"/>
+      </w:rPr>
+    </w:lvl>
+    <w:lvl w:ilvl="4" w:tentative="1">
+      <w:start w:val="1"/>
+      <w:numFmt w:val="bullet"/>
+      <w:lvlText w:val=""/>
+      <w:lvlJc w:val="left"/>
+      <w:pPr>
+        <w:tabs>
+          <w:tab w:val="num" w:pos="3600"/>
+        </w:tabs>
+        <w:ind w:left="3600" w:hanging="360"/>
+      </w:pPr>
+      <w:rPr>
+        <w:rFonts w:ascii="Wingdings" w:hAnsi="Wingdings" w:hint="default"/>
+        <w:sz w:val="20"/>
+      </w:rPr>
+    </w:lvl>
+    <w:lvl w:ilvl="5" w:tentative="1">
+      <w:start w:val="1"/>
+      <w:numFmt w:val="bullet"/>
+      <w:lvlText w:val=""/>
+      <w:lvlJc w:val="left"/>
+      <w:pPr>
+        <w:tabs>
+          <w:tab w:val="num" w:pos="4320"/>
+        </w:tabs>
+        <w:ind w:left="4320" w:hanging="360"/>
+      </w:pPr>
+      <w:rPr>
+        <w:rFonts w:ascii="Wingdings" w:hAnsi="Wingdings" w:hint="default"/>
+        <w:sz w:val="20"/>
+      </w:rPr>
+    </w:lvl>
+    <w:lvl w:ilvl="6" w:tentative="1">
+      <w:start w:val="1"/>
+      <w:numFmt w:val="bullet"/>
+      <w:lvlText w:val=""/>
+      <w:lvlJc w:val="left"/>
+      <w:pPr>
+        <w:tabs>
+          <w:tab w:val="num" w:pos="5040"/>
+        </w:tabs>
+        <w:ind w:left="5040" w:hanging="360"/>
+      </w:pPr>
+      <w:rPr>
+        <w:rFonts w:ascii="Wingdings" w:hAnsi="Wingdings" w:hint="default"/>
+        <w:sz w:val="20"/>
+      </w:rPr>
+    </w:lvl>
+    <w:lvl w:ilvl="7" w:tentative="1">
+      <w:start w:val="1"/>
+      <w:numFmt w:val="bullet"/>
+      <w:lvlText w:val=""/>
+      <w:lvlJc w:val="left"/>
+      <w:pPr>
+        <w:tabs>
+          <w:tab w:val="num" w:pos="5760"/>
+        </w:tabs>
+        <w:ind w:left="5760" w:hanging="360"/>
+      </w:pPr>
+      <w:rPr>
+        <w:rFonts w:ascii="Wingdings" w:hAnsi="Wingdings" w:hint="default"/>
+        <w:sz w:val="20"/>
+      </w:rPr>
+    </w:lvl>
+    <w:lvl w:ilvl="8" w:tentative="1">
+      <w:start w:val="1"/>
+      <w:numFmt w:val="bullet"/>
+      <w:lvlText w:val=""/>
+      <w:lvlJc w:val="left"/>
+      <w:pPr>
+        <w:tabs>
+          <w:tab w:val="num" w:pos="6480"/>
+        </w:tabs>
+        <w:ind w:left="6480" w:hanging="360"/>
+      </w:pPr>
+      <w:rPr>
+        <w:rFonts w:ascii="Wingdings" w:hAnsi="Wingdings" w:hint="default"/>
+        <w:sz w:val="20"/>
+      </w:rPr>
+    </w:lvl>
+  </w:abstractNum>
+  <w:abstractNum w:abstractNumId="17" w15:restartNumberingAfterBreak="0">
+    <w:nsid w:val="58C67242"/>
+    <w:multiLevelType w:val="multilevel"/>
+    <w:tmpl w:val="48D21D66"/>
+    <w:lvl w:ilvl="0">
+      <w:start w:val="1"/>
+      <w:numFmt w:val="bullet"/>
+      <w:lvlText w:val=""/>
+      <w:lvlJc w:val="left"/>
+      <w:pPr>
+        <w:tabs>
+          <w:tab w:val="num" w:pos="720"/>
+        </w:tabs>
+        <w:ind w:left="720" w:hanging="360"/>
+      </w:pPr>
+      <w:rPr>
+        <w:rFonts w:ascii="Symbol" w:hAnsi="Symbol" w:hint="default"/>
+        <w:sz w:val="20"/>
+      </w:rPr>
+    </w:lvl>
+    <w:lvl w:ilvl="1" w:tentative="1">
+      <w:start w:val="1"/>
+      <w:numFmt w:val="bullet"/>
+      <w:lvlText w:val="o"/>
+      <w:lvlJc w:val="left"/>
+      <w:pPr>
+        <w:tabs>
+          <w:tab w:val="num" w:pos="1440"/>
+        </w:tabs>
+        <w:ind w:left="1440" w:hanging="360"/>
+      </w:pPr>
+      <w:rPr>
+        <w:rFonts w:ascii="Courier New" w:hAnsi="Courier New" w:hint="default"/>
+        <w:sz w:val="20"/>
+      </w:rPr>
+    </w:lvl>
+    <w:lvl w:ilvl="2" w:tentative="1">
+      <w:start w:val="1"/>
+      <w:numFmt w:val="bullet"/>
+      <w:lvlText w:val=""/>
+      <w:lvlJc w:val="left"/>
+      <w:pPr>
+        <w:tabs>
+          <w:tab w:val="num" w:pos="2160"/>
+        </w:tabs>
+        <w:ind w:left="2160" w:hanging="360"/>
+      </w:pPr>
+      <w:rPr>
+        <w:rFonts w:ascii="Wingdings" w:hAnsi="Wingdings" w:hint="default"/>
+        <w:sz w:val="20"/>
+      </w:rPr>
+    </w:lvl>
+    <w:lvl w:ilvl="3" w:tentative="1">
+      <w:start w:val="1"/>
+      <w:numFmt w:val="bullet"/>
+      <w:lvlText w:val=""/>
+      <w:lvlJc w:val="left"/>
+      <w:pPr>
+        <w:tabs>
+          <w:tab w:val="num" w:pos="2880"/>
+        </w:tabs>
+        <w:ind w:left="2880" w:hanging="360"/>
+      </w:pPr>
+      <w:rPr>
+        <w:rFonts w:ascii="Wingdings" w:hAnsi="Wingdings" w:hint="default"/>
+        <w:sz w:val="20"/>
+      </w:rPr>
+    </w:lvl>
+    <w:lvl w:ilvl="4" w:tentative="1">
+      <w:start w:val="1"/>
+      <w:numFmt w:val="bullet"/>
+      <w:lvlText w:val=""/>
+      <w:lvlJc w:val="left"/>
+      <w:pPr>
+        <w:tabs>
+          <w:tab w:val="num" w:pos="3600"/>
+        </w:tabs>
+        <w:ind w:left="3600" w:hanging="360"/>
+      </w:pPr>
+      <w:rPr>
+        <w:rFonts w:ascii="Wingdings" w:hAnsi="Wingdings" w:hint="default"/>
+        <w:sz w:val="20"/>
+      </w:rPr>
+    </w:lvl>
+    <w:lvl w:ilvl="5" w:tentative="1">
+      <w:start w:val="1"/>
+      <w:numFmt w:val="bullet"/>
+      <w:lvlText w:val=""/>
+      <w:lvlJc w:val="left"/>
+      <w:pPr>
+        <w:tabs>
+          <w:tab w:val="num" w:pos="4320"/>
+        </w:tabs>
+        <w:ind w:left="4320" w:hanging="360"/>
+      </w:pPr>
+      <w:rPr>
+        <w:rFonts w:ascii="Wingdings" w:hAnsi="Wingdings" w:hint="default"/>
+        <w:sz w:val="20"/>
+      </w:rPr>
+    </w:lvl>
+    <w:lvl w:ilvl="6" w:tentative="1">
+      <w:start w:val="1"/>
+      <w:numFmt w:val="bullet"/>
+      <w:lvlText w:val=""/>
+      <w:lvlJc w:val="left"/>
+      <w:pPr>
+        <w:tabs>
+          <w:tab w:val="num" w:pos="5040"/>
+        </w:tabs>
+        <w:ind w:left="5040" w:hanging="360"/>
+      </w:pPr>
+      <w:rPr>
+        <w:rFonts w:ascii="Wingdings" w:hAnsi="Wingdings" w:hint="default"/>
+        <w:sz w:val="20"/>
+      </w:rPr>
+    </w:lvl>
+    <w:lvl w:ilvl="7" w:tentative="1">
+      <w:start w:val="1"/>
+      <w:numFmt w:val="bullet"/>
+      <w:lvlText w:val=""/>
+      <w:lvlJc w:val="left"/>
+      <w:pPr>
+        <w:tabs>
+          <w:tab w:val="num" w:pos="5760"/>
+        </w:tabs>
+        <w:ind w:left="5760" w:hanging="360"/>
+      </w:pPr>
+      <w:rPr>
+        <w:rFonts w:ascii="Wingdings" w:hAnsi="Wingdings" w:hint="default"/>
+        <w:sz w:val="20"/>
+      </w:rPr>
+    </w:lvl>
+    <w:lvl w:ilvl="8" w:tentative="1">
+      <w:start w:val="1"/>
+      <w:numFmt w:val="bullet"/>
+      <w:lvlText w:val=""/>
+      <w:lvlJc w:val="left"/>
+      <w:pPr>
+        <w:tabs>
+          <w:tab w:val="num" w:pos="6480"/>
+        </w:tabs>
+        <w:ind w:left="6480" w:hanging="360"/>
+      </w:pPr>
+      <w:rPr>
+        <w:rFonts w:ascii="Wingdings" w:hAnsi="Wingdings" w:hint="default"/>
+        <w:sz w:val="20"/>
+      </w:rPr>
+    </w:lvl>
+  </w:abstractNum>
+  <w:abstractNum w:abstractNumId="18" w15:restartNumberingAfterBreak="0">
     <w:nsid w:val="5C087403"/>
     <w:multiLevelType w:val="multilevel"/>
     <w:tmpl w:val="F3F49E9C"/>
@@ -1997,7 +6091,1050 @@
       </w:rPr>
     </w:lvl>
   </w:abstractNum>
-  <w:abstractNum w:abstractNumId="5" w15:restartNumberingAfterBreak="0">
+  <w:abstractNum w:abstractNumId="19" w15:restartNumberingAfterBreak="0">
+    <w:nsid w:val="5D2806C9"/>
+    <w:multiLevelType w:val="multilevel"/>
+    <w:tmpl w:val="FBB61368"/>
+    <w:lvl w:ilvl="0">
+      <w:start w:val="1"/>
+      <w:numFmt w:val="bullet"/>
+      <w:lvlText w:val=""/>
+      <w:lvlJc w:val="left"/>
+      <w:pPr>
+        <w:tabs>
+          <w:tab w:val="num" w:pos="720"/>
+        </w:tabs>
+        <w:ind w:left="720" w:hanging="360"/>
+      </w:pPr>
+      <w:rPr>
+        <w:rFonts w:ascii="Symbol" w:hAnsi="Symbol" w:hint="default"/>
+        <w:sz w:val="20"/>
+      </w:rPr>
+    </w:lvl>
+    <w:lvl w:ilvl="1" w:tentative="1">
+      <w:start w:val="1"/>
+      <w:numFmt w:val="bullet"/>
+      <w:lvlText w:val="o"/>
+      <w:lvlJc w:val="left"/>
+      <w:pPr>
+        <w:tabs>
+          <w:tab w:val="num" w:pos="1440"/>
+        </w:tabs>
+        <w:ind w:left="1440" w:hanging="360"/>
+      </w:pPr>
+      <w:rPr>
+        <w:rFonts w:ascii="Courier New" w:hAnsi="Courier New" w:hint="default"/>
+        <w:sz w:val="20"/>
+      </w:rPr>
+    </w:lvl>
+    <w:lvl w:ilvl="2" w:tentative="1">
+      <w:start w:val="1"/>
+      <w:numFmt w:val="bullet"/>
+      <w:lvlText w:val=""/>
+      <w:lvlJc w:val="left"/>
+      <w:pPr>
+        <w:tabs>
+          <w:tab w:val="num" w:pos="2160"/>
+        </w:tabs>
+        <w:ind w:left="2160" w:hanging="360"/>
+      </w:pPr>
+      <w:rPr>
+        <w:rFonts w:ascii="Wingdings" w:hAnsi="Wingdings" w:hint="default"/>
+        <w:sz w:val="20"/>
+      </w:rPr>
+    </w:lvl>
+    <w:lvl w:ilvl="3" w:tentative="1">
+      <w:start w:val="1"/>
+      <w:numFmt w:val="bullet"/>
+      <w:lvlText w:val=""/>
+      <w:lvlJc w:val="left"/>
+      <w:pPr>
+        <w:tabs>
+          <w:tab w:val="num" w:pos="2880"/>
+        </w:tabs>
+        <w:ind w:left="2880" w:hanging="360"/>
+      </w:pPr>
+      <w:rPr>
+        <w:rFonts w:ascii="Wingdings" w:hAnsi="Wingdings" w:hint="default"/>
+        <w:sz w:val="20"/>
+      </w:rPr>
+    </w:lvl>
+    <w:lvl w:ilvl="4" w:tentative="1">
+      <w:start w:val="1"/>
+      <w:numFmt w:val="bullet"/>
+      <w:lvlText w:val=""/>
+      <w:lvlJc w:val="left"/>
+      <w:pPr>
+        <w:tabs>
+          <w:tab w:val="num" w:pos="3600"/>
+        </w:tabs>
+        <w:ind w:left="3600" w:hanging="360"/>
+      </w:pPr>
+      <w:rPr>
+        <w:rFonts w:ascii="Wingdings" w:hAnsi="Wingdings" w:hint="default"/>
+        <w:sz w:val="20"/>
+      </w:rPr>
+    </w:lvl>
+    <w:lvl w:ilvl="5" w:tentative="1">
+      <w:start w:val="1"/>
+      <w:numFmt w:val="bullet"/>
+      <w:lvlText w:val=""/>
+      <w:lvlJc w:val="left"/>
+      <w:pPr>
+        <w:tabs>
+          <w:tab w:val="num" w:pos="4320"/>
+        </w:tabs>
+        <w:ind w:left="4320" w:hanging="360"/>
+      </w:pPr>
+      <w:rPr>
+        <w:rFonts w:ascii="Wingdings" w:hAnsi="Wingdings" w:hint="default"/>
+        <w:sz w:val="20"/>
+      </w:rPr>
+    </w:lvl>
+    <w:lvl w:ilvl="6" w:tentative="1">
+      <w:start w:val="1"/>
+      <w:numFmt w:val="bullet"/>
+      <w:lvlText w:val=""/>
+      <w:lvlJc w:val="left"/>
+      <w:pPr>
+        <w:tabs>
+          <w:tab w:val="num" w:pos="5040"/>
+        </w:tabs>
+        <w:ind w:left="5040" w:hanging="360"/>
+      </w:pPr>
+      <w:rPr>
+        <w:rFonts w:ascii="Wingdings" w:hAnsi="Wingdings" w:hint="default"/>
+        <w:sz w:val="20"/>
+      </w:rPr>
+    </w:lvl>
+    <w:lvl w:ilvl="7" w:tentative="1">
+      <w:start w:val="1"/>
+      <w:numFmt w:val="bullet"/>
+      <w:lvlText w:val=""/>
+      <w:lvlJc w:val="left"/>
+      <w:pPr>
+        <w:tabs>
+          <w:tab w:val="num" w:pos="5760"/>
+        </w:tabs>
+        <w:ind w:left="5760" w:hanging="360"/>
+      </w:pPr>
+      <w:rPr>
+        <w:rFonts w:ascii="Wingdings" w:hAnsi="Wingdings" w:hint="default"/>
+        <w:sz w:val="20"/>
+      </w:rPr>
+    </w:lvl>
+    <w:lvl w:ilvl="8" w:tentative="1">
+      <w:start w:val="1"/>
+      <w:numFmt w:val="bullet"/>
+      <w:lvlText w:val=""/>
+      <w:lvlJc w:val="left"/>
+      <w:pPr>
+        <w:tabs>
+          <w:tab w:val="num" w:pos="6480"/>
+        </w:tabs>
+        <w:ind w:left="6480" w:hanging="360"/>
+      </w:pPr>
+      <w:rPr>
+        <w:rFonts w:ascii="Wingdings" w:hAnsi="Wingdings" w:hint="default"/>
+        <w:sz w:val="20"/>
+      </w:rPr>
+    </w:lvl>
+  </w:abstractNum>
+  <w:abstractNum w:abstractNumId="20" w15:restartNumberingAfterBreak="0">
+    <w:nsid w:val="6D7D139E"/>
+    <w:multiLevelType w:val="multilevel"/>
+    <w:tmpl w:val="AF7CB386"/>
+    <w:lvl w:ilvl="0">
+      <w:start w:val="1"/>
+      <w:numFmt w:val="bullet"/>
+      <w:lvlText w:val=""/>
+      <w:lvlJc w:val="left"/>
+      <w:pPr>
+        <w:tabs>
+          <w:tab w:val="num" w:pos="720"/>
+        </w:tabs>
+        <w:ind w:left="720" w:hanging="360"/>
+      </w:pPr>
+      <w:rPr>
+        <w:rFonts w:ascii="Symbol" w:hAnsi="Symbol" w:hint="default"/>
+        <w:sz w:val="20"/>
+      </w:rPr>
+    </w:lvl>
+    <w:lvl w:ilvl="1" w:tentative="1">
+      <w:start w:val="1"/>
+      <w:numFmt w:val="bullet"/>
+      <w:lvlText w:val="o"/>
+      <w:lvlJc w:val="left"/>
+      <w:pPr>
+        <w:tabs>
+          <w:tab w:val="num" w:pos="1440"/>
+        </w:tabs>
+        <w:ind w:left="1440" w:hanging="360"/>
+      </w:pPr>
+      <w:rPr>
+        <w:rFonts w:ascii="Courier New" w:hAnsi="Courier New" w:hint="default"/>
+        <w:sz w:val="20"/>
+      </w:rPr>
+    </w:lvl>
+    <w:lvl w:ilvl="2" w:tentative="1">
+      <w:start w:val="1"/>
+      <w:numFmt w:val="bullet"/>
+      <w:lvlText w:val=""/>
+      <w:lvlJc w:val="left"/>
+      <w:pPr>
+        <w:tabs>
+          <w:tab w:val="num" w:pos="2160"/>
+        </w:tabs>
+        <w:ind w:left="2160" w:hanging="360"/>
+      </w:pPr>
+      <w:rPr>
+        <w:rFonts w:ascii="Wingdings" w:hAnsi="Wingdings" w:hint="default"/>
+        <w:sz w:val="20"/>
+      </w:rPr>
+    </w:lvl>
+    <w:lvl w:ilvl="3" w:tentative="1">
+      <w:start w:val="1"/>
+      <w:numFmt w:val="bullet"/>
+      <w:lvlText w:val=""/>
+      <w:lvlJc w:val="left"/>
+      <w:pPr>
+        <w:tabs>
+          <w:tab w:val="num" w:pos="2880"/>
+        </w:tabs>
+        <w:ind w:left="2880" w:hanging="360"/>
+      </w:pPr>
+      <w:rPr>
+        <w:rFonts w:ascii="Wingdings" w:hAnsi="Wingdings" w:hint="default"/>
+        <w:sz w:val="20"/>
+      </w:rPr>
+    </w:lvl>
+    <w:lvl w:ilvl="4" w:tentative="1">
+      <w:start w:val="1"/>
+      <w:numFmt w:val="bullet"/>
+      <w:lvlText w:val=""/>
+      <w:lvlJc w:val="left"/>
+      <w:pPr>
+        <w:tabs>
+          <w:tab w:val="num" w:pos="3600"/>
+        </w:tabs>
+        <w:ind w:left="3600" w:hanging="360"/>
+      </w:pPr>
+      <w:rPr>
+        <w:rFonts w:ascii="Wingdings" w:hAnsi="Wingdings" w:hint="default"/>
+        <w:sz w:val="20"/>
+      </w:rPr>
+    </w:lvl>
+    <w:lvl w:ilvl="5" w:tentative="1">
+      <w:start w:val="1"/>
+      <w:numFmt w:val="bullet"/>
+      <w:lvlText w:val=""/>
+      <w:lvlJc w:val="left"/>
+      <w:pPr>
+        <w:tabs>
+          <w:tab w:val="num" w:pos="4320"/>
+        </w:tabs>
+        <w:ind w:left="4320" w:hanging="360"/>
+      </w:pPr>
+      <w:rPr>
+        <w:rFonts w:ascii="Wingdings" w:hAnsi="Wingdings" w:hint="default"/>
+        <w:sz w:val="20"/>
+      </w:rPr>
+    </w:lvl>
+    <w:lvl w:ilvl="6" w:tentative="1">
+      <w:start w:val="1"/>
+      <w:numFmt w:val="bullet"/>
+      <w:lvlText w:val=""/>
+      <w:lvlJc w:val="left"/>
+      <w:pPr>
+        <w:tabs>
+          <w:tab w:val="num" w:pos="5040"/>
+        </w:tabs>
+        <w:ind w:left="5040" w:hanging="360"/>
+      </w:pPr>
+      <w:rPr>
+        <w:rFonts w:ascii="Wingdings" w:hAnsi="Wingdings" w:hint="default"/>
+        <w:sz w:val="20"/>
+      </w:rPr>
+    </w:lvl>
+    <w:lvl w:ilvl="7" w:tentative="1">
+      <w:start w:val="1"/>
+      <w:numFmt w:val="bullet"/>
+      <w:lvlText w:val=""/>
+      <w:lvlJc w:val="left"/>
+      <w:pPr>
+        <w:tabs>
+          <w:tab w:val="num" w:pos="5760"/>
+        </w:tabs>
+        <w:ind w:left="5760" w:hanging="360"/>
+      </w:pPr>
+      <w:rPr>
+        <w:rFonts w:ascii="Wingdings" w:hAnsi="Wingdings" w:hint="default"/>
+        <w:sz w:val="20"/>
+      </w:rPr>
+    </w:lvl>
+    <w:lvl w:ilvl="8" w:tentative="1">
+      <w:start w:val="1"/>
+      <w:numFmt w:val="bullet"/>
+      <w:lvlText w:val=""/>
+      <w:lvlJc w:val="left"/>
+      <w:pPr>
+        <w:tabs>
+          <w:tab w:val="num" w:pos="6480"/>
+        </w:tabs>
+        <w:ind w:left="6480" w:hanging="360"/>
+      </w:pPr>
+      <w:rPr>
+        <w:rFonts w:ascii="Wingdings" w:hAnsi="Wingdings" w:hint="default"/>
+        <w:sz w:val="20"/>
+      </w:rPr>
+    </w:lvl>
+  </w:abstractNum>
+  <w:abstractNum w:abstractNumId="21" w15:restartNumberingAfterBreak="0">
+    <w:nsid w:val="70943576"/>
+    <w:multiLevelType w:val="multilevel"/>
+    <w:tmpl w:val="7BF27E70"/>
+    <w:lvl w:ilvl="0">
+      <w:start w:val="1"/>
+      <w:numFmt w:val="bullet"/>
+      <w:lvlText w:val=""/>
+      <w:lvlJc w:val="left"/>
+      <w:pPr>
+        <w:tabs>
+          <w:tab w:val="num" w:pos="720"/>
+        </w:tabs>
+        <w:ind w:left="720" w:hanging="360"/>
+      </w:pPr>
+      <w:rPr>
+        <w:rFonts w:ascii="Symbol" w:hAnsi="Symbol" w:hint="default"/>
+        <w:sz w:val="20"/>
+      </w:rPr>
+    </w:lvl>
+    <w:lvl w:ilvl="1" w:tentative="1">
+      <w:start w:val="1"/>
+      <w:numFmt w:val="bullet"/>
+      <w:lvlText w:val="o"/>
+      <w:lvlJc w:val="left"/>
+      <w:pPr>
+        <w:tabs>
+          <w:tab w:val="num" w:pos="1440"/>
+        </w:tabs>
+        <w:ind w:left="1440" w:hanging="360"/>
+      </w:pPr>
+      <w:rPr>
+        <w:rFonts w:ascii="Courier New" w:hAnsi="Courier New" w:hint="default"/>
+        <w:sz w:val="20"/>
+      </w:rPr>
+    </w:lvl>
+    <w:lvl w:ilvl="2" w:tentative="1">
+      <w:start w:val="1"/>
+      <w:numFmt w:val="bullet"/>
+      <w:lvlText w:val=""/>
+      <w:lvlJc w:val="left"/>
+      <w:pPr>
+        <w:tabs>
+          <w:tab w:val="num" w:pos="2160"/>
+        </w:tabs>
+        <w:ind w:left="2160" w:hanging="360"/>
+      </w:pPr>
+      <w:rPr>
+        <w:rFonts w:ascii="Wingdings" w:hAnsi="Wingdings" w:hint="default"/>
+        <w:sz w:val="20"/>
+      </w:rPr>
+    </w:lvl>
+    <w:lvl w:ilvl="3" w:tentative="1">
+      <w:start w:val="1"/>
+      <w:numFmt w:val="bullet"/>
+      <w:lvlText w:val=""/>
+      <w:lvlJc w:val="left"/>
+      <w:pPr>
+        <w:tabs>
+          <w:tab w:val="num" w:pos="2880"/>
+        </w:tabs>
+        <w:ind w:left="2880" w:hanging="360"/>
+      </w:pPr>
+      <w:rPr>
+        <w:rFonts w:ascii="Wingdings" w:hAnsi="Wingdings" w:hint="default"/>
+        <w:sz w:val="20"/>
+      </w:rPr>
+    </w:lvl>
+    <w:lvl w:ilvl="4" w:tentative="1">
+      <w:start w:val="1"/>
+      <w:numFmt w:val="bullet"/>
+      <w:lvlText w:val=""/>
+      <w:lvlJc w:val="left"/>
+      <w:pPr>
+        <w:tabs>
+          <w:tab w:val="num" w:pos="3600"/>
+        </w:tabs>
+        <w:ind w:left="3600" w:hanging="360"/>
+      </w:pPr>
+      <w:rPr>
+        <w:rFonts w:ascii="Wingdings" w:hAnsi="Wingdings" w:hint="default"/>
+        <w:sz w:val="20"/>
+      </w:rPr>
+    </w:lvl>
+    <w:lvl w:ilvl="5" w:tentative="1">
+      <w:start w:val="1"/>
+      <w:numFmt w:val="bullet"/>
+      <w:lvlText w:val=""/>
+      <w:lvlJc w:val="left"/>
+      <w:pPr>
+        <w:tabs>
+          <w:tab w:val="num" w:pos="4320"/>
+        </w:tabs>
+        <w:ind w:left="4320" w:hanging="360"/>
+      </w:pPr>
+      <w:rPr>
+        <w:rFonts w:ascii="Wingdings" w:hAnsi="Wingdings" w:hint="default"/>
+        <w:sz w:val="20"/>
+      </w:rPr>
+    </w:lvl>
+    <w:lvl w:ilvl="6" w:tentative="1">
+      <w:start w:val="1"/>
+      <w:numFmt w:val="bullet"/>
+      <w:lvlText w:val=""/>
+      <w:lvlJc w:val="left"/>
+      <w:pPr>
+        <w:tabs>
+          <w:tab w:val="num" w:pos="5040"/>
+        </w:tabs>
+        <w:ind w:left="5040" w:hanging="360"/>
+      </w:pPr>
+      <w:rPr>
+        <w:rFonts w:ascii="Wingdings" w:hAnsi="Wingdings" w:hint="default"/>
+        <w:sz w:val="20"/>
+      </w:rPr>
+    </w:lvl>
+    <w:lvl w:ilvl="7" w:tentative="1">
+      <w:start w:val="1"/>
+      <w:numFmt w:val="bullet"/>
+      <w:lvlText w:val=""/>
+      <w:lvlJc w:val="left"/>
+      <w:pPr>
+        <w:tabs>
+          <w:tab w:val="num" w:pos="5760"/>
+        </w:tabs>
+        <w:ind w:left="5760" w:hanging="360"/>
+      </w:pPr>
+      <w:rPr>
+        <w:rFonts w:ascii="Wingdings" w:hAnsi="Wingdings" w:hint="default"/>
+        <w:sz w:val="20"/>
+      </w:rPr>
+    </w:lvl>
+    <w:lvl w:ilvl="8" w:tentative="1">
+      <w:start w:val="1"/>
+      <w:numFmt w:val="bullet"/>
+      <w:lvlText w:val=""/>
+      <w:lvlJc w:val="left"/>
+      <w:pPr>
+        <w:tabs>
+          <w:tab w:val="num" w:pos="6480"/>
+        </w:tabs>
+        <w:ind w:left="6480" w:hanging="360"/>
+      </w:pPr>
+      <w:rPr>
+        <w:rFonts w:ascii="Wingdings" w:hAnsi="Wingdings" w:hint="default"/>
+        <w:sz w:val="20"/>
+      </w:rPr>
+    </w:lvl>
+  </w:abstractNum>
+  <w:abstractNum w:abstractNumId="22" w15:restartNumberingAfterBreak="0">
+    <w:nsid w:val="72893CEC"/>
+    <w:multiLevelType w:val="multilevel"/>
+    <w:tmpl w:val="D76006F8"/>
+    <w:lvl w:ilvl="0">
+      <w:start w:val="1"/>
+      <w:numFmt w:val="bullet"/>
+      <w:lvlText w:val=""/>
+      <w:lvlJc w:val="left"/>
+      <w:pPr>
+        <w:tabs>
+          <w:tab w:val="num" w:pos="720"/>
+        </w:tabs>
+        <w:ind w:left="720" w:hanging="360"/>
+      </w:pPr>
+      <w:rPr>
+        <w:rFonts w:ascii="Symbol" w:hAnsi="Symbol" w:hint="default"/>
+        <w:sz w:val="20"/>
+      </w:rPr>
+    </w:lvl>
+    <w:lvl w:ilvl="1" w:tentative="1">
+      <w:start w:val="1"/>
+      <w:numFmt w:val="bullet"/>
+      <w:lvlText w:val="o"/>
+      <w:lvlJc w:val="left"/>
+      <w:pPr>
+        <w:tabs>
+          <w:tab w:val="num" w:pos="1440"/>
+        </w:tabs>
+        <w:ind w:left="1440" w:hanging="360"/>
+      </w:pPr>
+      <w:rPr>
+        <w:rFonts w:ascii="Courier New" w:hAnsi="Courier New" w:hint="default"/>
+        <w:sz w:val="20"/>
+      </w:rPr>
+    </w:lvl>
+    <w:lvl w:ilvl="2" w:tentative="1">
+      <w:start w:val="1"/>
+      <w:numFmt w:val="bullet"/>
+      <w:lvlText w:val=""/>
+      <w:lvlJc w:val="left"/>
+      <w:pPr>
+        <w:tabs>
+          <w:tab w:val="num" w:pos="2160"/>
+        </w:tabs>
+        <w:ind w:left="2160" w:hanging="360"/>
+      </w:pPr>
+      <w:rPr>
+        <w:rFonts w:ascii="Wingdings" w:hAnsi="Wingdings" w:hint="default"/>
+        <w:sz w:val="20"/>
+      </w:rPr>
+    </w:lvl>
+    <w:lvl w:ilvl="3" w:tentative="1">
+      <w:start w:val="1"/>
+      <w:numFmt w:val="bullet"/>
+      <w:lvlText w:val=""/>
+      <w:lvlJc w:val="left"/>
+      <w:pPr>
+        <w:tabs>
+          <w:tab w:val="num" w:pos="2880"/>
+        </w:tabs>
+        <w:ind w:left="2880" w:hanging="360"/>
+      </w:pPr>
+      <w:rPr>
+        <w:rFonts w:ascii="Wingdings" w:hAnsi="Wingdings" w:hint="default"/>
+        <w:sz w:val="20"/>
+      </w:rPr>
+    </w:lvl>
+    <w:lvl w:ilvl="4" w:tentative="1">
+      <w:start w:val="1"/>
+      <w:numFmt w:val="bullet"/>
+      <w:lvlText w:val=""/>
+      <w:lvlJc w:val="left"/>
+      <w:pPr>
+        <w:tabs>
+          <w:tab w:val="num" w:pos="3600"/>
+        </w:tabs>
+        <w:ind w:left="3600" w:hanging="360"/>
+      </w:pPr>
+      <w:rPr>
+        <w:rFonts w:ascii="Wingdings" w:hAnsi="Wingdings" w:hint="default"/>
+        <w:sz w:val="20"/>
+      </w:rPr>
+    </w:lvl>
+    <w:lvl w:ilvl="5" w:tentative="1">
+      <w:start w:val="1"/>
+      <w:numFmt w:val="bullet"/>
+      <w:lvlText w:val=""/>
+      <w:lvlJc w:val="left"/>
+      <w:pPr>
+        <w:tabs>
+          <w:tab w:val="num" w:pos="4320"/>
+        </w:tabs>
+        <w:ind w:left="4320" w:hanging="360"/>
+      </w:pPr>
+      <w:rPr>
+        <w:rFonts w:ascii="Wingdings" w:hAnsi="Wingdings" w:hint="default"/>
+        <w:sz w:val="20"/>
+      </w:rPr>
+    </w:lvl>
+    <w:lvl w:ilvl="6" w:tentative="1">
+      <w:start w:val="1"/>
+      <w:numFmt w:val="bullet"/>
+      <w:lvlText w:val=""/>
+      <w:lvlJc w:val="left"/>
+      <w:pPr>
+        <w:tabs>
+          <w:tab w:val="num" w:pos="5040"/>
+        </w:tabs>
+        <w:ind w:left="5040" w:hanging="360"/>
+      </w:pPr>
+      <w:rPr>
+        <w:rFonts w:ascii="Wingdings" w:hAnsi="Wingdings" w:hint="default"/>
+        <w:sz w:val="20"/>
+      </w:rPr>
+    </w:lvl>
+    <w:lvl w:ilvl="7" w:tentative="1">
+      <w:start w:val="1"/>
+      <w:numFmt w:val="bullet"/>
+      <w:lvlText w:val=""/>
+      <w:lvlJc w:val="left"/>
+      <w:pPr>
+        <w:tabs>
+          <w:tab w:val="num" w:pos="5760"/>
+        </w:tabs>
+        <w:ind w:left="5760" w:hanging="360"/>
+      </w:pPr>
+      <w:rPr>
+        <w:rFonts w:ascii="Wingdings" w:hAnsi="Wingdings" w:hint="default"/>
+        <w:sz w:val="20"/>
+      </w:rPr>
+    </w:lvl>
+    <w:lvl w:ilvl="8" w:tentative="1">
+      <w:start w:val="1"/>
+      <w:numFmt w:val="bullet"/>
+      <w:lvlText w:val=""/>
+      <w:lvlJc w:val="left"/>
+      <w:pPr>
+        <w:tabs>
+          <w:tab w:val="num" w:pos="6480"/>
+        </w:tabs>
+        <w:ind w:left="6480" w:hanging="360"/>
+      </w:pPr>
+      <w:rPr>
+        <w:rFonts w:ascii="Wingdings" w:hAnsi="Wingdings" w:hint="default"/>
+        <w:sz w:val="20"/>
+      </w:rPr>
+    </w:lvl>
+  </w:abstractNum>
+  <w:abstractNum w:abstractNumId="23" w15:restartNumberingAfterBreak="0">
+    <w:nsid w:val="76711F5A"/>
+    <w:multiLevelType w:val="multilevel"/>
+    <w:tmpl w:val="CE3C8C9E"/>
+    <w:lvl w:ilvl="0">
+      <w:start w:val="1"/>
+      <w:numFmt w:val="bullet"/>
+      <w:lvlText w:val=""/>
+      <w:lvlJc w:val="left"/>
+      <w:pPr>
+        <w:tabs>
+          <w:tab w:val="num" w:pos="720"/>
+        </w:tabs>
+        <w:ind w:left="720" w:hanging="360"/>
+      </w:pPr>
+      <w:rPr>
+        <w:rFonts w:ascii="Symbol" w:hAnsi="Symbol" w:hint="default"/>
+        <w:sz w:val="20"/>
+      </w:rPr>
+    </w:lvl>
+    <w:lvl w:ilvl="1" w:tentative="1">
+      <w:start w:val="1"/>
+      <w:numFmt w:val="bullet"/>
+      <w:lvlText w:val="o"/>
+      <w:lvlJc w:val="left"/>
+      <w:pPr>
+        <w:tabs>
+          <w:tab w:val="num" w:pos="1440"/>
+        </w:tabs>
+        <w:ind w:left="1440" w:hanging="360"/>
+      </w:pPr>
+      <w:rPr>
+        <w:rFonts w:ascii="Courier New" w:hAnsi="Courier New" w:hint="default"/>
+        <w:sz w:val="20"/>
+      </w:rPr>
+    </w:lvl>
+    <w:lvl w:ilvl="2" w:tentative="1">
+      <w:start w:val="1"/>
+      <w:numFmt w:val="bullet"/>
+      <w:lvlText w:val=""/>
+      <w:lvlJc w:val="left"/>
+      <w:pPr>
+        <w:tabs>
+          <w:tab w:val="num" w:pos="2160"/>
+        </w:tabs>
+        <w:ind w:left="2160" w:hanging="360"/>
+      </w:pPr>
+      <w:rPr>
+        <w:rFonts w:ascii="Wingdings" w:hAnsi="Wingdings" w:hint="default"/>
+        <w:sz w:val="20"/>
+      </w:rPr>
+    </w:lvl>
+    <w:lvl w:ilvl="3" w:tentative="1">
+      <w:start w:val="1"/>
+      <w:numFmt w:val="bullet"/>
+      <w:lvlText w:val=""/>
+      <w:lvlJc w:val="left"/>
+      <w:pPr>
+        <w:tabs>
+          <w:tab w:val="num" w:pos="2880"/>
+        </w:tabs>
+        <w:ind w:left="2880" w:hanging="360"/>
+      </w:pPr>
+      <w:rPr>
+        <w:rFonts w:ascii="Wingdings" w:hAnsi="Wingdings" w:hint="default"/>
+        <w:sz w:val="20"/>
+      </w:rPr>
+    </w:lvl>
+    <w:lvl w:ilvl="4" w:tentative="1">
+      <w:start w:val="1"/>
+      <w:numFmt w:val="bullet"/>
+      <w:lvlText w:val=""/>
+      <w:lvlJc w:val="left"/>
+      <w:pPr>
+        <w:tabs>
+          <w:tab w:val="num" w:pos="3600"/>
+        </w:tabs>
+        <w:ind w:left="3600" w:hanging="360"/>
+      </w:pPr>
+      <w:rPr>
+        <w:rFonts w:ascii="Wingdings" w:hAnsi="Wingdings" w:hint="default"/>
+        <w:sz w:val="20"/>
+      </w:rPr>
+    </w:lvl>
+    <w:lvl w:ilvl="5" w:tentative="1">
+      <w:start w:val="1"/>
+      <w:numFmt w:val="bullet"/>
+      <w:lvlText w:val=""/>
+      <w:lvlJc w:val="left"/>
+      <w:pPr>
+        <w:tabs>
+          <w:tab w:val="num" w:pos="4320"/>
+        </w:tabs>
+        <w:ind w:left="4320" w:hanging="360"/>
+      </w:pPr>
+      <w:rPr>
+        <w:rFonts w:ascii="Wingdings" w:hAnsi="Wingdings" w:hint="default"/>
+        <w:sz w:val="20"/>
+      </w:rPr>
+    </w:lvl>
+    <w:lvl w:ilvl="6" w:tentative="1">
+      <w:start w:val="1"/>
+      <w:numFmt w:val="bullet"/>
+      <w:lvlText w:val=""/>
+      <w:lvlJc w:val="left"/>
+      <w:pPr>
+        <w:tabs>
+          <w:tab w:val="num" w:pos="5040"/>
+        </w:tabs>
+        <w:ind w:left="5040" w:hanging="360"/>
+      </w:pPr>
+      <w:rPr>
+        <w:rFonts w:ascii="Wingdings" w:hAnsi="Wingdings" w:hint="default"/>
+        <w:sz w:val="20"/>
+      </w:rPr>
+    </w:lvl>
+    <w:lvl w:ilvl="7" w:tentative="1">
+      <w:start w:val="1"/>
+      <w:numFmt w:val="bullet"/>
+      <w:lvlText w:val=""/>
+      <w:lvlJc w:val="left"/>
+      <w:pPr>
+        <w:tabs>
+          <w:tab w:val="num" w:pos="5760"/>
+        </w:tabs>
+        <w:ind w:left="5760" w:hanging="360"/>
+      </w:pPr>
+      <w:rPr>
+        <w:rFonts w:ascii="Wingdings" w:hAnsi="Wingdings" w:hint="default"/>
+        <w:sz w:val="20"/>
+      </w:rPr>
+    </w:lvl>
+    <w:lvl w:ilvl="8" w:tentative="1">
+      <w:start w:val="1"/>
+      <w:numFmt w:val="bullet"/>
+      <w:lvlText w:val=""/>
+      <w:lvlJc w:val="left"/>
+      <w:pPr>
+        <w:tabs>
+          <w:tab w:val="num" w:pos="6480"/>
+        </w:tabs>
+        <w:ind w:left="6480" w:hanging="360"/>
+      </w:pPr>
+      <w:rPr>
+        <w:rFonts w:ascii="Wingdings" w:hAnsi="Wingdings" w:hint="default"/>
+        <w:sz w:val="20"/>
+      </w:rPr>
+    </w:lvl>
+  </w:abstractNum>
+  <w:abstractNum w:abstractNumId="24" w15:restartNumberingAfterBreak="0">
+    <w:nsid w:val="76E2134B"/>
+    <w:multiLevelType w:val="multilevel"/>
+    <w:tmpl w:val="98A6BFC6"/>
+    <w:lvl w:ilvl="0">
+      <w:start w:val="1"/>
+      <w:numFmt w:val="bullet"/>
+      <w:lvlText w:val=""/>
+      <w:lvlJc w:val="left"/>
+      <w:pPr>
+        <w:tabs>
+          <w:tab w:val="num" w:pos="720"/>
+        </w:tabs>
+        <w:ind w:left="720" w:hanging="360"/>
+      </w:pPr>
+      <w:rPr>
+        <w:rFonts w:ascii="Symbol" w:hAnsi="Symbol" w:hint="default"/>
+        <w:sz w:val="20"/>
+      </w:rPr>
+    </w:lvl>
+    <w:lvl w:ilvl="1" w:tentative="1">
+      <w:start w:val="1"/>
+      <w:numFmt w:val="bullet"/>
+      <w:lvlText w:val="o"/>
+      <w:lvlJc w:val="left"/>
+      <w:pPr>
+        <w:tabs>
+          <w:tab w:val="num" w:pos="1440"/>
+        </w:tabs>
+        <w:ind w:left="1440" w:hanging="360"/>
+      </w:pPr>
+      <w:rPr>
+        <w:rFonts w:ascii="Courier New" w:hAnsi="Courier New" w:hint="default"/>
+        <w:sz w:val="20"/>
+      </w:rPr>
+    </w:lvl>
+    <w:lvl w:ilvl="2" w:tentative="1">
+      <w:start w:val="1"/>
+      <w:numFmt w:val="bullet"/>
+      <w:lvlText w:val=""/>
+      <w:lvlJc w:val="left"/>
+      <w:pPr>
+        <w:tabs>
+          <w:tab w:val="num" w:pos="2160"/>
+        </w:tabs>
+        <w:ind w:left="2160" w:hanging="360"/>
+      </w:pPr>
+      <w:rPr>
+        <w:rFonts w:ascii="Wingdings" w:hAnsi="Wingdings" w:hint="default"/>
+        <w:sz w:val="20"/>
+      </w:rPr>
+    </w:lvl>
+    <w:lvl w:ilvl="3" w:tentative="1">
+      <w:start w:val="1"/>
+      <w:numFmt w:val="bullet"/>
+      <w:lvlText w:val=""/>
+      <w:lvlJc w:val="left"/>
+      <w:pPr>
+        <w:tabs>
+          <w:tab w:val="num" w:pos="2880"/>
+        </w:tabs>
+        <w:ind w:left="2880" w:hanging="360"/>
+      </w:pPr>
+      <w:rPr>
+        <w:rFonts w:ascii="Wingdings" w:hAnsi="Wingdings" w:hint="default"/>
+        <w:sz w:val="20"/>
+      </w:rPr>
+    </w:lvl>
+    <w:lvl w:ilvl="4" w:tentative="1">
+      <w:start w:val="1"/>
+      <w:numFmt w:val="bullet"/>
+      <w:lvlText w:val=""/>
+      <w:lvlJc w:val="left"/>
+      <w:pPr>
+        <w:tabs>
+          <w:tab w:val="num" w:pos="3600"/>
+        </w:tabs>
+        <w:ind w:left="3600" w:hanging="360"/>
+      </w:pPr>
+      <w:rPr>
+        <w:rFonts w:ascii="Wingdings" w:hAnsi="Wingdings" w:hint="default"/>
+        <w:sz w:val="20"/>
+      </w:rPr>
+    </w:lvl>
+    <w:lvl w:ilvl="5" w:tentative="1">
+      <w:start w:val="1"/>
+      <w:numFmt w:val="bullet"/>
+      <w:lvlText w:val=""/>
+      <w:lvlJc w:val="left"/>
+      <w:pPr>
+        <w:tabs>
+          <w:tab w:val="num" w:pos="4320"/>
+        </w:tabs>
+        <w:ind w:left="4320" w:hanging="360"/>
+      </w:pPr>
+      <w:rPr>
+        <w:rFonts w:ascii="Wingdings" w:hAnsi="Wingdings" w:hint="default"/>
+        <w:sz w:val="20"/>
+      </w:rPr>
+    </w:lvl>
+    <w:lvl w:ilvl="6" w:tentative="1">
+      <w:start w:val="1"/>
+      <w:numFmt w:val="bullet"/>
+      <w:lvlText w:val=""/>
+      <w:lvlJc w:val="left"/>
+      <w:pPr>
+        <w:tabs>
+          <w:tab w:val="num" w:pos="5040"/>
+        </w:tabs>
+        <w:ind w:left="5040" w:hanging="360"/>
+      </w:pPr>
+      <w:rPr>
+        <w:rFonts w:ascii="Wingdings" w:hAnsi="Wingdings" w:hint="default"/>
+        <w:sz w:val="20"/>
+      </w:rPr>
+    </w:lvl>
+    <w:lvl w:ilvl="7" w:tentative="1">
+      <w:start w:val="1"/>
+      <w:numFmt w:val="bullet"/>
+      <w:lvlText w:val=""/>
+      <w:lvlJc w:val="left"/>
+      <w:pPr>
+        <w:tabs>
+          <w:tab w:val="num" w:pos="5760"/>
+        </w:tabs>
+        <w:ind w:left="5760" w:hanging="360"/>
+      </w:pPr>
+      <w:rPr>
+        <w:rFonts w:ascii="Wingdings" w:hAnsi="Wingdings" w:hint="default"/>
+        <w:sz w:val="20"/>
+      </w:rPr>
+    </w:lvl>
+    <w:lvl w:ilvl="8" w:tentative="1">
+      <w:start w:val="1"/>
+      <w:numFmt w:val="bullet"/>
+      <w:lvlText w:val=""/>
+      <w:lvlJc w:val="left"/>
+      <w:pPr>
+        <w:tabs>
+          <w:tab w:val="num" w:pos="6480"/>
+        </w:tabs>
+        <w:ind w:left="6480" w:hanging="360"/>
+      </w:pPr>
+      <w:rPr>
+        <w:rFonts w:ascii="Wingdings" w:hAnsi="Wingdings" w:hint="default"/>
+        <w:sz w:val="20"/>
+      </w:rPr>
+    </w:lvl>
+  </w:abstractNum>
+  <w:abstractNum w:abstractNumId="25" w15:restartNumberingAfterBreak="0">
+    <w:nsid w:val="76F203BD"/>
+    <w:multiLevelType w:val="multilevel"/>
+    <w:tmpl w:val="1DEADF02"/>
+    <w:lvl w:ilvl="0">
+      <w:start w:val="1"/>
+      <w:numFmt w:val="bullet"/>
+      <w:lvlText w:val=""/>
+      <w:lvlJc w:val="left"/>
+      <w:pPr>
+        <w:tabs>
+          <w:tab w:val="num" w:pos="720"/>
+        </w:tabs>
+        <w:ind w:left="720" w:hanging="360"/>
+      </w:pPr>
+      <w:rPr>
+        <w:rFonts w:ascii="Symbol" w:hAnsi="Symbol" w:hint="default"/>
+        <w:sz w:val="20"/>
+      </w:rPr>
+    </w:lvl>
+    <w:lvl w:ilvl="1" w:tentative="1">
+      <w:start w:val="1"/>
+      <w:numFmt w:val="bullet"/>
+      <w:lvlText w:val="o"/>
+      <w:lvlJc w:val="left"/>
+      <w:pPr>
+        <w:tabs>
+          <w:tab w:val="num" w:pos="1440"/>
+        </w:tabs>
+        <w:ind w:left="1440" w:hanging="360"/>
+      </w:pPr>
+      <w:rPr>
+        <w:rFonts w:ascii="Courier New" w:hAnsi="Courier New" w:hint="default"/>
+        <w:sz w:val="20"/>
+      </w:rPr>
+    </w:lvl>
+    <w:lvl w:ilvl="2" w:tentative="1">
+      <w:start w:val="1"/>
+      <w:numFmt w:val="bullet"/>
+      <w:lvlText w:val=""/>
+      <w:lvlJc w:val="left"/>
+      <w:pPr>
+        <w:tabs>
+          <w:tab w:val="num" w:pos="2160"/>
+        </w:tabs>
+        <w:ind w:left="2160" w:hanging="360"/>
+      </w:pPr>
+      <w:rPr>
+        <w:rFonts w:ascii="Wingdings" w:hAnsi="Wingdings" w:hint="default"/>
+        <w:sz w:val="20"/>
+      </w:rPr>
+    </w:lvl>
+    <w:lvl w:ilvl="3" w:tentative="1">
+      <w:start w:val="1"/>
+      <w:numFmt w:val="bullet"/>
+      <w:lvlText w:val=""/>
+      <w:lvlJc w:val="left"/>
+      <w:pPr>
+        <w:tabs>
+          <w:tab w:val="num" w:pos="2880"/>
+        </w:tabs>
+        <w:ind w:left="2880" w:hanging="360"/>
+      </w:pPr>
+      <w:rPr>
+        <w:rFonts w:ascii="Wingdings" w:hAnsi="Wingdings" w:hint="default"/>
+        <w:sz w:val="20"/>
+      </w:rPr>
+    </w:lvl>
+    <w:lvl w:ilvl="4" w:tentative="1">
+      <w:start w:val="1"/>
+      <w:numFmt w:val="bullet"/>
+      <w:lvlText w:val=""/>
+      <w:lvlJc w:val="left"/>
+      <w:pPr>
+        <w:tabs>
+          <w:tab w:val="num" w:pos="3600"/>
+        </w:tabs>
+        <w:ind w:left="3600" w:hanging="360"/>
+      </w:pPr>
+      <w:rPr>
+        <w:rFonts w:ascii="Wingdings" w:hAnsi="Wingdings" w:hint="default"/>
+        <w:sz w:val="20"/>
+      </w:rPr>
+    </w:lvl>
+    <w:lvl w:ilvl="5" w:tentative="1">
+      <w:start w:val="1"/>
+      <w:numFmt w:val="bullet"/>
+      <w:lvlText w:val=""/>
+      <w:lvlJc w:val="left"/>
+      <w:pPr>
+        <w:tabs>
+          <w:tab w:val="num" w:pos="4320"/>
+        </w:tabs>
+        <w:ind w:left="4320" w:hanging="360"/>
+      </w:pPr>
+      <w:rPr>
+        <w:rFonts w:ascii="Wingdings" w:hAnsi="Wingdings" w:hint="default"/>
+        <w:sz w:val="20"/>
+      </w:rPr>
+    </w:lvl>
+    <w:lvl w:ilvl="6" w:tentative="1">
+      <w:start w:val="1"/>
+      <w:numFmt w:val="bullet"/>
+      <w:lvlText w:val=""/>
+      <w:lvlJc w:val="left"/>
+      <w:pPr>
+        <w:tabs>
+          <w:tab w:val="num" w:pos="5040"/>
+        </w:tabs>
+        <w:ind w:left="5040" w:hanging="360"/>
+      </w:pPr>
+      <w:rPr>
+        <w:rFonts w:ascii="Wingdings" w:hAnsi="Wingdings" w:hint="default"/>
+        <w:sz w:val="20"/>
+      </w:rPr>
+    </w:lvl>
+    <w:lvl w:ilvl="7" w:tentative="1">
+      <w:start w:val="1"/>
+      <w:numFmt w:val="bullet"/>
+      <w:lvlText w:val=""/>
+      <w:lvlJc w:val="left"/>
+      <w:pPr>
+        <w:tabs>
+          <w:tab w:val="num" w:pos="5760"/>
+        </w:tabs>
+        <w:ind w:left="5760" w:hanging="360"/>
+      </w:pPr>
+      <w:rPr>
+        <w:rFonts w:ascii="Wingdings" w:hAnsi="Wingdings" w:hint="default"/>
+        <w:sz w:val="20"/>
+      </w:rPr>
+    </w:lvl>
+    <w:lvl w:ilvl="8" w:tentative="1">
+      <w:start w:val="1"/>
+      <w:numFmt w:val="bullet"/>
+      <w:lvlText w:val=""/>
+      <w:lvlJc w:val="left"/>
+      <w:pPr>
+        <w:tabs>
+          <w:tab w:val="num" w:pos="6480"/>
+        </w:tabs>
+        <w:ind w:left="6480" w:hanging="360"/>
+      </w:pPr>
+      <w:rPr>
+        <w:rFonts w:ascii="Wingdings" w:hAnsi="Wingdings" w:hint="default"/>
+        <w:sz w:val="20"/>
+      </w:rPr>
+    </w:lvl>
+  </w:abstractNum>
+  <w:abstractNum w:abstractNumId="26" w15:restartNumberingAfterBreak="0">
     <w:nsid w:val="7A945B05"/>
     <w:multiLevelType w:val="multilevel"/>
     <w:tmpl w:val="4ECC7EE8"/>
@@ -2146,7 +7283,156 @@
       </w:rPr>
     </w:lvl>
   </w:abstractNum>
-  <w:abstractNum w:abstractNumId="6" w15:restartNumberingAfterBreak="0">
+  <w:abstractNum w:abstractNumId="27" w15:restartNumberingAfterBreak="0">
+    <w:nsid w:val="7BEF58F0"/>
+    <w:multiLevelType w:val="multilevel"/>
+    <w:tmpl w:val="6D62D4FE"/>
+    <w:lvl w:ilvl="0">
+      <w:start w:val="1"/>
+      <w:numFmt w:val="bullet"/>
+      <w:lvlText w:val=""/>
+      <w:lvlJc w:val="left"/>
+      <w:pPr>
+        <w:tabs>
+          <w:tab w:val="num" w:pos="720"/>
+        </w:tabs>
+        <w:ind w:left="720" w:hanging="360"/>
+      </w:pPr>
+      <w:rPr>
+        <w:rFonts w:ascii="Symbol" w:hAnsi="Symbol" w:hint="default"/>
+        <w:sz w:val="20"/>
+      </w:rPr>
+    </w:lvl>
+    <w:lvl w:ilvl="1" w:tentative="1">
+      <w:start w:val="1"/>
+      <w:numFmt w:val="bullet"/>
+      <w:lvlText w:val="o"/>
+      <w:lvlJc w:val="left"/>
+      <w:pPr>
+        <w:tabs>
+          <w:tab w:val="num" w:pos="1440"/>
+        </w:tabs>
+        <w:ind w:left="1440" w:hanging="360"/>
+      </w:pPr>
+      <w:rPr>
+        <w:rFonts w:ascii="Courier New" w:hAnsi="Courier New" w:hint="default"/>
+        <w:sz w:val="20"/>
+      </w:rPr>
+    </w:lvl>
+    <w:lvl w:ilvl="2" w:tentative="1">
+      <w:start w:val="1"/>
+      <w:numFmt w:val="bullet"/>
+      <w:lvlText w:val=""/>
+      <w:lvlJc w:val="left"/>
+      <w:pPr>
+        <w:tabs>
+          <w:tab w:val="num" w:pos="2160"/>
+        </w:tabs>
+        <w:ind w:left="2160" w:hanging="360"/>
+      </w:pPr>
+      <w:rPr>
+        <w:rFonts w:ascii="Wingdings" w:hAnsi="Wingdings" w:hint="default"/>
+        <w:sz w:val="20"/>
+      </w:rPr>
+    </w:lvl>
+    <w:lvl w:ilvl="3" w:tentative="1">
+      <w:start w:val="1"/>
+      <w:numFmt w:val="bullet"/>
+      <w:lvlText w:val=""/>
+      <w:lvlJc w:val="left"/>
+      <w:pPr>
+        <w:tabs>
+          <w:tab w:val="num" w:pos="2880"/>
+        </w:tabs>
+        <w:ind w:left="2880" w:hanging="360"/>
+      </w:pPr>
+      <w:rPr>
+        <w:rFonts w:ascii="Wingdings" w:hAnsi="Wingdings" w:hint="default"/>
+        <w:sz w:val="20"/>
+      </w:rPr>
+    </w:lvl>
+    <w:lvl w:ilvl="4" w:tentative="1">
+      <w:start w:val="1"/>
+      <w:numFmt w:val="bullet"/>
+      <w:lvlText w:val=""/>
+      <w:lvlJc w:val="left"/>
+      <w:pPr>
+        <w:tabs>
+          <w:tab w:val="num" w:pos="3600"/>
+        </w:tabs>
+        <w:ind w:left="3600" w:hanging="360"/>
+      </w:pPr>
+      <w:rPr>
+        <w:rFonts w:ascii="Wingdings" w:hAnsi="Wingdings" w:hint="default"/>
+        <w:sz w:val="20"/>
+      </w:rPr>
+    </w:lvl>
+    <w:lvl w:ilvl="5" w:tentative="1">
+      <w:start w:val="1"/>
+      <w:numFmt w:val="bullet"/>
+      <w:lvlText w:val=""/>
+      <w:lvlJc w:val="left"/>
+      <w:pPr>
+        <w:tabs>
+          <w:tab w:val="num" w:pos="4320"/>
+        </w:tabs>
+        <w:ind w:left="4320" w:hanging="360"/>
+      </w:pPr>
+      <w:rPr>
+        <w:rFonts w:ascii="Wingdings" w:hAnsi="Wingdings" w:hint="default"/>
+        <w:sz w:val="20"/>
+      </w:rPr>
+    </w:lvl>
+    <w:lvl w:ilvl="6" w:tentative="1">
+      <w:start w:val="1"/>
+      <w:numFmt w:val="bullet"/>
+      <w:lvlText w:val=""/>
+      <w:lvlJc w:val="left"/>
+      <w:pPr>
+        <w:tabs>
+          <w:tab w:val="num" w:pos="5040"/>
+        </w:tabs>
+        <w:ind w:left="5040" w:hanging="360"/>
+      </w:pPr>
+      <w:rPr>
+        <w:rFonts w:ascii="Wingdings" w:hAnsi="Wingdings" w:hint="default"/>
+        <w:sz w:val="20"/>
+      </w:rPr>
+    </w:lvl>
+    <w:lvl w:ilvl="7" w:tentative="1">
+      <w:start w:val="1"/>
+      <w:numFmt w:val="bullet"/>
+      <w:lvlText w:val=""/>
+      <w:lvlJc w:val="left"/>
+      <w:pPr>
+        <w:tabs>
+          <w:tab w:val="num" w:pos="5760"/>
+        </w:tabs>
+        <w:ind w:left="5760" w:hanging="360"/>
+      </w:pPr>
+      <w:rPr>
+        <w:rFonts w:ascii="Wingdings" w:hAnsi="Wingdings" w:hint="default"/>
+        <w:sz w:val="20"/>
+      </w:rPr>
+    </w:lvl>
+    <w:lvl w:ilvl="8" w:tentative="1">
+      <w:start w:val="1"/>
+      <w:numFmt w:val="bullet"/>
+      <w:lvlText w:val=""/>
+      <w:lvlJc w:val="left"/>
+      <w:pPr>
+        <w:tabs>
+          <w:tab w:val="num" w:pos="6480"/>
+        </w:tabs>
+        <w:ind w:left="6480" w:hanging="360"/>
+      </w:pPr>
+      <w:rPr>
+        <w:rFonts w:ascii="Wingdings" w:hAnsi="Wingdings" w:hint="default"/>
+        <w:sz w:val="20"/>
+      </w:rPr>
+    </w:lvl>
+  </w:abstractNum>
+  <w:abstractNum w:abstractNumId="28" w15:restartNumberingAfterBreak="0">
     <w:nsid w:val="7D1D1595"/>
     <w:multiLevelType w:val="multilevel"/>
     <w:tmpl w:val="65004C78"/>
@@ -2295,7 +7581,7 @@
       </w:rPr>
     </w:lvl>
   </w:abstractNum>
-  <w:abstractNum w:abstractNumId="7" w15:restartNumberingAfterBreak="0">
+  <w:abstractNum w:abstractNumId="29" w15:restartNumberingAfterBreak="0">
     <w:nsid w:val="7D9D5444"/>
     <w:multiLevelType w:val="multilevel"/>
     <w:tmpl w:val="14CAFD26"/>
@@ -2445,28 +7731,94 @@
     </w:lvl>
   </w:abstractNum>
   <w:num w:numId="1" w16cid:durableId="2061634099">
-    <w:abstractNumId w:val="3"/>
+    <w:abstractNumId w:val="11"/>
   </w:num>
   <w:num w:numId="2" w16cid:durableId="1973752950">
-    <w:abstractNumId w:val="5"/>
+    <w:abstractNumId w:val="26"/>
   </w:num>
   <w:num w:numId="3" w16cid:durableId="74088292">
-    <w:abstractNumId w:val="2"/>
+    <w:abstractNumId w:val="7"/>
   </w:num>
   <w:num w:numId="4" w16cid:durableId="2039309651">
-    <w:abstractNumId w:val="6"/>
+    <w:abstractNumId w:val="28"/>
   </w:num>
   <w:num w:numId="5" w16cid:durableId="302542448">
-    <w:abstractNumId w:val="7"/>
+    <w:abstractNumId w:val="29"/>
   </w:num>
   <w:num w:numId="6" w16cid:durableId="1999307558">
-    <w:abstractNumId w:val="1"/>
+    <w:abstractNumId w:val="5"/>
   </w:num>
   <w:num w:numId="7" w16cid:durableId="1371565338">
     <w:abstractNumId w:val="0"/>
   </w:num>
   <w:num w:numId="8" w16cid:durableId="729184853">
+    <w:abstractNumId w:val="18"/>
+  </w:num>
+  <w:num w:numId="9" w16cid:durableId="866942007">
+    <w:abstractNumId w:val="14"/>
+  </w:num>
+  <w:num w:numId="10" w16cid:durableId="1712075226">
+    <w:abstractNumId w:val="9"/>
+  </w:num>
+  <w:num w:numId="11" w16cid:durableId="432942340">
+    <w:abstractNumId w:val="10"/>
+  </w:num>
+  <w:num w:numId="12" w16cid:durableId="1978872153">
+    <w:abstractNumId w:val="13"/>
+  </w:num>
+  <w:num w:numId="13" w16cid:durableId="760570593">
+    <w:abstractNumId w:val="15"/>
+  </w:num>
+  <w:num w:numId="14" w16cid:durableId="344794712">
+    <w:abstractNumId w:val="8"/>
+  </w:num>
+  <w:num w:numId="15" w16cid:durableId="2090148915">
+    <w:abstractNumId w:val="12"/>
+  </w:num>
+  <w:num w:numId="16" w16cid:durableId="2082678425">
+    <w:abstractNumId w:val="25"/>
+  </w:num>
+  <w:num w:numId="17" w16cid:durableId="1137795965">
+    <w:abstractNumId w:val="24"/>
+  </w:num>
+  <w:num w:numId="18" w16cid:durableId="1362122286">
+    <w:abstractNumId w:val="20"/>
+  </w:num>
+  <w:num w:numId="19" w16cid:durableId="509220126">
+    <w:abstractNumId w:val="17"/>
+  </w:num>
+  <w:num w:numId="20" w16cid:durableId="1673142937">
+    <w:abstractNumId w:val="19"/>
+  </w:num>
+  <w:num w:numId="21" w16cid:durableId="103351502">
+    <w:abstractNumId w:val="21"/>
+  </w:num>
+  <w:num w:numId="22" w16cid:durableId="1552227516">
+    <w:abstractNumId w:val="22"/>
+  </w:num>
+  <w:num w:numId="23" w16cid:durableId="1221404367">
+    <w:abstractNumId w:val="6"/>
+  </w:num>
+  <w:num w:numId="24" w16cid:durableId="1167672878">
+    <w:abstractNumId w:val="27"/>
+  </w:num>
+  <w:num w:numId="25" w16cid:durableId="257060788">
+    <w:abstractNumId w:val="3"/>
+  </w:num>
+  <w:num w:numId="26" w16cid:durableId="810710747">
+    <w:abstractNumId w:val="1"/>
+  </w:num>
+  <w:num w:numId="27" w16cid:durableId="1477721658">
+    <w:abstractNumId w:val="2"/>
+  </w:num>
+  <w:num w:numId="28" w16cid:durableId="388917691">
+    <w:abstractNumId w:val="23"/>
+  </w:num>
+  <w:num w:numId="29" w16cid:durableId="914629536">
     <w:abstractNumId w:val="4"/>
+  </w:num>
+  <w:num w:numId="30" w16cid:durableId="400374738">
+    <w:abstractNumId w:val="16"/>
   </w:num>
 </w:numbering>
 </file>
@@ -3074,7 +8426,6 @@
   <w:style w:type="character" w:default="1" w:styleId="DefaultParagraphFont">
     <w:name w:val="Default Paragraph Font"/>
     <w:uiPriority w:val="1"/>
-    <w:semiHidden/>
     <w:unhideWhenUsed/>
   </w:style>
   <w:style w:type="table" w:default="1" w:styleId="TableNormal">
